--- a/site/downloads/handbook-B14.docx
+++ b/site/downloads/handbook-B14.docx
@@ -1972,7 +1972,7 @@
           <w:b w:val="0"/>
           <w:i w:val="0"/>
         </w:rPr>
-        <w:t>Starter code:</w:t>
+        <w:t>Shape of the answer. The reference solution defines these names. Write the bodies yourself.</w:t>
       </w:r>
     </w:p>
     <w:tbl>
@@ -2010,7 +2010,7 @@
                 <w:b w:val="0"/>
                 <w:sz w:val="16"/>
               </w:rPr>
-              <w:t>import mlflow</w:t>
+              <w:t># Fit a logistic regression and record the run in MLflow.</w:t>
             </w:r>
           </w:p>
           <w:p>
@@ -2033,7 +2033,7 @@
                 <w:b w:val="0"/>
                 <w:sz w:val="16"/>
               </w:rPr>
-              <w:t>import numpy as np</w:t>
+              <w:t>def tracked_fit(</w:t>
             </w:r>
           </w:p>
           <w:p>
@@ -2056,7 +2056,7 @@
                 <w:b w:val="0"/>
                 <w:sz w:val="16"/>
               </w:rPr>
-              <w:t>from sklearn.linear_model import LogisticRegression</w:t>
+              <w:t xml:space="preserve">    X_train: np.ndarray,</w:t>
             </w:r>
           </w:p>
           <w:p>
@@ -2079,7 +2079,7 @@
                 <w:b w:val="0"/>
                 <w:sz w:val="16"/>
               </w:rPr>
-              <w:t xml:space="preserve"> </w:t>
+              <w:t xml:space="preserve">    y_train: np.ndarray,</w:t>
             </w:r>
           </w:p>
           <w:p>
@@ -2102,7 +2102,7 @@
                 <w:b w:val="0"/>
                 <w:sz w:val="16"/>
               </w:rPr>
-              <w:t xml:space="preserve"> </w:t>
+              <w:t xml:space="preserve">    c: float,</w:t>
             </w:r>
           </w:p>
           <w:p>
@@ -2125,7 +2125,7 @@
                 <w:b w:val="0"/>
                 <w:sz w:val="16"/>
               </w:rPr>
-              <w:t>def tracked_fit(X_train, y_train, c, seed, commit, data_hash, cv_auc):</w:t>
+              <w:t xml:space="preserve">    seed: int,</w:t>
             </w:r>
           </w:p>
           <w:p>
@@ -2148,7 +2148,7 @@
                 <w:b w:val="0"/>
                 <w:sz w:val="16"/>
               </w:rPr>
-              <w:t xml:space="preserve">    mlflow.start_run()</w:t>
+              <w:t xml:space="preserve">    commit: str,</w:t>
             </w:r>
           </w:p>
           <w:p>
@@ -2171,7 +2171,7 @@
                 <w:b w:val="0"/>
                 <w:sz w:val="16"/>
               </w:rPr>
-              <w:t xml:space="preserve">    model = LogisticRegression(C=c).fit(X_train, y_train)</w:t>
+              <w:t xml:space="preserve">    data_hash: str,</w:t>
             </w:r>
           </w:p>
           <w:p>
@@ -2194,7 +2194,7 @@
                 <w:b w:val="0"/>
                 <w:sz w:val="16"/>
               </w:rPr>
-              <w:t xml:space="preserve">    print(cv_auc)</w:t>
+              <w:t xml:space="preserve">    cv_auc: float,</w:t>
             </w:r>
           </w:p>
           <w:p>
@@ -2217,7 +2217,7 @@
                 <w:b w:val="0"/>
                 <w:sz w:val="16"/>
               </w:rPr>
-              <w:t xml:space="preserve">    return model</w:t>
+              <w:t>) -&gt; str: ...</w:t>
             </w:r>
           </w:p>
         </w:tc>
@@ -2225,196 +2225,12 @@
     </w:tbl>
     <w:p/>
     <w:p>
-      <w:pPr>
-        <w:pStyle w:val="Heading5"/>
-      </w:pPr>
-      <w:r>
-        <w:t>Exercise 5. Architecture design (level 4)</w:t>
-      </w:r>
-    </w:p>
-    <w:p>
-      <w:r>
-        <w:rPr>
-          <w:b w:val="0"/>
-          <w:i w:val="0"/>
-        </w:rPr>
-        <w:t>Decide how each item is recorded in MLflow.</w:t>
-      </w:r>
-    </w:p>
-    <w:p>
-      <w:r>
-        <w:rPr>
-          <w:b w:val="0"/>
-          <w:i w:val="0"/>
-        </w:rPr>
-        <w:t>Options: Parameter, Tag, Metric, Artifact.</w:t>
-      </w:r>
-    </w:p>
-    <w:p>
-      <w:pPr>
-        <w:pStyle w:val="ListNumber"/>
-      </w:pPr>
-      <w:r>
-        <w:rPr>
-          <w:b w:val="0"/>
-          <w:i w:val="0"/>
-        </w:rPr>
-        <w:t>Random seed</w:t>
-      </w:r>
-    </w:p>
-    <w:p>
-      <w:pPr>
-        <w:pStyle w:val="ListNumber"/>
-      </w:pPr>
-      <w:r>
-        <w:rPr>
-          <w:b w:val="0"/>
-          <w:i w:val="0"/>
-        </w:rPr>
-        <w:t>Git commit</w:t>
-      </w:r>
-    </w:p>
-    <w:p>
-      <w:pPr>
-        <w:pStyle w:val="ListNumber"/>
-      </w:pPr>
-      <w:r>
-        <w:rPr>
-          <w:b w:val="0"/>
-          <w:i w:val="0"/>
-        </w:rPr>
-        <w:t>Cross-validated AUC</w:t>
-      </w:r>
-    </w:p>
-    <w:p>
-      <w:pPr>
-        <w:pStyle w:val="ListNumber"/>
-      </w:pPr>
-      <w:r>
-        <w:rPr>
-          <w:b w:val="0"/>
-          <w:i w:val="0"/>
-        </w:rPr>
-        <w:t>Calibration plot</w:t>
-      </w:r>
-    </w:p>
-    <w:p>
-      <w:pPr>
-        <w:pStyle w:val="Heading4"/>
-      </w:pPr>
-      <w:r>
-        <w:t>Sources</w:t>
-      </w:r>
-    </w:p>
-    <w:p>
-      <w:pPr>
-        <w:pStyle w:val="ListBullet"/>
-      </w:pPr>
-      <w:r>
-        <w:rPr>
-          <w:b w:val="0"/>
-          <w:i w:val="0"/>
-        </w:rPr>
-        <w:t>MLflow 3.16: default local tracking URI is sqlite:///&lt;cwd&gt;/mlflow.db; params come back as strings; re-logging a param with a new value raises MlflowException; log_model accepts name=; sklearn models are saved as model.skops with requirements.txt, conda.yaml and python_env.yaml. (verified: Run with MLflow 3.16.1 in a scratch environment for this repository.)</w:t>
-      </w:r>
-    </w:p>
-    <w:p>
-      <w:pPr>
-        <w:pStyle w:val="Heading3"/>
-      </w:pPr>
-      <w:r>
-        <w:t>B14-L2 Registry versions and aliases, not stages</w:t>
-      </w:r>
-    </w:p>
-    <w:p>
-      <w:pPr>
-        <w:pStyle w:val="Heading4"/>
-      </w:pPr>
-      <w:r>
-        <w:t>Concept</w:t>
-      </w:r>
-    </w:p>
-    <w:p>
-      <w:r>
-        <w:rPr>
-          <w:b w:val="0"/>
-          <w:i w:val="0"/>
-        </w:rPr>
-        <w:t xml:space="preserve">The </w:t>
-      </w:r>
-      <w:r>
-        <w:rPr>
-          <w:b/>
-          <w:i w:val="0"/>
-        </w:rPr>
-        <w:t>model registry</w:t>
-      </w:r>
-      <w:r>
-        <w:rPr>
-          <w:b w:val="0"/>
-          <w:i w:val="0"/>
-        </w:rPr>
-        <w:t xml:space="preserve"> turns logged models into named, numbered versions. Each </w:t>
-      </w:r>
-      <w:r>
-        <w:rPr>
-          <w:rFonts w:ascii="Consolas" w:hAnsi="Consolas" w:eastAsia="Consolas"/>
-          <w:b w:val="0"/>
-          <w:sz w:val="19"/>
-        </w:rPr>
-        <w:t>log_model(..., registered_model_name="churn_model")</w:t>
-      </w:r>
-      <w:r>
-        <w:rPr>
-          <w:b w:val="0"/>
-          <w:i w:val="0"/>
-        </w:rPr>
-        <w:t xml:space="preserve"> or </w:t>
-      </w:r>
-      <w:r>
-        <w:rPr>
-          <w:rFonts w:ascii="Consolas" w:hAnsi="Consolas" w:eastAsia="Consolas"/>
-          <w:b w:val="0"/>
-          <w:sz w:val="19"/>
-        </w:rPr>
-        <w:t>mlflow.register_model(...)</w:t>
-      </w:r>
-      <w:r>
-        <w:rPr>
-          <w:b w:val="0"/>
-          <w:i w:val="0"/>
-        </w:rPr>
-        <w:t xml:space="preserve"> call creates a new </w:t>
-      </w:r>
-      <w:r>
-        <w:rPr>
-          <w:b/>
-          <w:i w:val="0"/>
-        </w:rPr>
-        <w:t>version</w:t>
-      </w:r>
-      <w:r>
-        <w:rPr>
-          <w:b w:val="0"/>
-          <w:i w:val="0"/>
-        </w:rPr>
-        <w:t>: 1, 2, 3. A version never changes. It points at one run, one set of parameters and one model file.</w:t>
-      </w:r>
-    </w:p>
-    <w:p>
-      <w:r>
-        <w:rPr>
-          <w:b/>
-          <w:i w:val="0"/>
-        </w:rPr>
-        <w:t>Aliases</w:t>
-      </w:r>
-      <w:r>
-        <w:rPr>
-          <w:b w:val="0"/>
-          <w:i w:val="0"/>
-        </w:rPr>
-        <w:t xml:space="preserve"> are movable labels on versions. MLflow 3.16:</w:t>
+      <w:r>
+        <w:rPr>
+          <w:b w:val="0"/>
+          <w:i w:val="0"/>
+        </w:rPr>
+        <w:t>Starter code:</w:t>
       </w:r>
     </w:p>
     <w:tbl>
@@ -2452,7 +2268,7 @@
                 <w:b w:val="0"/>
                 <w:sz w:val="16"/>
               </w:rPr>
-              <w:t>from mlflow import MlflowClient</w:t>
+              <w:t>import mlflow</w:t>
             </w:r>
           </w:p>
           <w:p>
@@ -2475,7 +2291,7 @@
                 <w:b w:val="0"/>
                 <w:sz w:val="16"/>
               </w:rPr>
-              <w:t xml:space="preserve"> </w:t>
+              <w:t>import numpy as np</w:t>
             </w:r>
           </w:p>
           <w:p>
@@ -2498,7 +2314,7 @@
                 <w:b w:val="0"/>
                 <w:sz w:val="16"/>
               </w:rPr>
-              <w:t>client = MlflowClient()</w:t>
+              <w:t>from sklearn.linear_model import LogisticRegression</w:t>
             </w:r>
           </w:p>
           <w:p>
@@ -2521,7 +2337,7 @@
                 <w:b w:val="0"/>
                 <w:sz w:val="16"/>
               </w:rPr>
-              <w:t>client.set_registered_model_alias("churn_model", "champion", "3")</w:t>
+              <w:t xml:space="preserve"> </w:t>
             </w:r>
           </w:p>
           <w:p>
@@ -2544,7 +2360,122 @@
                 <w:b w:val="0"/>
                 <w:sz w:val="16"/>
               </w:rPr>
-              <w:t>model = mlflow.pyfunc.load_model("models:/churn_model@champion")</w:t>
+              <w:t xml:space="preserve"> </w:t>
+            </w:r>
+          </w:p>
+          <w:p>
+            <w:pPr>
+              <w:spacing w:before="0" w:after="0" w:line="240" w:lineRule="auto"/>
+              <w:ind w:left="567" w:hanging="567"/>
+            </w:pPr>
+            <w:r>
+              <w:rPr>
+                <w:rFonts w:ascii="Consolas" w:hAnsi="Consolas" w:eastAsia="Consolas"/>
+                <w:b w:val="0"/>
+                <w:color w:val="5B6875"/>
+                <w:sz w:val="16"/>
+              </w:rPr>
+              <w:t xml:space="preserve">   6  </w:t>
+            </w:r>
+            <w:r>
+              <w:rPr>
+                <w:rFonts w:ascii="Consolas" w:hAnsi="Consolas" w:eastAsia="Consolas"/>
+                <w:b w:val="0"/>
+                <w:sz w:val="16"/>
+              </w:rPr>
+              <w:t>def tracked_fit(X_train, y_train, c, seed, commit, data_hash, cv_auc):</w:t>
+            </w:r>
+          </w:p>
+          <w:p>
+            <w:pPr>
+              <w:spacing w:before="0" w:after="0" w:line="240" w:lineRule="auto"/>
+              <w:ind w:left="567" w:hanging="567"/>
+            </w:pPr>
+            <w:r>
+              <w:rPr>
+                <w:rFonts w:ascii="Consolas" w:hAnsi="Consolas" w:eastAsia="Consolas"/>
+                <w:b w:val="0"/>
+                <w:color w:val="5B6875"/>
+                <w:sz w:val="16"/>
+              </w:rPr>
+              <w:t xml:space="preserve">   7  </w:t>
+            </w:r>
+            <w:r>
+              <w:rPr>
+                <w:rFonts w:ascii="Consolas" w:hAnsi="Consolas" w:eastAsia="Consolas"/>
+                <w:b w:val="0"/>
+                <w:sz w:val="16"/>
+              </w:rPr>
+              <w:t xml:space="preserve">    mlflow.start_run()</w:t>
+            </w:r>
+          </w:p>
+          <w:p>
+            <w:pPr>
+              <w:spacing w:before="0" w:after="0" w:line="240" w:lineRule="auto"/>
+              <w:ind w:left="567" w:hanging="567"/>
+            </w:pPr>
+            <w:r>
+              <w:rPr>
+                <w:rFonts w:ascii="Consolas" w:hAnsi="Consolas" w:eastAsia="Consolas"/>
+                <w:b w:val="0"/>
+                <w:color w:val="5B6875"/>
+                <w:sz w:val="16"/>
+              </w:rPr>
+              <w:t xml:space="preserve">   8  </w:t>
+            </w:r>
+            <w:r>
+              <w:rPr>
+                <w:rFonts w:ascii="Consolas" w:hAnsi="Consolas" w:eastAsia="Consolas"/>
+                <w:b w:val="0"/>
+                <w:sz w:val="16"/>
+              </w:rPr>
+              <w:t xml:space="preserve">    model = LogisticRegression(C=c).fit(X_train, y_train)</w:t>
+            </w:r>
+          </w:p>
+          <w:p>
+            <w:pPr>
+              <w:spacing w:before="0" w:after="0" w:line="240" w:lineRule="auto"/>
+              <w:ind w:left="567" w:hanging="567"/>
+            </w:pPr>
+            <w:r>
+              <w:rPr>
+                <w:rFonts w:ascii="Consolas" w:hAnsi="Consolas" w:eastAsia="Consolas"/>
+                <w:b w:val="0"/>
+                <w:color w:val="5B6875"/>
+                <w:sz w:val="16"/>
+              </w:rPr>
+              <w:t xml:space="preserve">   9  </w:t>
+            </w:r>
+            <w:r>
+              <w:rPr>
+                <w:rFonts w:ascii="Consolas" w:hAnsi="Consolas" w:eastAsia="Consolas"/>
+                <w:b w:val="0"/>
+                <w:sz w:val="16"/>
+              </w:rPr>
+              <w:t xml:space="preserve">    print(cv_auc)</w:t>
+            </w:r>
+          </w:p>
+          <w:p>
+            <w:pPr>
+              <w:spacing w:before="0" w:after="0" w:line="240" w:lineRule="auto"/>
+              <w:ind w:left="567" w:hanging="567"/>
+            </w:pPr>
+            <w:r>
+              <w:rPr>
+                <w:rFonts w:ascii="Consolas" w:hAnsi="Consolas" w:eastAsia="Consolas"/>
+                <w:b w:val="0"/>
+                <w:color w:val="5B6875"/>
+                <w:sz w:val="16"/>
+              </w:rPr>
+              <w:t xml:space="preserve">  10  </w:t>
+            </w:r>
+            <w:r>
+              <w:rPr>
+                <w:rFonts w:ascii="Consolas" w:hAnsi="Consolas" w:eastAsia="Consolas"/>
+                <w:b w:val="0"/>
+                <w:sz w:val="16"/>
+              </w:rPr>
+              <w:t xml:space="preserve">    return model</w:t>
             </w:r>
           </w:p>
         </w:tc>
@@ -2552,133 +2483,20 @@
     </w:tbl>
     <w:p/>
     <w:p>
-      <w:r>
-        <w:rPr>
-          <w:b w:val="0"/>
-          <w:i w:val="0"/>
-        </w:rPr>
-        <w:t xml:space="preserve">The scoring job always loads </w:t>
-      </w:r>
-      <w:r>
-        <w:rPr>
-          <w:rFonts w:ascii="Consolas" w:hAnsi="Consolas" w:eastAsia="Consolas"/>
-          <w:b w:val="0"/>
-          <w:sz w:val="19"/>
-        </w:rPr>
-        <w:t>@champion</w:t>
-      </w:r>
-      <w:r>
-        <w:rPr>
-          <w:b w:val="0"/>
-          <w:i w:val="0"/>
-        </w:rPr>
-        <w:t>. Promotion moves the alias to a new version. Rollback moves it back. The job's code never changes, and every prediction can be traced to a version and its run.</w:t>
+      <w:pPr>
+        <w:pStyle w:val="Heading5"/>
+      </w:pPr>
+      <w:r>
+        <w:t>Exercise 5. Architecture design (level 4)</w:t>
       </w:r>
     </w:p>
     <w:p>
       <w:r>
         <w:rPr>
-          <w:b/>
-          <w:i w:val="0"/>
-        </w:rPr>
-        <w:t>Stages</w:t>
-      </w:r>
-      <w:r>
-        <w:rPr>
-          <w:b w:val="0"/>
-          <w:i w:val="0"/>
-        </w:rPr>
-        <w:t xml:space="preserve"> (</w:t>
-      </w:r>
-      <w:r>
-        <w:rPr>
-          <w:rFonts w:ascii="Consolas" w:hAnsi="Consolas" w:eastAsia="Consolas"/>
-          <w:b w:val="0"/>
-          <w:sz w:val="19"/>
-        </w:rPr>
-        <w:t>Staging</w:t>
-      </w:r>
-      <w:r>
-        <w:rPr>
-          <w:b w:val="0"/>
-          <w:i w:val="0"/>
-        </w:rPr>
-        <w:t xml:space="preserve">, </w:t>
-      </w:r>
-      <w:r>
-        <w:rPr>
-          <w:rFonts w:ascii="Consolas" w:hAnsi="Consolas" w:eastAsia="Consolas"/>
-          <w:b w:val="0"/>
-          <w:sz w:val="19"/>
-        </w:rPr>
-        <w:t>Production</w:t>
-      </w:r>
-      <w:r>
-        <w:rPr>
-          <w:b w:val="0"/>
-          <w:i w:val="0"/>
-        </w:rPr>
-        <w:t xml:space="preserve">, </w:t>
-      </w:r>
-      <w:r>
-        <w:rPr>
-          <w:rFonts w:ascii="Consolas" w:hAnsi="Consolas" w:eastAsia="Consolas"/>
-          <w:b w:val="0"/>
-          <w:sz w:val="19"/>
-        </w:rPr>
-        <w:t>Archived</w:t>
-      </w:r>
-      <w:r>
-        <w:rPr>
-          <w:b w:val="0"/>
-          <w:i w:val="0"/>
-        </w:rPr>
-        <w:t xml:space="preserve">) are the older mechanism. </w:t>
-      </w:r>
-      <w:r>
-        <w:rPr>
-          <w:rFonts w:ascii="Consolas" w:hAnsi="Consolas" w:eastAsia="Consolas"/>
-          <w:b w:val="0"/>
-          <w:sz w:val="19"/>
-        </w:rPr>
-        <w:t>transition_model_version_stage</w:t>
-      </w:r>
-      <w:r>
-        <w:rPr>
-          <w:b w:val="0"/>
-          <w:i w:val="0"/>
-        </w:rPr>
-        <w:t xml:space="preserve"> has been deprecated since MLflow 2.9, and MLflow 3.16 warns that stages will be removed. Models in Unity Catalog on Databricks use aliases only, with three-level names such as </w:t>
-      </w:r>
-      <w:r>
-        <w:rPr>
-          <w:rFonts w:ascii="Consolas" w:hAnsi="Consolas" w:eastAsia="Consolas"/>
-          <w:b w:val="0"/>
-          <w:sz w:val="19"/>
-        </w:rPr>
-        <w:t>ml.churn.churn_model</w:t>
-      </w:r>
-      <w:r>
-        <w:rPr>
-          <w:b w:val="0"/>
-          <w:i w:val="0"/>
-        </w:rPr>
-        <w:t xml:space="preserve"> after </w:t>
-      </w:r>
-      <w:r>
-        <w:rPr>
-          <w:rFonts w:ascii="Consolas" w:hAnsi="Consolas" w:eastAsia="Consolas"/>
-          <w:b w:val="0"/>
-          <w:sz w:val="19"/>
-        </w:rPr>
-        <w:t>mlflow.set_registry_uri("databricks-uc")</w:t>
-      </w:r>
-      <w:r>
-        <w:rPr>
-          <w:b w:val="0"/>
-          <w:i w:val="0"/>
-        </w:rPr>
-        <w:t>.</w:t>
+          <w:b w:val="0"/>
+          <w:i w:val="0"/>
+        </w:rPr>
+        <w:t>Decide how each item is recorded in MLflow.</w:t>
       </w:r>
     </w:p>
     <w:p>
@@ -2687,7 +2505,7 @@
           <w:b w:val="0"/>
           <w:i w:val="0"/>
         </w:rPr>
-        <w:t>Promote on evidence, not by hand:</w:t>
+        <w:t>Options: Parameter, Tag, Metric, Artifact.</w:t>
       </w:r>
     </w:p>
     <w:p>
@@ -2699,7 +2517,7 @@
           <w:b w:val="0"/>
           <w:i w:val="0"/>
         </w:rPr>
-        <w:t>Train and register a candidate version.</w:t>
+        <w:t>Random seed</w:t>
       </w:r>
     </w:p>
     <w:p>
@@ -2711,7 +2529,7 @@
           <w:b w:val="0"/>
           <w:i w:val="0"/>
         </w:rPr>
-        <w:t>Evaluate it on the same held-out data and metric as the current champion.</w:t>
+        <w:t>Git commit</w:t>
       </w:r>
     </w:p>
     <w:p>
@@ -2723,22 +2541,7 @@
           <w:b w:val="0"/>
           <w:i w:val="0"/>
         </w:rPr>
-        <w:t xml:space="preserve">Move </w:t>
-      </w:r>
-      <w:r>
-        <w:rPr>
-          <w:rFonts w:ascii="Consolas" w:hAnsi="Consolas" w:eastAsia="Consolas"/>
-          <w:b w:val="0"/>
-          <w:sz w:val="19"/>
-        </w:rPr>
-        <w:t>champion</w:t>
-      </w:r>
-      <w:r>
-        <w:rPr>
-          <w:b w:val="0"/>
-          <w:i w:val="0"/>
-        </w:rPr>
-        <w:t xml:space="preserve"> only if the candidate beats it by a margin agreed in advance.</w:t>
+        <w:t>Cross-validated AUC</w:t>
       </w:r>
     </w:p>
     <w:p>
@@ -2750,78 +2553,35 @@
           <w:b w:val="0"/>
           <w:i w:val="0"/>
         </w:rPr>
-        <w:t xml:space="preserve">Keep the old version reachable, for example with a </w:t>
-      </w:r>
-      <w:r>
-        <w:rPr>
-          <w:rFonts w:ascii="Consolas" w:hAnsi="Consolas" w:eastAsia="Consolas"/>
-          <w:b w:val="0"/>
-          <w:sz w:val="19"/>
-        </w:rPr>
-        <w:t>previous_champion</w:t>
-      </w:r>
-      <w:r>
-        <w:rPr>
-          <w:b w:val="0"/>
-          <w:i w:val="0"/>
-        </w:rPr>
-        <w:t xml:space="preserve"> alias, so rollback is one call.</w:t>
+        <w:t>Calibration plot</w:t>
       </w:r>
     </w:p>
     <w:p>
-      <w:r>
-        <w:rPr>
-          <w:b w:val="0"/>
-          <w:i w:val="0"/>
-        </w:rPr>
-        <w:t>Record the decision: which versions were compared, the scores and who approved. On Databricks, Unity Catalog grants (lesson A4-L2) control who can move an alias.</w:t>
+      <w:pPr>
+        <w:pStyle w:val="Heading4"/>
+      </w:pPr>
+      <w:r>
+        <w:t>Sources</w:t>
       </w:r>
     </w:p>
     <w:p>
       <w:pPr>
-        <w:pStyle w:val="Heading4"/>
-      </w:pPr>
-      <w:r>
-        <w:t>Why it matters</w:t>
+        <w:pStyle w:val="ListBullet"/>
+      </w:pPr>
+      <w:r>
+        <w:rPr>
+          <w:b w:val="0"/>
+          <w:i w:val="0"/>
+        </w:rPr>
+        <w:t>MLflow 3.16: default local tracking URI is sqlite:///&lt;cwd&gt;/mlflow.db; params come back as strings; re-logging a param with a new value raises MlflowException; log_model accepts name=; sklearn models are saved as model.skops with requirements.txt, conda.yaml and python_env.yaml. (verified: Run with MLflow 3.16.1 in a scratch environment for this repository.)</w:t>
       </w:r>
     </w:p>
     <w:p>
-      <w:r>
-        <w:rPr>
-          <w:b w:val="0"/>
-          <w:i w:val="0"/>
-        </w:rPr>
-        <w:t xml:space="preserve">A team kept production models as files named </w:t>
-      </w:r>
-      <w:r>
-        <w:rPr>
-          <w:rFonts w:ascii="Consolas" w:hAnsi="Consolas" w:eastAsia="Consolas"/>
-          <w:b w:val="0"/>
-          <w:sz w:val="19"/>
-        </w:rPr>
-        <w:t>model_prod.pkl</w:t>
-      </w:r>
-      <w:r>
-        <w:rPr>
-          <w:b w:val="0"/>
-          <w:i w:val="0"/>
-        </w:rPr>
-        <w:t xml:space="preserve">, overwritten on each release. A new version cut conversion forecasts by 12% overnight. Rolling back meant finding last month's file on someone's laptop. It took a day. With versions and an alias, rollback is </w:t>
-      </w:r>
-      <w:r>
-        <w:rPr>
-          <w:rFonts w:ascii="Consolas" w:hAnsi="Consolas" w:eastAsia="Consolas"/>
-          <w:b w:val="0"/>
-          <w:sz w:val="19"/>
-        </w:rPr>
-        <w:t>set_registered_model_alias("churn_model", "champion", "4")</w:t>
-      </w:r>
-      <w:r>
-        <w:rPr>
-          <w:b w:val="0"/>
-          <w:i w:val="0"/>
-        </w:rPr>
-        <w:t>, and the scoring job picks it up on its next run.</w:t>
+      <w:pPr>
+        <w:pStyle w:val="Heading3"/>
+      </w:pPr>
+      <w:r>
+        <w:t>B14-L2 Registry versions and aliases, not stages</w:t>
       </w:r>
     </w:p>
     <w:p>
@@ -2829,7 +2589,90 @@
         <w:pStyle w:val="Heading4"/>
       </w:pPr>
       <w:r>
-        <w:t>Worked example: weak code</w:t>
+        <w:t>Concept</w:t>
+      </w:r>
+    </w:p>
+    <w:p>
+      <w:r>
+        <w:rPr>
+          <w:b w:val="0"/>
+          <w:i w:val="0"/>
+        </w:rPr>
+        <w:t xml:space="preserve">The </w:t>
+      </w:r>
+      <w:r>
+        <w:rPr>
+          <w:b/>
+          <w:i w:val="0"/>
+        </w:rPr>
+        <w:t>model registry</w:t>
+      </w:r>
+      <w:r>
+        <w:rPr>
+          <w:b w:val="0"/>
+          <w:i w:val="0"/>
+        </w:rPr>
+        <w:t xml:space="preserve"> turns logged models into named, numbered versions. Each </w:t>
+      </w:r>
+      <w:r>
+        <w:rPr>
+          <w:rFonts w:ascii="Consolas" w:hAnsi="Consolas" w:eastAsia="Consolas"/>
+          <w:b w:val="0"/>
+          <w:sz w:val="19"/>
+        </w:rPr>
+        <w:t>log_model(..., registered_model_name="churn_model")</w:t>
+      </w:r>
+      <w:r>
+        <w:rPr>
+          <w:b w:val="0"/>
+          <w:i w:val="0"/>
+        </w:rPr>
+        <w:t xml:space="preserve"> or </w:t>
+      </w:r>
+      <w:r>
+        <w:rPr>
+          <w:rFonts w:ascii="Consolas" w:hAnsi="Consolas" w:eastAsia="Consolas"/>
+          <w:b w:val="0"/>
+          <w:sz w:val="19"/>
+        </w:rPr>
+        <w:t>mlflow.register_model(...)</w:t>
+      </w:r>
+      <w:r>
+        <w:rPr>
+          <w:b w:val="0"/>
+          <w:i w:val="0"/>
+        </w:rPr>
+        <w:t xml:space="preserve"> call creates a new </w:t>
+      </w:r>
+      <w:r>
+        <w:rPr>
+          <w:b/>
+          <w:i w:val="0"/>
+        </w:rPr>
+        <w:t>version</w:t>
+      </w:r>
+      <w:r>
+        <w:rPr>
+          <w:b w:val="0"/>
+          <w:i w:val="0"/>
+        </w:rPr>
+        <w:t>: 1, 2, 3. A version never changes. It points at one run, one set of parameters and one model file.</w:t>
+      </w:r>
+    </w:p>
+    <w:p>
+      <w:r>
+        <w:rPr>
+          <w:b/>
+          <w:i w:val="0"/>
+        </w:rPr>
+        <w:t>Aliases</w:t>
+      </w:r>
+      <w:r>
+        <w:rPr>
+          <w:b w:val="0"/>
+          <w:i w:val="0"/>
+        </w:rPr>
+        <w:t xml:space="preserve"> are movable labels on versions. MLflow 3.16:</w:t>
       </w:r>
     </w:p>
     <w:tbl>
@@ -2855,19 +2698,19 @@
             <w:r>
               <w:rPr>
                 <w:rFonts w:ascii="Consolas" w:hAnsi="Consolas" w:eastAsia="Consolas"/>
-                <w:b/>
+                <w:b w:val="0"/>
                 <w:color w:val="5B6875"/>
                 <w:sz w:val="16"/>
               </w:rPr>
-              <w:t xml:space="preserve"> [1]  </w:t>
-            </w:r>
-            <w:r>
-              <w:rPr>
-                <w:rFonts w:ascii="Consolas" w:hAnsi="Consolas" w:eastAsia="Consolas"/>
-                <w:b w:val="0"/>
-                <w:sz w:val="16"/>
-              </w:rPr>
-              <w:t>client.transition_model_version_stage("churn_model", new_version, "Production")</w:t>
+              <w:t xml:space="preserve">   1  </w:t>
+            </w:r>
+            <w:r>
+              <w:rPr>
+                <w:rFonts w:ascii="Consolas" w:hAnsi="Consolas" w:eastAsia="Consolas"/>
+                <w:b w:val="0"/>
+                <w:sz w:val="16"/>
+              </w:rPr>
+              <w:t>from mlflow import MlflowClient</w:t>
             </w:r>
           </w:p>
           <w:p>
@@ -2890,36 +2733,361 @@
                 <w:b w:val="0"/>
                 <w:sz w:val="16"/>
               </w:rPr>
-              <w:t>model = mlflow.pyfunc.load_model("models:/churn_model/Production")</w:t>
+              <w:t xml:space="preserve"> </w:t>
+            </w:r>
+          </w:p>
+          <w:p>
+            <w:pPr>
+              <w:spacing w:before="0" w:after="0" w:line="240" w:lineRule="auto"/>
+              <w:ind w:left="567" w:hanging="567"/>
+            </w:pPr>
+            <w:r>
+              <w:rPr>
+                <w:rFonts w:ascii="Consolas" w:hAnsi="Consolas" w:eastAsia="Consolas"/>
+                <w:b w:val="0"/>
+                <w:color w:val="5B6875"/>
+                <w:sz w:val="16"/>
+              </w:rPr>
+              <w:t xml:space="preserve">   3  </w:t>
+            </w:r>
+            <w:r>
+              <w:rPr>
+                <w:rFonts w:ascii="Consolas" w:hAnsi="Consolas" w:eastAsia="Consolas"/>
+                <w:b w:val="0"/>
+                <w:sz w:val="16"/>
+              </w:rPr>
+              <w:t>client = MlflowClient()</w:t>
+            </w:r>
+          </w:p>
+          <w:p>
+            <w:pPr>
+              <w:spacing w:before="0" w:after="0" w:line="240" w:lineRule="auto"/>
+              <w:ind w:left="567" w:hanging="567"/>
+            </w:pPr>
+            <w:r>
+              <w:rPr>
+                <w:rFonts w:ascii="Consolas" w:hAnsi="Consolas" w:eastAsia="Consolas"/>
+                <w:b w:val="0"/>
+                <w:color w:val="5B6875"/>
+                <w:sz w:val="16"/>
+              </w:rPr>
+              <w:t xml:space="preserve">   4  </w:t>
+            </w:r>
+            <w:r>
+              <w:rPr>
+                <w:rFonts w:ascii="Consolas" w:hAnsi="Consolas" w:eastAsia="Consolas"/>
+                <w:b w:val="0"/>
+                <w:sz w:val="16"/>
+              </w:rPr>
+              <w:t>client.set_registered_model_alias("churn_model", "champion", "3")</w:t>
+            </w:r>
+          </w:p>
+          <w:p>
+            <w:pPr>
+              <w:spacing w:before="0" w:after="0" w:line="240" w:lineRule="auto"/>
+              <w:ind w:left="567" w:hanging="567"/>
+            </w:pPr>
+            <w:r>
+              <w:rPr>
+                <w:rFonts w:ascii="Consolas" w:hAnsi="Consolas" w:eastAsia="Consolas"/>
+                <w:b w:val="0"/>
+                <w:color w:val="5B6875"/>
+                <w:sz w:val="16"/>
+              </w:rPr>
+              <w:t xml:space="preserve">   5  </w:t>
+            </w:r>
+            <w:r>
+              <w:rPr>
+                <w:rFonts w:ascii="Consolas" w:hAnsi="Consolas" w:eastAsia="Consolas"/>
+                <w:b w:val="0"/>
+                <w:sz w:val="16"/>
+              </w:rPr>
+              <w:t>model = mlflow.pyfunc.load_model("models:/churn_model@champion")</w:t>
             </w:r>
           </w:p>
         </w:tc>
       </w:tr>
     </w:tbl>
+    <w:p/>
     <w:p>
-      <w:pPr>
-        <w:pStyle w:val="ListNumber"/>
-      </w:pPr>
-      <w:r>
-        <w:rPr>
-          <w:b/>
-        </w:rPr>
-        <w:t xml:space="preserve">Line 1. </w:t>
-      </w:r>
-      <w:r>
-        <w:rPr>
-          <w:b w:val="0"/>
-          <w:i w:val="0"/>
-        </w:rPr>
-        <w:t>Deprecated since MLflow 2.9, not available in Unity Catalog, and promoted without a comparison.</w:t>
+      <w:r>
+        <w:rPr>
+          <w:b w:val="0"/>
+          <w:i w:val="0"/>
+        </w:rPr>
+        <w:t xml:space="preserve">The scoring job always loads </w:t>
+      </w:r>
+      <w:r>
+        <w:rPr>
+          <w:rFonts w:ascii="Consolas" w:hAnsi="Consolas" w:eastAsia="Consolas"/>
+          <w:b w:val="0"/>
+          <w:sz w:val="19"/>
+        </w:rPr>
+        <w:t>@champion</w:t>
+      </w:r>
+      <w:r>
+        <w:rPr>
+          <w:b w:val="0"/>
+          <w:i w:val="0"/>
+        </w:rPr>
+        <w:t>. Promotion moves the alias to a new version. Rollback moves it back. The job's code never changes, and every prediction can be traced to a version and its run.</w:t>
       </w:r>
     </w:p>
     <w:p>
+      <w:r>
+        <w:rPr>
+          <w:b/>
+          <w:i w:val="0"/>
+        </w:rPr>
+        <w:t>Stages</w:t>
+      </w:r>
+      <w:r>
+        <w:rPr>
+          <w:b w:val="0"/>
+          <w:i w:val="0"/>
+        </w:rPr>
+        <w:t xml:space="preserve"> (</w:t>
+      </w:r>
+      <w:r>
+        <w:rPr>
+          <w:rFonts w:ascii="Consolas" w:hAnsi="Consolas" w:eastAsia="Consolas"/>
+          <w:b w:val="0"/>
+          <w:sz w:val="19"/>
+        </w:rPr>
+        <w:t>Staging</w:t>
+      </w:r>
+      <w:r>
+        <w:rPr>
+          <w:b w:val="0"/>
+          <w:i w:val="0"/>
+        </w:rPr>
+        <w:t xml:space="preserve">, </w:t>
+      </w:r>
+      <w:r>
+        <w:rPr>
+          <w:rFonts w:ascii="Consolas" w:hAnsi="Consolas" w:eastAsia="Consolas"/>
+          <w:b w:val="0"/>
+          <w:sz w:val="19"/>
+        </w:rPr>
+        <w:t>Production</w:t>
+      </w:r>
+      <w:r>
+        <w:rPr>
+          <w:b w:val="0"/>
+          <w:i w:val="0"/>
+        </w:rPr>
+        <w:t xml:space="preserve">, </w:t>
+      </w:r>
+      <w:r>
+        <w:rPr>
+          <w:rFonts w:ascii="Consolas" w:hAnsi="Consolas" w:eastAsia="Consolas"/>
+          <w:b w:val="0"/>
+          <w:sz w:val="19"/>
+        </w:rPr>
+        <w:t>Archived</w:t>
+      </w:r>
+      <w:r>
+        <w:rPr>
+          <w:b w:val="0"/>
+          <w:i w:val="0"/>
+        </w:rPr>
+        <w:t xml:space="preserve">) are the older mechanism. </w:t>
+      </w:r>
+      <w:r>
+        <w:rPr>
+          <w:rFonts w:ascii="Consolas" w:hAnsi="Consolas" w:eastAsia="Consolas"/>
+          <w:b w:val="0"/>
+          <w:sz w:val="19"/>
+        </w:rPr>
+        <w:t>transition_model_version_stage</w:t>
+      </w:r>
+      <w:r>
+        <w:rPr>
+          <w:b w:val="0"/>
+          <w:i w:val="0"/>
+        </w:rPr>
+        <w:t xml:space="preserve"> has been deprecated since MLflow 2.9, and MLflow 3.16 warns that stages will be removed. Models in Unity Catalog on Databricks use aliases only, with three-level names such as </w:t>
+      </w:r>
+      <w:r>
+        <w:rPr>
+          <w:rFonts w:ascii="Consolas" w:hAnsi="Consolas" w:eastAsia="Consolas"/>
+          <w:b w:val="0"/>
+          <w:sz w:val="19"/>
+        </w:rPr>
+        <w:t>ml.churn.churn_model</w:t>
+      </w:r>
+      <w:r>
+        <w:rPr>
+          <w:b w:val="0"/>
+          <w:i w:val="0"/>
+        </w:rPr>
+        <w:t xml:space="preserve"> after </w:t>
+      </w:r>
+      <w:r>
+        <w:rPr>
+          <w:rFonts w:ascii="Consolas" w:hAnsi="Consolas" w:eastAsia="Consolas"/>
+          <w:b w:val="0"/>
+          <w:sz w:val="19"/>
+        </w:rPr>
+        <w:t>mlflow.set_registry_uri("databricks-uc")</w:t>
+      </w:r>
+      <w:r>
+        <w:rPr>
+          <w:b w:val="0"/>
+          <w:i w:val="0"/>
+        </w:rPr>
+        <w:t>.</w:t>
+      </w:r>
+    </w:p>
+    <w:p>
+      <w:r>
+        <w:rPr>
+          <w:b w:val="0"/>
+          <w:i w:val="0"/>
+        </w:rPr>
+        <w:t>Promote on evidence, not by hand:</w:t>
+      </w:r>
+    </w:p>
+    <w:p>
+      <w:pPr>
+        <w:pStyle w:val="ListNumber"/>
+      </w:pPr>
+      <w:r>
+        <w:rPr>
+          <w:b w:val="0"/>
+          <w:i w:val="0"/>
+        </w:rPr>
+        <w:t>Train and register a candidate version.</w:t>
+      </w:r>
+    </w:p>
+    <w:p>
+      <w:pPr>
+        <w:pStyle w:val="ListNumber"/>
+      </w:pPr>
+      <w:r>
+        <w:rPr>
+          <w:b w:val="0"/>
+          <w:i w:val="0"/>
+        </w:rPr>
+        <w:t>Evaluate it on the same held-out data and metric as the current champion.</w:t>
+      </w:r>
+    </w:p>
+    <w:p>
+      <w:pPr>
+        <w:pStyle w:val="ListNumber"/>
+      </w:pPr>
+      <w:r>
+        <w:rPr>
+          <w:b w:val="0"/>
+          <w:i w:val="0"/>
+        </w:rPr>
+        <w:t xml:space="preserve">Move </w:t>
+      </w:r>
+      <w:r>
+        <w:rPr>
+          <w:rFonts w:ascii="Consolas" w:hAnsi="Consolas" w:eastAsia="Consolas"/>
+          <w:b w:val="0"/>
+          <w:sz w:val="19"/>
+        </w:rPr>
+        <w:t>champion</w:t>
+      </w:r>
+      <w:r>
+        <w:rPr>
+          <w:b w:val="0"/>
+          <w:i w:val="0"/>
+        </w:rPr>
+        <w:t xml:space="preserve"> only if the candidate beats it by a margin agreed in advance.</w:t>
+      </w:r>
+    </w:p>
+    <w:p>
+      <w:pPr>
+        <w:pStyle w:val="ListNumber"/>
+      </w:pPr>
+      <w:r>
+        <w:rPr>
+          <w:b w:val="0"/>
+          <w:i w:val="0"/>
+        </w:rPr>
+        <w:t xml:space="preserve">Keep the old version reachable, for example with a </w:t>
+      </w:r>
+      <w:r>
+        <w:rPr>
+          <w:rFonts w:ascii="Consolas" w:hAnsi="Consolas" w:eastAsia="Consolas"/>
+          <w:b w:val="0"/>
+          <w:sz w:val="19"/>
+        </w:rPr>
+        <w:t>previous_champion</w:t>
+      </w:r>
+      <w:r>
+        <w:rPr>
+          <w:b w:val="0"/>
+          <w:i w:val="0"/>
+        </w:rPr>
+        <w:t xml:space="preserve"> alias, so rollback is one call.</w:t>
+      </w:r>
+    </w:p>
+    <w:p>
+      <w:r>
+        <w:rPr>
+          <w:b w:val="0"/>
+          <w:i w:val="0"/>
+        </w:rPr>
+        <w:t>Record the decision: which versions were compared, the scores and who approved. On Databricks, Unity Catalog grants (lesson A4-L2) control who can move an alias.</w:t>
+      </w:r>
+    </w:p>
+    <w:p>
       <w:pPr>
         <w:pStyle w:val="Heading4"/>
       </w:pPr>
       <w:r>
-        <w:t>Worked example: strong code</w:t>
+        <w:t>Why it matters</w:t>
+      </w:r>
+    </w:p>
+    <w:p>
+      <w:r>
+        <w:rPr>
+          <w:b w:val="0"/>
+          <w:i w:val="0"/>
+        </w:rPr>
+        <w:t xml:space="preserve">A team kept production models as files named </w:t>
+      </w:r>
+      <w:r>
+        <w:rPr>
+          <w:rFonts w:ascii="Consolas" w:hAnsi="Consolas" w:eastAsia="Consolas"/>
+          <w:b w:val="0"/>
+          <w:sz w:val="19"/>
+        </w:rPr>
+        <w:t>model_prod.pkl</w:t>
+      </w:r>
+      <w:r>
+        <w:rPr>
+          <w:b w:val="0"/>
+          <w:i w:val="0"/>
+        </w:rPr>
+        <w:t xml:space="preserve">, overwritten on each release. A new version cut conversion forecasts by 12% overnight. Rolling back meant finding last month's file on someone's laptop. It took a day. With versions and an alias, rollback is </w:t>
+      </w:r>
+      <w:r>
+        <w:rPr>
+          <w:rFonts w:ascii="Consolas" w:hAnsi="Consolas" w:eastAsia="Consolas"/>
+          <w:b w:val="0"/>
+          <w:sz w:val="19"/>
+        </w:rPr>
+        <w:t>set_registered_model_alias("churn_model", "champion", "4")</w:t>
+      </w:r>
+      <w:r>
+        <w:rPr>
+          <w:b w:val="0"/>
+          <w:i w:val="0"/>
+        </w:rPr>
+        <w:t>, and the scoring job picks it up on its next run.</w:t>
+      </w:r>
+    </w:p>
+    <w:p>
+      <w:pPr>
+        <w:pStyle w:val="Heading4"/>
+      </w:pPr>
+      <w:r>
+        <w:t>Worked example: weak code</w:t>
       </w:r>
     </w:p>
     <w:tbl>
@@ -2945,19 +3113,19 @@
             <w:r>
               <w:rPr>
                 <w:rFonts w:ascii="Consolas" w:hAnsi="Consolas" w:eastAsia="Consolas"/>
-                <w:b w:val="0"/>
+                <w:b/>
                 <w:color w:val="5B6875"/>
                 <w:sz w:val="16"/>
               </w:rPr>
-              <w:t xml:space="preserve">   1  </w:t>
-            </w:r>
-            <w:r>
-              <w:rPr>
-                <w:rFonts w:ascii="Consolas" w:hAnsi="Consolas" w:eastAsia="Consolas"/>
-                <w:b w:val="0"/>
-                <w:sz w:val="16"/>
-              </w:rPr>
-              <w:t>from __future__ import annotations</w:t>
+              <w:t xml:space="preserve"> [1]  </w:t>
+            </w:r>
+            <w:r>
+              <w:rPr>
+                <w:rFonts w:ascii="Consolas" w:hAnsi="Consolas" w:eastAsia="Consolas"/>
+                <w:b w:val="0"/>
+                <w:sz w:val="16"/>
+              </w:rPr>
+              <w:t>client.transition_model_version_stage("churn_model", new_version, "Production")</w:t>
             </w:r>
           </w:p>
           <w:p>
@@ -2980,375 +3148,7 @@
                 <w:b w:val="0"/>
                 <w:sz w:val="16"/>
               </w:rPr>
-              <w:t xml:space="preserve"> </w:t>
-            </w:r>
-          </w:p>
-          <w:p>
-            <w:pPr>
-              <w:spacing w:before="0" w:after="0" w:line="240" w:lineRule="auto"/>
-              <w:ind w:left="567" w:hanging="567"/>
-            </w:pPr>
-            <w:r>
-              <w:rPr>
-                <w:rFonts w:ascii="Consolas" w:hAnsi="Consolas" w:eastAsia="Consolas"/>
-                <w:b w:val="0"/>
-                <w:color w:val="5B6875"/>
-                <w:sz w:val="16"/>
-              </w:rPr>
-              <w:t xml:space="preserve">   3  </w:t>
-            </w:r>
-            <w:r>
-              <w:rPr>
-                <w:rFonts w:ascii="Consolas" w:hAnsi="Consolas" w:eastAsia="Consolas"/>
-                <w:b w:val="0"/>
-                <w:sz w:val="16"/>
-              </w:rPr>
-              <w:t>from typing import TYPE_CHECKING</w:t>
-            </w:r>
-          </w:p>
-          <w:p>
-            <w:pPr>
-              <w:spacing w:before="0" w:after="0" w:line="240" w:lineRule="auto"/>
-              <w:ind w:left="567" w:hanging="567"/>
-            </w:pPr>
-            <w:r>
-              <w:rPr>
-                <w:rFonts w:ascii="Consolas" w:hAnsi="Consolas" w:eastAsia="Consolas"/>
-                <w:b w:val="0"/>
-                <w:color w:val="5B6875"/>
-                <w:sz w:val="16"/>
-              </w:rPr>
-              <w:t xml:space="preserve">   4  </w:t>
-            </w:r>
-            <w:r>
-              <w:rPr>
-                <w:rFonts w:ascii="Consolas" w:hAnsi="Consolas" w:eastAsia="Consolas"/>
-                <w:b w:val="0"/>
-                <w:sz w:val="16"/>
-              </w:rPr>
-              <w:t xml:space="preserve"> </w:t>
-            </w:r>
-          </w:p>
-          <w:p>
-            <w:pPr>
-              <w:spacing w:before="0" w:after="0" w:line="240" w:lineRule="auto"/>
-              <w:ind w:left="567" w:hanging="567"/>
-            </w:pPr>
-            <w:r>
-              <w:rPr>
-                <w:rFonts w:ascii="Consolas" w:hAnsi="Consolas" w:eastAsia="Consolas"/>
-                <w:b w:val="0"/>
-                <w:color w:val="5B6875"/>
-                <w:sz w:val="16"/>
-              </w:rPr>
-              <w:t xml:space="preserve">   5  </w:t>
-            </w:r>
-            <w:r>
-              <w:rPr>
-                <w:rFonts w:ascii="Consolas" w:hAnsi="Consolas" w:eastAsia="Consolas"/>
-                <w:b w:val="0"/>
-                <w:sz w:val="16"/>
-              </w:rPr>
-              <w:t>if TYPE_CHECKING:</w:t>
-            </w:r>
-          </w:p>
-          <w:p>
-            <w:pPr>
-              <w:spacing w:before="0" w:after="0" w:line="240" w:lineRule="auto"/>
-              <w:ind w:left="567" w:hanging="567"/>
-            </w:pPr>
-            <w:r>
-              <w:rPr>
-                <w:rFonts w:ascii="Consolas" w:hAnsi="Consolas" w:eastAsia="Consolas"/>
-                <w:b w:val="0"/>
-                <w:color w:val="5B6875"/>
-                <w:sz w:val="16"/>
-              </w:rPr>
-              <w:t xml:space="preserve">   6  </w:t>
-            </w:r>
-            <w:r>
-              <w:rPr>
-                <w:rFonts w:ascii="Consolas" w:hAnsi="Consolas" w:eastAsia="Consolas"/>
-                <w:b w:val="0"/>
-                <w:sz w:val="16"/>
-              </w:rPr>
-              <w:t xml:space="preserve">    from mlflow import MlflowClient</w:t>
-            </w:r>
-          </w:p>
-          <w:p>
-            <w:pPr>
-              <w:spacing w:before="0" w:after="0" w:line="240" w:lineRule="auto"/>
-              <w:ind w:left="567" w:hanging="567"/>
-            </w:pPr>
-            <w:r>
-              <w:rPr>
-                <w:rFonts w:ascii="Consolas" w:hAnsi="Consolas" w:eastAsia="Consolas"/>
-                <w:b w:val="0"/>
-                <w:color w:val="5B6875"/>
-                <w:sz w:val="16"/>
-              </w:rPr>
-              <w:t xml:space="preserve">   7  </w:t>
-            </w:r>
-            <w:r>
-              <w:rPr>
-                <w:rFonts w:ascii="Consolas" w:hAnsi="Consolas" w:eastAsia="Consolas"/>
-                <w:b w:val="0"/>
-                <w:sz w:val="16"/>
-              </w:rPr>
-              <w:t xml:space="preserve"> </w:t>
-            </w:r>
-          </w:p>
-          <w:p>
-            <w:pPr>
-              <w:spacing w:before="0" w:after="0" w:line="240" w:lineRule="auto"/>
-              <w:ind w:left="567" w:hanging="567"/>
-            </w:pPr>
-            <w:r>
-              <w:rPr>
-                <w:rFonts w:ascii="Consolas" w:hAnsi="Consolas" w:eastAsia="Consolas"/>
-                <w:b w:val="0"/>
-                <w:color w:val="5B6875"/>
-                <w:sz w:val="16"/>
-              </w:rPr>
-              <w:t xml:space="preserve">   8  </w:t>
-            </w:r>
-            <w:r>
-              <w:rPr>
-                <w:rFonts w:ascii="Consolas" w:hAnsi="Consolas" w:eastAsia="Consolas"/>
-                <w:b w:val="0"/>
-                <w:sz w:val="16"/>
-              </w:rPr>
-              <w:t xml:space="preserve"> </w:t>
-            </w:r>
-          </w:p>
-          <w:p>
-            <w:pPr>
-              <w:spacing w:before="0" w:after="0" w:line="240" w:lineRule="auto"/>
-              <w:ind w:left="567" w:hanging="567"/>
-            </w:pPr>
-            <w:r>
-              <w:rPr>
-                <w:rFonts w:ascii="Consolas" w:hAnsi="Consolas" w:eastAsia="Consolas"/>
-                <w:b w:val="0"/>
-                <w:color w:val="5B6875"/>
-                <w:sz w:val="16"/>
-              </w:rPr>
-              <w:t xml:space="preserve">   9  </w:t>
-            </w:r>
-            <w:r>
-              <w:rPr>
-                <w:rFonts w:ascii="Consolas" w:hAnsi="Consolas" w:eastAsia="Consolas"/>
-                <w:b w:val="0"/>
-                <w:sz w:val="16"/>
-              </w:rPr>
-              <w:t>def promote_if_better(client: MlflowClient, name: str, candidate: str, metric: str, min_gain: float) -&gt; bool:</w:t>
-            </w:r>
-          </w:p>
-          <w:p>
-            <w:pPr>
-              <w:spacing w:before="0" w:after="0" w:line="240" w:lineRule="auto"/>
-              <w:ind w:left="567" w:hanging="567"/>
-            </w:pPr>
-            <w:r>
-              <w:rPr>
-                <w:rFonts w:ascii="Consolas" w:hAnsi="Consolas" w:eastAsia="Consolas"/>
-                <w:b w:val="0"/>
-                <w:color w:val="5B6875"/>
-                <w:sz w:val="16"/>
-              </w:rPr>
-              <w:t xml:space="preserve">  10  </w:t>
-            </w:r>
-            <w:r>
-              <w:rPr>
-                <w:rFonts w:ascii="Consolas" w:hAnsi="Consolas" w:eastAsia="Consolas"/>
-                <w:b w:val="0"/>
-                <w:sz w:val="16"/>
-              </w:rPr>
-              <w:t xml:space="preserve">    """Move the champion alias to candidate if it beats the champion by min_gain."""</w:t>
-            </w:r>
-          </w:p>
-          <w:p>
-            <w:pPr>
-              <w:spacing w:before="0" w:after="0" w:line="240" w:lineRule="auto"/>
-              <w:ind w:left="567" w:hanging="567"/>
-            </w:pPr>
-            <w:r>
-              <w:rPr>
-                <w:rFonts w:ascii="Consolas" w:hAnsi="Consolas" w:eastAsia="Consolas"/>
-                <w:b/>
-                <w:color w:val="5B6875"/>
-                <w:sz w:val="16"/>
-              </w:rPr>
-              <w:t xml:space="preserve"> [1]  </w:t>
-            </w:r>
-            <w:r>
-              <w:rPr>
-                <w:rFonts w:ascii="Consolas" w:hAnsi="Consolas" w:eastAsia="Consolas"/>
-                <w:b w:val="0"/>
-                <w:sz w:val="16"/>
-              </w:rPr>
-              <w:t xml:space="preserve">    champ = client.get_model_version_by_alias(name, "champion")</w:t>
-            </w:r>
-          </w:p>
-          <w:p>
-            <w:pPr>
-              <w:spacing w:before="0" w:after="0" w:line="240" w:lineRule="auto"/>
-              <w:ind w:left="567" w:hanging="567"/>
-            </w:pPr>
-            <w:r>
-              <w:rPr>
-                <w:rFonts w:ascii="Consolas" w:hAnsi="Consolas" w:eastAsia="Consolas"/>
-                <w:b w:val="0"/>
-                <w:color w:val="5B6875"/>
-                <w:sz w:val="16"/>
-              </w:rPr>
-              <w:t xml:space="preserve">  12  </w:t>
-            </w:r>
-            <w:r>
-              <w:rPr>
-                <w:rFonts w:ascii="Consolas" w:hAnsi="Consolas" w:eastAsia="Consolas"/>
-                <w:b w:val="0"/>
-                <w:sz w:val="16"/>
-              </w:rPr>
-              <w:t xml:space="preserve">    champ_score = client.get_run(champ.run_id).data.metrics[metric]</w:t>
-            </w:r>
-          </w:p>
-          <w:p>
-            <w:pPr>
-              <w:spacing w:before="0" w:after="0" w:line="240" w:lineRule="auto"/>
-              <w:ind w:left="567" w:hanging="567"/>
-            </w:pPr>
-            <w:r>
-              <w:rPr>
-                <w:rFonts w:ascii="Consolas" w:hAnsi="Consolas" w:eastAsia="Consolas"/>
-                <w:b w:val="0"/>
-                <w:color w:val="5B6875"/>
-                <w:sz w:val="16"/>
-              </w:rPr>
-              <w:t xml:space="preserve">  13  </w:t>
-            </w:r>
-            <w:r>
-              <w:rPr>
-                <w:rFonts w:ascii="Consolas" w:hAnsi="Consolas" w:eastAsia="Consolas"/>
-                <w:b w:val="0"/>
-                <w:sz w:val="16"/>
-              </w:rPr>
-              <w:t xml:space="preserve">    cand_score = client.get_run(client.get_model_version(name, candidate).run_id).data.metrics[metric]</w:t>
-            </w:r>
-          </w:p>
-          <w:p>
-            <w:pPr>
-              <w:spacing w:before="0" w:after="0" w:line="240" w:lineRule="auto"/>
-              <w:ind w:left="567" w:hanging="567"/>
-            </w:pPr>
-            <w:r>
-              <w:rPr>
-                <w:rFonts w:ascii="Consolas" w:hAnsi="Consolas" w:eastAsia="Consolas"/>
-                <w:b/>
-                <w:color w:val="5B6875"/>
-                <w:sz w:val="16"/>
-              </w:rPr>
-              <w:t xml:space="preserve"> [2]  </w:t>
-            </w:r>
-            <w:r>
-              <w:rPr>
-                <w:rFonts w:ascii="Consolas" w:hAnsi="Consolas" w:eastAsia="Consolas"/>
-                <w:b w:val="0"/>
-                <w:sz w:val="16"/>
-              </w:rPr>
-              <w:t xml:space="preserve">    if cand_score &lt; champ_score + min_gain:</w:t>
-            </w:r>
-          </w:p>
-          <w:p>
-            <w:pPr>
-              <w:spacing w:before="0" w:after="0" w:line="240" w:lineRule="auto"/>
-              <w:ind w:left="567" w:hanging="567"/>
-            </w:pPr>
-            <w:r>
-              <w:rPr>
-                <w:rFonts w:ascii="Consolas" w:hAnsi="Consolas" w:eastAsia="Consolas"/>
-                <w:b w:val="0"/>
-                <w:color w:val="5B6875"/>
-                <w:sz w:val="16"/>
-              </w:rPr>
-              <w:t xml:space="preserve">  15  </w:t>
-            </w:r>
-            <w:r>
-              <w:rPr>
-                <w:rFonts w:ascii="Consolas" w:hAnsi="Consolas" w:eastAsia="Consolas"/>
-                <w:b w:val="0"/>
-                <w:sz w:val="16"/>
-              </w:rPr>
-              <w:t xml:space="preserve">        return False</w:t>
-            </w:r>
-          </w:p>
-          <w:p>
-            <w:pPr>
-              <w:spacing w:before="0" w:after="0" w:line="240" w:lineRule="auto"/>
-              <w:ind w:left="567" w:hanging="567"/>
-            </w:pPr>
-            <w:r>
-              <w:rPr>
-                <w:rFonts w:ascii="Consolas" w:hAnsi="Consolas" w:eastAsia="Consolas"/>
-                <w:b/>
-                <w:color w:val="5B6875"/>
-                <w:sz w:val="16"/>
-              </w:rPr>
-              <w:t xml:space="preserve"> [3]  </w:t>
-            </w:r>
-            <w:r>
-              <w:rPr>
-                <w:rFonts w:ascii="Consolas" w:hAnsi="Consolas" w:eastAsia="Consolas"/>
-                <w:b w:val="0"/>
-                <w:sz w:val="16"/>
-              </w:rPr>
-              <w:t xml:space="preserve">    client.set_registered_model_alias(name, "previous_champion", champ.version)</w:t>
-            </w:r>
-          </w:p>
-          <w:p>
-            <w:pPr>
-              <w:spacing w:before="0" w:after="0" w:line="240" w:lineRule="auto"/>
-              <w:ind w:left="567" w:hanging="567"/>
-            </w:pPr>
-            <w:r>
-              <w:rPr>
-                <w:rFonts w:ascii="Consolas" w:hAnsi="Consolas" w:eastAsia="Consolas"/>
-                <w:b w:val="0"/>
-                <w:color w:val="5B6875"/>
-                <w:sz w:val="16"/>
-              </w:rPr>
-              <w:t xml:space="preserve">  17  </w:t>
-            </w:r>
-            <w:r>
-              <w:rPr>
-                <w:rFonts w:ascii="Consolas" w:hAnsi="Consolas" w:eastAsia="Consolas"/>
-                <w:b w:val="0"/>
-                <w:sz w:val="16"/>
-              </w:rPr>
-              <w:t xml:space="preserve">    client.set_registered_model_alias(name, "champion", candidate)</w:t>
-            </w:r>
-          </w:p>
-          <w:p>
-            <w:pPr>
-              <w:spacing w:before="0" w:after="0" w:line="240" w:lineRule="auto"/>
-              <w:ind w:left="567" w:hanging="567"/>
-            </w:pPr>
-            <w:r>
-              <w:rPr>
-                <w:rFonts w:ascii="Consolas" w:hAnsi="Consolas" w:eastAsia="Consolas"/>
-                <w:b w:val="0"/>
-                <w:color w:val="5B6875"/>
-                <w:sz w:val="16"/>
-              </w:rPr>
-              <w:t xml:space="preserve">  18  </w:t>
-            </w:r>
-            <w:r>
-              <w:rPr>
-                <w:rFonts w:ascii="Consolas" w:hAnsi="Consolas" w:eastAsia="Consolas"/>
-                <w:b w:val="0"/>
-                <w:sz w:val="16"/>
-              </w:rPr>
-              <w:t xml:space="preserve">    return True</w:t>
+              <w:t>model = mlflow.pyfunc.load_model("models:/churn_model/Production")</w:t>
             </w:r>
           </w:p>
         </w:tc>
@@ -3362,290 +3162,22 @@
         <w:rPr>
           <w:b/>
         </w:rPr>
-        <w:t xml:space="preserve">Line 11. </w:t>
-      </w:r>
-      <w:r>
-        <w:rPr>
-          <w:b w:val="0"/>
-          <w:i w:val="0"/>
-        </w:rPr>
-        <w:t>The current champion, resolved through its alias.</w:t>
+        <w:t xml:space="preserve">Line 1. </w:t>
+      </w:r>
+      <w:r>
+        <w:rPr>
+          <w:b w:val="0"/>
+          <w:i w:val="0"/>
+        </w:rPr>
+        <w:t>Deprecated since MLflow 2.9, not available in Unity Catalog, and promoted without a comparison.</w:t>
       </w:r>
     </w:p>
     <w:p>
       <w:pPr>
-        <w:pStyle w:val="ListNumber"/>
-      </w:pPr>
-      <w:r>
-        <w:rPr>
-          <w:b/>
-        </w:rPr>
-        <w:t xml:space="preserve">Line 14. </w:t>
-      </w:r>
-      <w:r>
-        <w:rPr>
-          <w:b w:val="0"/>
-          <w:i w:val="0"/>
-        </w:rPr>
-        <w:t>An agreed margin, so noise alone does not trigger a release.</w:t>
-      </w:r>
-    </w:p>
-    <w:p>
-      <w:pPr>
-        <w:pStyle w:val="ListNumber"/>
-      </w:pPr>
-      <w:r>
-        <w:rPr>
-          <w:b/>
-        </w:rPr>
-        <w:t xml:space="preserve">Line 16. </w:t>
-      </w:r>
-      <w:r>
-        <w:rPr>
-          <w:b w:val="0"/>
-          <w:i w:val="0"/>
-        </w:rPr>
-        <w:t>Rollback stays one alias move away.</w:t>
-      </w:r>
-    </w:p>
-    <w:p>
-      <w:r>
-        <w:rPr>
-          <w:b w:val="0"/>
-          <w:i w:val="0"/>
-        </w:rPr>
-        <w:t>Versions are fixed. Aliases move. Promote by comparison on the same data and metric, and keep the previous champion addressable.</w:t>
-      </w:r>
-    </w:p>
-    <w:p>
-      <w:pPr>
         <w:pStyle w:val="Heading4"/>
       </w:pPr>
       <w:r>
-        <w:t>Recap card</w:t>
-      </w:r>
-    </w:p>
-    <w:p>
-      <w:pPr>
-        <w:pStyle w:val="ListBullet"/>
-      </w:pPr>
-      <w:r>
-        <w:rPr>
-          <w:b/>
-          <w:i w:val="0"/>
-        </w:rPr>
-        <w:t>Version vs alias</w:t>
-      </w:r>
-      <w:r>
-        <w:rPr>
-          <w:b w:val="0"/>
-          <w:i w:val="0"/>
-        </w:rPr>
-        <w:t xml:space="preserve"> A version is fixed. An alias is a movable label on a version.</w:t>
-      </w:r>
-    </w:p>
-    <w:p>
-      <w:pPr>
-        <w:pStyle w:val="ListBullet"/>
-      </w:pPr>
-      <w:r>
-        <w:rPr>
-          <w:b/>
-          <w:i w:val="0"/>
-        </w:rPr>
-        <w:t>Load the current production model</w:t>
-      </w:r>
-      <w:r>
-        <w:rPr>
-          <w:b w:val="0"/>
-          <w:i w:val="0"/>
-        </w:rPr>
-        <w:t xml:space="preserve"> mlflow.pyfunc.load_model("models:/name@champion").</w:t>
-      </w:r>
-    </w:p>
-    <w:p>
-      <w:pPr>
-        <w:pStyle w:val="ListBullet"/>
-      </w:pPr>
-      <w:r>
-        <w:rPr>
-          <w:b/>
-          <w:i w:val="0"/>
-        </w:rPr>
-        <w:t>Model stages</w:t>
-      </w:r>
-      <w:r>
-        <w:rPr>
-          <w:b w:val="0"/>
-          <w:i w:val="0"/>
-        </w:rPr>
-        <w:t xml:space="preserve"> Deprecated since MLflow 2.9, not supported in Unity Catalog. Use aliases.</w:t>
-      </w:r>
-    </w:p>
-    <w:p>
-      <w:pPr>
-        <w:pStyle w:val="ListBullet"/>
-      </w:pPr>
-      <w:r>
-        <w:rPr>
-          <w:b/>
-          <w:i w:val="0"/>
-        </w:rPr>
-        <w:t>Safe promotion</w:t>
-      </w:r>
-      <w:r>
-        <w:rPr>
-          <w:b w:val="0"/>
-          <w:i w:val="0"/>
-        </w:rPr>
-        <w:t xml:space="preserve"> Compare on the same data and metric, require a margin, keep previous_champion for rollback.</w:t>
-      </w:r>
-    </w:p>
-    <w:p>
-      <w:pPr>
-        <w:pStyle w:val="Heading4"/>
-      </w:pPr>
-      <w:r>
-        <w:t>Practice</w:t>
-      </w:r>
-    </w:p>
-    <w:p>
-      <w:pPr>
-        <w:pStyle w:val="Heading5"/>
-      </w:pPr>
-      <w:r>
-        <w:t>Exercise 1. Multiple choice (level 1)</w:t>
-      </w:r>
-    </w:p>
-    <w:p>
-      <w:r>
-        <w:rPr>
-          <w:b w:val="0"/>
-          <w:i w:val="0"/>
-        </w:rPr>
-        <w:t>What does the scoring job load in an alias-based setup?</w:t>
-      </w:r>
-    </w:p>
-    <w:p>
-      <w:pPr>
-        <w:pStyle w:val="ListBullet"/>
-      </w:pPr>
-      <w:r>
-        <w:rPr>
-          <w:b w:val="0"/>
-          <w:i w:val="0"/>
-        </w:rPr>
-        <w:t xml:space="preserve">a) </w:t>
-      </w:r>
-      <w:r>
-        <w:rPr>
-          <w:rFonts w:ascii="Consolas" w:hAnsi="Consolas" w:eastAsia="Consolas"/>
-          <w:b w:val="0"/>
-          <w:sz w:val="19"/>
-        </w:rPr>
-        <w:t>models:/churn_model/7</w:t>
-      </w:r>
-    </w:p>
-    <w:p>
-      <w:pPr>
-        <w:pStyle w:val="ListBullet"/>
-      </w:pPr>
-      <w:r>
-        <w:rPr>
-          <w:b w:val="0"/>
-          <w:i w:val="0"/>
-        </w:rPr>
-        <w:t xml:space="preserve">b) </w:t>
-      </w:r>
-      <w:r>
-        <w:rPr>
-          <w:rFonts w:ascii="Consolas" w:hAnsi="Consolas" w:eastAsia="Consolas"/>
-          <w:b w:val="0"/>
-          <w:sz w:val="19"/>
-        </w:rPr>
-        <w:t>models:/churn_model@champion</w:t>
-      </w:r>
-    </w:p>
-    <w:p>
-      <w:pPr>
-        <w:pStyle w:val="ListBullet"/>
-      </w:pPr>
-      <w:r>
-        <w:rPr>
-          <w:b w:val="0"/>
-          <w:i w:val="0"/>
-        </w:rPr>
-        <w:t xml:space="preserve">c) </w:t>
-      </w:r>
-      <w:r>
-        <w:rPr>
-          <w:rFonts w:ascii="Consolas" w:hAnsi="Consolas" w:eastAsia="Consolas"/>
-          <w:b w:val="0"/>
-          <w:sz w:val="19"/>
-        </w:rPr>
-        <w:t>models:/churn_model/Production</w:t>
-      </w:r>
-    </w:p>
-    <w:p>
-      <w:pPr>
-        <w:pStyle w:val="ListBullet"/>
-      </w:pPr>
-      <w:r>
-        <w:rPr>
-          <w:b w:val="0"/>
-          <w:i w:val="0"/>
-        </w:rPr>
-        <w:t>d) The latest file in a shared folder</w:t>
-      </w:r>
-    </w:p>
-    <w:p>
-      <w:r>
-        <w:rPr>
-          <w:b/>
-          <w:i w:val="0"/>
-        </w:rPr>
-        <w:t>Why?</w:t>
-      </w:r>
-    </w:p>
-    <w:p>
-      <w:pPr>
-        <w:pStyle w:val="ListBullet"/>
-      </w:pPr>
-      <w:r>
-        <w:rPr>
-          <w:b w:val="0"/>
-          <w:i w:val="0"/>
-        </w:rPr>
-        <w:t>r1) The alias moves on promotion and rollback, so the job's code never changes.</w:t>
-      </w:r>
-    </w:p>
-    <w:p>
-      <w:pPr>
-        <w:pStyle w:val="ListBullet"/>
-      </w:pPr>
-      <w:r>
-        <w:rPr>
-          <w:b w:val="0"/>
-          <w:i w:val="0"/>
-        </w:rPr>
-        <w:t>r2) Aliases load faster than versions.</w:t>
-      </w:r>
-    </w:p>
-    <w:p>
-      <w:pPr>
-        <w:pStyle w:val="Heading5"/>
-      </w:pPr>
-      <w:r>
-        <w:t>Exercise 2. Predict the output (level 2)</w:t>
-      </w:r>
-    </w:p>
-    <w:p>
-      <w:r>
-        <w:rPr>
-          <w:b w:val="0"/>
-          <w:i w:val="0"/>
-        </w:rPr>
-        <w:t>A stub registry in plain Python behaves like MLflow's aliases. What does this print?</w:t>
+        <w:t>Worked example: strong code</w:t>
       </w:r>
     </w:p>
     <w:tbl>
@@ -3683,7 +3215,7 @@
                 <w:b w:val="0"/>
                 <w:sz w:val="16"/>
               </w:rPr>
-              <w:t>aliases = {"champion": "3"}</w:t>
+              <w:t>from __future__ import annotations</w:t>
             </w:r>
           </w:p>
           <w:p>
@@ -3706,7 +3238,7 @@
                 <w:b w:val="0"/>
                 <w:sz w:val="16"/>
               </w:rPr>
-              <w:t>aliases["previous_champion"] = aliases["champion"]</w:t>
+              <w:t xml:space="preserve"> </w:t>
             </w:r>
           </w:p>
           <w:p>
@@ -3729,7 +3261,7 @@
                 <w:b w:val="0"/>
                 <w:sz w:val="16"/>
               </w:rPr>
-              <w:t>aliases["champion"] = "5"</w:t>
+              <w:t>from typing import TYPE_CHECKING</w:t>
             </w:r>
           </w:p>
           <w:p>
@@ -3752,7 +3284,7 @@
                 <w:b w:val="0"/>
                 <w:sz w:val="16"/>
               </w:rPr>
-              <w:t>aliases["champion"] = aliases["previous_champion"]</w:t>
+              <w:t xml:space="preserve"> </w:t>
             </w:r>
           </w:p>
           <w:p>
@@ -3775,28 +3307,603 @@
                 <w:b w:val="0"/>
                 <w:sz w:val="16"/>
               </w:rPr>
-              <w:t>print(aliases)</w:t>
+              <w:t>if TYPE_CHECKING:</w:t>
+            </w:r>
+          </w:p>
+          <w:p>
+            <w:pPr>
+              <w:spacing w:before="0" w:after="0" w:line="240" w:lineRule="auto"/>
+              <w:ind w:left="567" w:hanging="567"/>
+            </w:pPr>
+            <w:r>
+              <w:rPr>
+                <w:rFonts w:ascii="Consolas" w:hAnsi="Consolas" w:eastAsia="Consolas"/>
+                <w:b w:val="0"/>
+                <w:color w:val="5B6875"/>
+                <w:sz w:val="16"/>
+              </w:rPr>
+              <w:t xml:space="preserve">   6  </w:t>
+            </w:r>
+            <w:r>
+              <w:rPr>
+                <w:rFonts w:ascii="Consolas" w:hAnsi="Consolas" w:eastAsia="Consolas"/>
+                <w:b w:val="0"/>
+                <w:sz w:val="16"/>
+              </w:rPr>
+              <w:t xml:space="preserve">    from mlflow import MlflowClient</w:t>
+            </w:r>
+          </w:p>
+          <w:p>
+            <w:pPr>
+              <w:spacing w:before="0" w:after="0" w:line="240" w:lineRule="auto"/>
+              <w:ind w:left="567" w:hanging="567"/>
+            </w:pPr>
+            <w:r>
+              <w:rPr>
+                <w:rFonts w:ascii="Consolas" w:hAnsi="Consolas" w:eastAsia="Consolas"/>
+                <w:b w:val="0"/>
+                <w:color w:val="5B6875"/>
+                <w:sz w:val="16"/>
+              </w:rPr>
+              <w:t xml:space="preserve">   7  </w:t>
+            </w:r>
+            <w:r>
+              <w:rPr>
+                <w:rFonts w:ascii="Consolas" w:hAnsi="Consolas" w:eastAsia="Consolas"/>
+                <w:b w:val="0"/>
+                <w:sz w:val="16"/>
+              </w:rPr>
+              <w:t xml:space="preserve"> </w:t>
+            </w:r>
+          </w:p>
+          <w:p>
+            <w:pPr>
+              <w:spacing w:before="0" w:after="0" w:line="240" w:lineRule="auto"/>
+              <w:ind w:left="567" w:hanging="567"/>
+            </w:pPr>
+            <w:r>
+              <w:rPr>
+                <w:rFonts w:ascii="Consolas" w:hAnsi="Consolas" w:eastAsia="Consolas"/>
+                <w:b w:val="0"/>
+                <w:color w:val="5B6875"/>
+                <w:sz w:val="16"/>
+              </w:rPr>
+              <w:t xml:space="preserve">   8  </w:t>
+            </w:r>
+            <w:r>
+              <w:rPr>
+                <w:rFonts w:ascii="Consolas" w:hAnsi="Consolas" w:eastAsia="Consolas"/>
+                <w:b w:val="0"/>
+                <w:sz w:val="16"/>
+              </w:rPr>
+              <w:t xml:space="preserve"> </w:t>
+            </w:r>
+          </w:p>
+          <w:p>
+            <w:pPr>
+              <w:spacing w:before="0" w:after="0" w:line="240" w:lineRule="auto"/>
+              <w:ind w:left="567" w:hanging="567"/>
+            </w:pPr>
+            <w:r>
+              <w:rPr>
+                <w:rFonts w:ascii="Consolas" w:hAnsi="Consolas" w:eastAsia="Consolas"/>
+                <w:b w:val="0"/>
+                <w:color w:val="5B6875"/>
+                <w:sz w:val="16"/>
+              </w:rPr>
+              <w:t xml:space="preserve">   9  </w:t>
+            </w:r>
+            <w:r>
+              <w:rPr>
+                <w:rFonts w:ascii="Consolas" w:hAnsi="Consolas" w:eastAsia="Consolas"/>
+                <w:b w:val="0"/>
+                <w:sz w:val="16"/>
+              </w:rPr>
+              <w:t>def promote_if_better(client: MlflowClient, name: str, candidate: str, metric: str, min_gain: float) -&gt; bool:</w:t>
+            </w:r>
+          </w:p>
+          <w:p>
+            <w:pPr>
+              <w:spacing w:before="0" w:after="0" w:line="240" w:lineRule="auto"/>
+              <w:ind w:left="567" w:hanging="567"/>
+            </w:pPr>
+            <w:r>
+              <w:rPr>
+                <w:rFonts w:ascii="Consolas" w:hAnsi="Consolas" w:eastAsia="Consolas"/>
+                <w:b w:val="0"/>
+                <w:color w:val="5B6875"/>
+                <w:sz w:val="16"/>
+              </w:rPr>
+              <w:t xml:space="preserve">  10  </w:t>
+            </w:r>
+            <w:r>
+              <w:rPr>
+                <w:rFonts w:ascii="Consolas" w:hAnsi="Consolas" w:eastAsia="Consolas"/>
+                <w:b w:val="0"/>
+                <w:sz w:val="16"/>
+              </w:rPr>
+              <w:t xml:space="preserve">    """Move the champion alias to candidate if it beats the champion by min_gain."""</w:t>
+            </w:r>
+          </w:p>
+          <w:p>
+            <w:pPr>
+              <w:spacing w:before="0" w:after="0" w:line="240" w:lineRule="auto"/>
+              <w:ind w:left="567" w:hanging="567"/>
+            </w:pPr>
+            <w:r>
+              <w:rPr>
+                <w:rFonts w:ascii="Consolas" w:hAnsi="Consolas" w:eastAsia="Consolas"/>
+                <w:b/>
+                <w:color w:val="5B6875"/>
+                <w:sz w:val="16"/>
+              </w:rPr>
+              <w:t xml:space="preserve"> [1]  </w:t>
+            </w:r>
+            <w:r>
+              <w:rPr>
+                <w:rFonts w:ascii="Consolas" w:hAnsi="Consolas" w:eastAsia="Consolas"/>
+                <w:b w:val="0"/>
+                <w:sz w:val="16"/>
+              </w:rPr>
+              <w:t xml:space="preserve">    champ = client.get_model_version_by_alias(name, "champion")</w:t>
+            </w:r>
+          </w:p>
+          <w:p>
+            <w:pPr>
+              <w:spacing w:before="0" w:after="0" w:line="240" w:lineRule="auto"/>
+              <w:ind w:left="567" w:hanging="567"/>
+            </w:pPr>
+            <w:r>
+              <w:rPr>
+                <w:rFonts w:ascii="Consolas" w:hAnsi="Consolas" w:eastAsia="Consolas"/>
+                <w:b w:val="0"/>
+                <w:color w:val="5B6875"/>
+                <w:sz w:val="16"/>
+              </w:rPr>
+              <w:t xml:space="preserve">  12  </w:t>
+            </w:r>
+            <w:r>
+              <w:rPr>
+                <w:rFonts w:ascii="Consolas" w:hAnsi="Consolas" w:eastAsia="Consolas"/>
+                <w:b w:val="0"/>
+                <w:sz w:val="16"/>
+              </w:rPr>
+              <w:t xml:space="preserve">    champ_score = client.get_run(champ.run_id).data.metrics[metric]</w:t>
+            </w:r>
+          </w:p>
+          <w:p>
+            <w:pPr>
+              <w:spacing w:before="0" w:after="0" w:line="240" w:lineRule="auto"/>
+              <w:ind w:left="567" w:hanging="567"/>
+            </w:pPr>
+            <w:r>
+              <w:rPr>
+                <w:rFonts w:ascii="Consolas" w:hAnsi="Consolas" w:eastAsia="Consolas"/>
+                <w:b w:val="0"/>
+                <w:color w:val="5B6875"/>
+                <w:sz w:val="16"/>
+              </w:rPr>
+              <w:t xml:space="preserve">  13  </w:t>
+            </w:r>
+            <w:r>
+              <w:rPr>
+                <w:rFonts w:ascii="Consolas" w:hAnsi="Consolas" w:eastAsia="Consolas"/>
+                <w:b w:val="0"/>
+                <w:sz w:val="16"/>
+              </w:rPr>
+              <w:t xml:space="preserve">    cand_score = client.get_run(client.get_model_version(name, candidate).run_id).data.metrics[metric]</w:t>
+            </w:r>
+          </w:p>
+          <w:p>
+            <w:pPr>
+              <w:spacing w:before="0" w:after="0" w:line="240" w:lineRule="auto"/>
+              <w:ind w:left="567" w:hanging="567"/>
+            </w:pPr>
+            <w:r>
+              <w:rPr>
+                <w:rFonts w:ascii="Consolas" w:hAnsi="Consolas" w:eastAsia="Consolas"/>
+                <w:b/>
+                <w:color w:val="5B6875"/>
+                <w:sz w:val="16"/>
+              </w:rPr>
+              <w:t xml:space="preserve"> [2]  </w:t>
+            </w:r>
+            <w:r>
+              <w:rPr>
+                <w:rFonts w:ascii="Consolas" w:hAnsi="Consolas" w:eastAsia="Consolas"/>
+                <w:b w:val="0"/>
+                <w:sz w:val="16"/>
+              </w:rPr>
+              <w:t xml:space="preserve">    if cand_score &lt; champ_score + min_gain:</w:t>
+            </w:r>
+          </w:p>
+          <w:p>
+            <w:pPr>
+              <w:spacing w:before="0" w:after="0" w:line="240" w:lineRule="auto"/>
+              <w:ind w:left="567" w:hanging="567"/>
+            </w:pPr>
+            <w:r>
+              <w:rPr>
+                <w:rFonts w:ascii="Consolas" w:hAnsi="Consolas" w:eastAsia="Consolas"/>
+                <w:b w:val="0"/>
+                <w:color w:val="5B6875"/>
+                <w:sz w:val="16"/>
+              </w:rPr>
+              <w:t xml:space="preserve">  15  </w:t>
+            </w:r>
+            <w:r>
+              <w:rPr>
+                <w:rFonts w:ascii="Consolas" w:hAnsi="Consolas" w:eastAsia="Consolas"/>
+                <w:b w:val="0"/>
+                <w:sz w:val="16"/>
+              </w:rPr>
+              <w:t xml:space="preserve">        return False</w:t>
+            </w:r>
+          </w:p>
+          <w:p>
+            <w:pPr>
+              <w:spacing w:before="0" w:after="0" w:line="240" w:lineRule="auto"/>
+              <w:ind w:left="567" w:hanging="567"/>
+            </w:pPr>
+            <w:r>
+              <w:rPr>
+                <w:rFonts w:ascii="Consolas" w:hAnsi="Consolas" w:eastAsia="Consolas"/>
+                <w:b/>
+                <w:color w:val="5B6875"/>
+                <w:sz w:val="16"/>
+              </w:rPr>
+              <w:t xml:space="preserve"> [3]  </w:t>
+            </w:r>
+            <w:r>
+              <w:rPr>
+                <w:rFonts w:ascii="Consolas" w:hAnsi="Consolas" w:eastAsia="Consolas"/>
+                <w:b w:val="0"/>
+                <w:sz w:val="16"/>
+              </w:rPr>
+              <w:t xml:space="preserve">    client.set_registered_model_alias(name, "previous_champion", champ.version)</w:t>
+            </w:r>
+          </w:p>
+          <w:p>
+            <w:pPr>
+              <w:spacing w:before="0" w:after="0" w:line="240" w:lineRule="auto"/>
+              <w:ind w:left="567" w:hanging="567"/>
+            </w:pPr>
+            <w:r>
+              <w:rPr>
+                <w:rFonts w:ascii="Consolas" w:hAnsi="Consolas" w:eastAsia="Consolas"/>
+                <w:b w:val="0"/>
+                <w:color w:val="5B6875"/>
+                <w:sz w:val="16"/>
+              </w:rPr>
+              <w:t xml:space="preserve">  17  </w:t>
+            </w:r>
+            <w:r>
+              <w:rPr>
+                <w:rFonts w:ascii="Consolas" w:hAnsi="Consolas" w:eastAsia="Consolas"/>
+                <w:b w:val="0"/>
+                <w:sz w:val="16"/>
+              </w:rPr>
+              <w:t xml:space="preserve">    client.set_registered_model_alias(name, "champion", candidate)</w:t>
+            </w:r>
+          </w:p>
+          <w:p>
+            <w:pPr>
+              <w:spacing w:before="0" w:after="0" w:line="240" w:lineRule="auto"/>
+              <w:ind w:left="567" w:hanging="567"/>
+            </w:pPr>
+            <w:r>
+              <w:rPr>
+                <w:rFonts w:ascii="Consolas" w:hAnsi="Consolas" w:eastAsia="Consolas"/>
+                <w:b w:val="0"/>
+                <w:color w:val="5B6875"/>
+                <w:sz w:val="16"/>
+              </w:rPr>
+              <w:t xml:space="preserve">  18  </w:t>
+            </w:r>
+            <w:r>
+              <w:rPr>
+                <w:rFonts w:ascii="Consolas" w:hAnsi="Consolas" w:eastAsia="Consolas"/>
+                <w:b w:val="0"/>
+                <w:sz w:val="16"/>
+              </w:rPr>
+              <w:t xml:space="preserve">    return True</w:t>
             </w:r>
           </w:p>
         </w:tc>
       </w:tr>
     </w:tbl>
-    <w:p/>
     <w:p>
       <w:pPr>
-        <w:pStyle w:val="Heading5"/>
-      </w:pPr>
-      <w:r>
-        <w:t>Exercise 3. Fill the gap (level 2)</w:t>
+        <w:pStyle w:val="ListNumber"/>
+      </w:pPr>
+      <w:r>
+        <w:rPr>
+          <w:b/>
+        </w:rPr>
+        <w:t xml:space="preserve">Line 11. </w:t>
+      </w:r>
+      <w:r>
+        <w:rPr>
+          <w:b w:val="0"/>
+          <w:i w:val="0"/>
+        </w:rPr>
+        <w:t>The current champion, resolved through its alias.</w:t>
       </w:r>
     </w:p>
     <w:p>
-      <w:r>
-        <w:rPr>
-          <w:b w:val="0"/>
-          <w:i w:val="0"/>
-        </w:rPr>
-        <w:t>Point the champion alias at version 4, then load whatever it points to.</w:t>
+      <w:pPr>
+        <w:pStyle w:val="ListNumber"/>
+      </w:pPr>
+      <w:r>
+        <w:rPr>
+          <w:b/>
+        </w:rPr>
+        <w:t xml:space="preserve">Line 14. </w:t>
+      </w:r>
+      <w:r>
+        <w:rPr>
+          <w:b w:val="0"/>
+          <w:i w:val="0"/>
+        </w:rPr>
+        <w:t>An agreed margin, so noise alone does not trigger a release.</w:t>
+      </w:r>
+    </w:p>
+    <w:p>
+      <w:pPr>
+        <w:pStyle w:val="ListNumber"/>
+      </w:pPr>
+      <w:r>
+        <w:rPr>
+          <w:b/>
+        </w:rPr>
+        <w:t xml:space="preserve">Line 16. </w:t>
+      </w:r>
+      <w:r>
+        <w:rPr>
+          <w:b w:val="0"/>
+          <w:i w:val="0"/>
+        </w:rPr>
+        <w:t>Rollback stays one alias move away.</w:t>
+      </w:r>
+    </w:p>
+    <w:p>
+      <w:r>
+        <w:rPr>
+          <w:b w:val="0"/>
+          <w:i w:val="0"/>
+        </w:rPr>
+        <w:t>Versions are fixed. Aliases move. Promote by comparison on the same data and metric, and keep the previous champion addressable.</w:t>
+      </w:r>
+    </w:p>
+    <w:p>
+      <w:pPr>
+        <w:pStyle w:val="Heading4"/>
+      </w:pPr>
+      <w:r>
+        <w:t>Recap card</w:t>
+      </w:r>
+    </w:p>
+    <w:p>
+      <w:pPr>
+        <w:pStyle w:val="ListBullet"/>
+      </w:pPr>
+      <w:r>
+        <w:rPr>
+          <w:b/>
+          <w:i w:val="0"/>
+        </w:rPr>
+        <w:t>Version vs alias</w:t>
+      </w:r>
+      <w:r>
+        <w:rPr>
+          <w:b w:val="0"/>
+          <w:i w:val="0"/>
+        </w:rPr>
+        <w:t xml:space="preserve"> A version is fixed. An alias is a movable label on a version.</w:t>
+      </w:r>
+    </w:p>
+    <w:p>
+      <w:pPr>
+        <w:pStyle w:val="ListBullet"/>
+      </w:pPr>
+      <w:r>
+        <w:rPr>
+          <w:b/>
+          <w:i w:val="0"/>
+        </w:rPr>
+        <w:t>Load the current production model</w:t>
+      </w:r>
+      <w:r>
+        <w:rPr>
+          <w:b w:val="0"/>
+          <w:i w:val="0"/>
+        </w:rPr>
+        <w:t xml:space="preserve"> mlflow.pyfunc.load_model("models:/name@champion").</w:t>
+      </w:r>
+    </w:p>
+    <w:p>
+      <w:pPr>
+        <w:pStyle w:val="ListBullet"/>
+      </w:pPr>
+      <w:r>
+        <w:rPr>
+          <w:b/>
+          <w:i w:val="0"/>
+        </w:rPr>
+        <w:t>Model stages</w:t>
+      </w:r>
+      <w:r>
+        <w:rPr>
+          <w:b w:val="0"/>
+          <w:i w:val="0"/>
+        </w:rPr>
+        <w:t xml:space="preserve"> Deprecated since MLflow 2.9, not supported in Unity Catalog. Use aliases.</w:t>
+      </w:r>
+    </w:p>
+    <w:p>
+      <w:pPr>
+        <w:pStyle w:val="ListBullet"/>
+      </w:pPr>
+      <w:r>
+        <w:rPr>
+          <w:b/>
+          <w:i w:val="0"/>
+        </w:rPr>
+        <w:t>Safe promotion</w:t>
+      </w:r>
+      <w:r>
+        <w:rPr>
+          <w:b w:val="0"/>
+          <w:i w:val="0"/>
+        </w:rPr>
+        <w:t xml:space="preserve"> Compare on the same data and metric, require a margin, keep previous_champion for rollback.</w:t>
+      </w:r>
+    </w:p>
+    <w:p>
+      <w:pPr>
+        <w:pStyle w:val="Heading4"/>
+      </w:pPr>
+      <w:r>
+        <w:t>Practice</w:t>
+      </w:r>
+    </w:p>
+    <w:p>
+      <w:pPr>
+        <w:pStyle w:val="Heading5"/>
+      </w:pPr>
+      <w:r>
+        <w:t>Exercise 1. Multiple choice (level 1)</w:t>
+      </w:r>
+    </w:p>
+    <w:p>
+      <w:r>
+        <w:rPr>
+          <w:b w:val="0"/>
+          <w:i w:val="0"/>
+        </w:rPr>
+        <w:t>What does the scoring job load in an alias-based setup?</w:t>
+      </w:r>
+    </w:p>
+    <w:p>
+      <w:pPr>
+        <w:pStyle w:val="ListBullet"/>
+      </w:pPr>
+      <w:r>
+        <w:rPr>
+          <w:b w:val="0"/>
+          <w:i w:val="0"/>
+        </w:rPr>
+        <w:t xml:space="preserve">a) </w:t>
+      </w:r>
+      <w:r>
+        <w:rPr>
+          <w:rFonts w:ascii="Consolas" w:hAnsi="Consolas" w:eastAsia="Consolas"/>
+          <w:b w:val="0"/>
+          <w:sz w:val="19"/>
+        </w:rPr>
+        <w:t>models:/churn_model/7</w:t>
+      </w:r>
+    </w:p>
+    <w:p>
+      <w:pPr>
+        <w:pStyle w:val="ListBullet"/>
+      </w:pPr>
+      <w:r>
+        <w:rPr>
+          <w:b w:val="0"/>
+          <w:i w:val="0"/>
+        </w:rPr>
+        <w:t xml:space="preserve">b) </w:t>
+      </w:r>
+      <w:r>
+        <w:rPr>
+          <w:rFonts w:ascii="Consolas" w:hAnsi="Consolas" w:eastAsia="Consolas"/>
+          <w:b w:val="0"/>
+          <w:sz w:val="19"/>
+        </w:rPr>
+        <w:t>models:/churn_model@champion</w:t>
+      </w:r>
+    </w:p>
+    <w:p>
+      <w:pPr>
+        <w:pStyle w:val="ListBullet"/>
+      </w:pPr>
+      <w:r>
+        <w:rPr>
+          <w:b w:val="0"/>
+          <w:i w:val="0"/>
+        </w:rPr>
+        <w:t xml:space="preserve">c) </w:t>
+      </w:r>
+      <w:r>
+        <w:rPr>
+          <w:rFonts w:ascii="Consolas" w:hAnsi="Consolas" w:eastAsia="Consolas"/>
+          <w:b w:val="0"/>
+          <w:sz w:val="19"/>
+        </w:rPr>
+        <w:t>models:/churn_model/Production</w:t>
+      </w:r>
+    </w:p>
+    <w:p>
+      <w:pPr>
+        <w:pStyle w:val="ListBullet"/>
+      </w:pPr>
+      <w:r>
+        <w:rPr>
+          <w:b w:val="0"/>
+          <w:i w:val="0"/>
+        </w:rPr>
+        <w:t>d) The latest file in a shared folder</w:t>
+      </w:r>
+    </w:p>
+    <w:p>
+      <w:r>
+        <w:rPr>
+          <w:b/>
+          <w:i w:val="0"/>
+        </w:rPr>
+        <w:t>Why?</w:t>
+      </w:r>
+    </w:p>
+    <w:p>
+      <w:pPr>
+        <w:pStyle w:val="ListBullet"/>
+      </w:pPr>
+      <w:r>
+        <w:rPr>
+          <w:b w:val="0"/>
+          <w:i w:val="0"/>
+        </w:rPr>
+        <w:t>r1) The alias moves on promotion and rollback, so the job's code never changes.</w:t>
+      </w:r>
+    </w:p>
+    <w:p>
+      <w:pPr>
+        <w:pStyle w:val="ListBullet"/>
+      </w:pPr>
+      <w:r>
+        <w:rPr>
+          <w:b w:val="0"/>
+          <w:i w:val="0"/>
+        </w:rPr>
+        <w:t>r2) Aliases load faster than versions.</w:t>
+      </w:r>
+    </w:p>
+    <w:p>
+      <w:pPr>
+        <w:pStyle w:val="Heading5"/>
+      </w:pPr>
+      <w:r>
+        <w:t>Exercise 2. Predict the output (level 2)</w:t>
+      </w:r>
+    </w:p>
+    <w:p>
+      <w:r>
+        <w:rPr>
+          <w:b w:val="0"/>
+          <w:i w:val="0"/>
+        </w:rPr>
+        <w:t>A stub registry in plain Python behaves like MLflow's aliases. What does this print?</w:t>
       </w:r>
     </w:p>
     <w:tbl>
@@ -3834,7 +3941,7 @@
                 <w:b w:val="0"/>
                 <w:sz w:val="16"/>
               </w:rPr>
-              <w:t>client._____(1)("churn_model", "champion", "4")</w:t>
+              <w:t>aliases = {"champion": "3"}</w:t>
             </w:r>
           </w:p>
           <w:p>
@@ -3857,7 +3964,76 @@
                 <w:b w:val="0"/>
                 <w:sz w:val="16"/>
               </w:rPr>
-              <w:t>model = mlflow.pyfunc.load_model("models:/churn_model_____(2)champion")</w:t>
+              <w:t>aliases["previous_champion"] = aliases["champion"]</w:t>
+            </w:r>
+          </w:p>
+          <w:p>
+            <w:pPr>
+              <w:spacing w:before="0" w:after="0" w:line="240" w:lineRule="auto"/>
+              <w:ind w:left="567" w:hanging="567"/>
+            </w:pPr>
+            <w:r>
+              <w:rPr>
+                <w:rFonts w:ascii="Consolas" w:hAnsi="Consolas" w:eastAsia="Consolas"/>
+                <w:b w:val="0"/>
+                <w:color w:val="5B6875"/>
+                <w:sz w:val="16"/>
+              </w:rPr>
+              <w:t xml:space="preserve">   3  </w:t>
+            </w:r>
+            <w:r>
+              <w:rPr>
+                <w:rFonts w:ascii="Consolas" w:hAnsi="Consolas" w:eastAsia="Consolas"/>
+                <w:b w:val="0"/>
+                <w:sz w:val="16"/>
+              </w:rPr>
+              <w:t>aliases["champion"] = "5"</w:t>
+            </w:r>
+          </w:p>
+          <w:p>
+            <w:pPr>
+              <w:spacing w:before="0" w:after="0" w:line="240" w:lineRule="auto"/>
+              <w:ind w:left="567" w:hanging="567"/>
+            </w:pPr>
+            <w:r>
+              <w:rPr>
+                <w:rFonts w:ascii="Consolas" w:hAnsi="Consolas" w:eastAsia="Consolas"/>
+                <w:b w:val="0"/>
+                <w:color w:val="5B6875"/>
+                <w:sz w:val="16"/>
+              </w:rPr>
+              <w:t xml:space="preserve">   4  </w:t>
+            </w:r>
+            <w:r>
+              <w:rPr>
+                <w:rFonts w:ascii="Consolas" w:hAnsi="Consolas" w:eastAsia="Consolas"/>
+                <w:b w:val="0"/>
+                <w:sz w:val="16"/>
+              </w:rPr>
+              <w:t>aliases["champion"] = aliases["previous_champion"]</w:t>
+            </w:r>
+          </w:p>
+          <w:p>
+            <w:pPr>
+              <w:spacing w:before="0" w:after="0" w:line="240" w:lineRule="auto"/>
+              <w:ind w:left="567" w:hanging="567"/>
+            </w:pPr>
+            <w:r>
+              <w:rPr>
+                <w:rFonts w:ascii="Consolas" w:hAnsi="Consolas" w:eastAsia="Consolas"/>
+                <w:b w:val="0"/>
+                <w:color w:val="5B6875"/>
+                <w:sz w:val="16"/>
+              </w:rPr>
+              <w:t xml:space="preserve">   5  </w:t>
+            </w:r>
+            <w:r>
+              <w:rPr>
+                <w:rFonts w:ascii="Consolas" w:hAnsi="Consolas" w:eastAsia="Consolas"/>
+                <w:b w:val="0"/>
+                <w:sz w:val="16"/>
+              </w:rPr>
+              <w:t>print(aliases)</w:t>
             </w:r>
           </w:p>
         </w:tc>
@@ -3869,7 +4045,7 @@
         <w:pStyle w:val="Heading5"/>
       </w:pPr>
       <w:r>
-        <w:t>Exercise 4. Write the function (level 3)</w:t>
+        <w:t>Exercise 3. Fill the gap (level 2)</w:t>
       </w:r>
     </w:p>
     <w:p>
@@ -3878,241 +4054,7 @@
           <w:b w:val="0"/>
           <w:i w:val="0"/>
         </w:rPr>
-        <w:t xml:space="preserve">Write </w:t>
-      </w:r>
-      <w:r>
-        <w:rPr>
-          <w:rFonts w:ascii="Consolas" w:hAnsi="Consolas" w:eastAsia="Consolas"/>
-          <w:b w:val="0"/>
-          <w:sz w:val="19"/>
-        </w:rPr>
-        <w:t>promote_if_better(client, name, candidate, metric, min_gain) -&gt; bool</w:t>
-      </w:r>
-      <w:r>
-        <w:rPr>
-          <w:b w:val="0"/>
-          <w:i w:val="0"/>
-        </w:rPr>
-        <w:t xml:space="preserve">. The model already has a </w:t>
-      </w:r>
-      <w:r>
-        <w:rPr>
-          <w:rFonts w:ascii="Consolas" w:hAnsi="Consolas" w:eastAsia="Consolas"/>
-          <w:b w:val="0"/>
-          <w:sz w:val="19"/>
-        </w:rPr>
-        <w:t>champion</w:t>
-      </w:r>
-      <w:r>
-        <w:rPr>
-          <w:b w:val="0"/>
-          <w:i w:val="0"/>
-        </w:rPr>
-        <w:t xml:space="preserve"> alias.</w:t>
-      </w:r>
-    </w:p>
-    <w:p>
-      <w:pPr>
-        <w:pStyle w:val="ListBullet"/>
-      </w:pPr>
-      <w:r>
-        <w:rPr>
-          <w:b w:val="0"/>
-          <w:i w:val="0"/>
-        </w:rPr>
-        <w:t xml:space="preserve">Read the champion with </w:t>
-      </w:r>
-      <w:r>
-        <w:rPr>
-          <w:rFonts w:ascii="Consolas" w:hAnsi="Consolas" w:eastAsia="Consolas"/>
-          <w:b w:val="0"/>
-          <w:sz w:val="19"/>
-        </w:rPr>
-        <w:t>client.get_model_version_by_alias(name, "champion")</w:t>
-      </w:r>
-      <w:r>
-        <w:rPr>
-          <w:b w:val="0"/>
-          <w:i w:val="0"/>
-        </w:rPr>
-        <w:t xml:space="preserve">, and its score from </w:t>
-      </w:r>
-      <w:r>
-        <w:rPr>
-          <w:rFonts w:ascii="Consolas" w:hAnsi="Consolas" w:eastAsia="Consolas"/>
-          <w:b w:val="0"/>
-          <w:sz w:val="19"/>
-        </w:rPr>
-        <w:t>client.get_run(champ.run_id).data.metrics[metric]</w:t>
-      </w:r>
-      <w:r>
-        <w:rPr>
-          <w:b w:val="0"/>
-          <w:i w:val="0"/>
-        </w:rPr>
-        <w:t>.</w:t>
-      </w:r>
-    </w:p>
-    <w:p>
-      <w:pPr>
-        <w:pStyle w:val="ListBullet"/>
-      </w:pPr>
-      <w:r>
-        <w:rPr>
-          <w:b w:val="0"/>
-          <w:i w:val="0"/>
-        </w:rPr>
-        <w:t xml:space="preserve">Read the candidate's score through </w:t>
-      </w:r>
-      <w:r>
-        <w:rPr>
-          <w:rFonts w:ascii="Consolas" w:hAnsi="Consolas" w:eastAsia="Consolas"/>
-          <w:b w:val="0"/>
-          <w:sz w:val="19"/>
-        </w:rPr>
-        <w:t>client.get_model_version(name, candidate)</w:t>
-      </w:r>
-      <w:r>
-        <w:rPr>
-          <w:b w:val="0"/>
-          <w:i w:val="0"/>
-        </w:rPr>
-        <w:t>.</w:t>
-      </w:r>
-    </w:p>
-    <w:p>
-      <w:pPr>
-        <w:pStyle w:val="ListBullet"/>
-      </w:pPr>
-      <w:r>
-        <w:rPr>
-          <w:b w:val="0"/>
-          <w:i w:val="0"/>
-        </w:rPr>
-        <w:t xml:space="preserve">If the candidate's score is at least the champion's plus </w:t>
-      </w:r>
-      <w:r>
-        <w:rPr>
-          <w:rFonts w:ascii="Consolas" w:hAnsi="Consolas" w:eastAsia="Consolas"/>
-          <w:b w:val="0"/>
-          <w:sz w:val="19"/>
-        </w:rPr>
-        <w:t>min_gain</w:t>
-      </w:r>
-      <w:r>
-        <w:rPr>
-          <w:b w:val="0"/>
-          <w:i w:val="0"/>
-        </w:rPr>
-        <w:t xml:space="preserve">, set </w:t>
-      </w:r>
-      <w:r>
-        <w:rPr>
-          <w:rFonts w:ascii="Consolas" w:hAnsi="Consolas" w:eastAsia="Consolas"/>
-          <w:b w:val="0"/>
-          <w:sz w:val="19"/>
-        </w:rPr>
-        <w:t>previous_champion</w:t>
-      </w:r>
-      <w:r>
-        <w:rPr>
-          <w:b w:val="0"/>
-          <w:i w:val="0"/>
-        </w:rPr>
-        <w:t xml:space="preserve"> to the champion's version, then </w:t>
-      </w:r>
-      <w:r>
-        <w:rPr>
-          <w:rFonts w:ascii="Consolas" w:hAnsi="Consolas" w:eastAsia="Consolas"/>
-          <w:b w:val="0"/>
-          <w:sz w:val="19"/>
-        </w:rPr>
-        <w:t>champion</w:t>
-      </w:r>
-      <w:r>
-        <w:rPr>
-          <w:b w:val="0"/>
-          <w:i w:val="0"/>
-        </w:rPr>
-        <w:t xml:space="preserve"> to </w:t>
-      </w:r>
-      <w:r>
-        <w:rPr>
-          <w:rFonts w:ascii="Consolas" w:hAnsi="Consolas" w:eastAsia="Consolas"/>
-          <w:b w:val="0"/>
-          <w:sz w:val="19"/>
-        </w:rPr>
-        <w:t>candidate</w:t>
-      </w:r>
-      <w:r>
-        <w:rPr>
-          <w:b w:val="0"/>
-          <w:i w:val="0"/>
-        </w:rPr>
-        <w:t xml:space="preserve">, and return </w:t>
-      </w:r>
-      <w:r>
-        <w:rPr>
-          <w:rFonts w:ascii="Consolas" w:hAnsi="Consolas" w:eastAsia="Consolas"/>
-          <w:b w:val="0"/>
-          <w:sz w:val="19"/>
-        </w:rPr>
-        <w:t>True</w:t>
-      </w:r>
-      <w:r>
-        <w:rPr>
-          <w:b w:val="0"/>
-          <w:i w:val="0"/>
-        </w:rPr>
-        <w:t xml:space="preserve">. Otherwise change nothing and return </w:t>
-      </w:r>
-      <w:r>
-        <w:rPr>
-          <w:rFonts w:ascii="Consolas" w:hAnsi="Consolas" w:eastAsia="Consolas"/>
-          <w:b w:val="0"/>
-          <w:sz w:val="19"/>
-        </w:rPr>
-        <w:t>False</w:t>
-      </w:r>
-      <w:r>
-        <w:rPr>
-          <w:b w:val="0"/>
-          <w:i w:val="0"/>
-        </w:rPr>
-        <w:t>.</w:t>
-      </w:r>
-    </w:p>
-    <w:p>
-      <w:r>
-        <w:rPr>
-          <w:b w:val="0"/>
-          <w:i w:val="0"/>
-        </w:rPr>
-        <w:t xml:space="preserve">The checker passes a stub client with the same methods as </w:t>
-      </w:r>
-      <w:r>
-        <w:rPr>
-          <w:rFonts w:ascii="Consolas" w:hAnsi="Consolas" w:eastAsia="Consolas"/>
-          <w:b w:val="0"/>
-          <w:sz w:val="19"/>
-        </w:rPr>
-        <w:t>MlflowClient</w:t>
-      </w:r>
-      <w:r>
-        <w:rPr>
-          <w:b w:val="0"/>
-          <w:i w:val="0"/>
-        </w:rPr>
-        <w:t>.</w:t>
-      </w:r>
-    </w:p>
-    <w:p>
-      <w:r>
-        <w:rPr>
-          <w:b w:val="0"/>
-          <w:i w:val="0"/>
-        </w:rPr>
-        <w:t>Starter code:</w:t>
+        <w:t>Point the champion alias at version 4, then load whatever it points to.</w:t>
       </w:r>
     </w:p>
     <w:tbl>
@@ -4150,7 +4092,7 @@
                 <w:b w:val="0"/>
                 <w:sz w:val="16"/>
               </w:rPr>
-              <w:t>def promote_if_better(client, name, candidate, metric, min_gain):</w:t>
+              <w:t>client._____(1)("churn_model", "champion", "4")</w:t>
             </w:r>
           </w:p>
           <w:p>
@@ -4173,30 +4115,7 @@
                 <w:b w:val="0"/>
                 <w:sz w:val="16"/>
               </w:rPr>
-              <w:t xml:space="preserve">    client.set_registered_model_alias(name, "champion", candidate)</w:t>
-            </w:r>
-          </w:p>
-          <w:p>
-            <w:pPr>
-              <w:spacing w:before="0" w:after="0" w:line="240" w:lineRule="auto"/>
-              <w:ind w:left="567" w:hanging="567"/>
-            </w:pPr>
-            <w:r>
-              <w:rPr>
-                <w:rFonts w:ascii="Consolas" w:hAnsi="Consolas" w:eastAsia="Consolas"/>
-                <w:b w:val="0"/>
-                <w:color w:val="5B6875"/>
-                <w:sz w:val="16"/>
-              </w:rPr>
-              <w:t xml:space="preserve">   3  </w:t>
-            </w:r>
-            <w:r>
-              <w:rPr>
-                <w:rFonts w:ascii="Consolas" w:hAnsi="Consolas" w:eastAsia="Consolas"/>
-                <w:b w:val="0"/>
-                <w:sz w:val="16"/>
-              </w:rPr>
-              <w:t xml:space="preserve">    return True</w:t>
+              <w:t>model = mlflow.pyfunc.load_model("models:/churn_model_____(2)champion")</w:t>
             </w:r>
           </w:p>
         </w:tc>
@@ -4208,7 +4127,7 @@
         <w:pStyle w:val="Heading5"/>
       </w:pPr>
       <w:r>
-        <w:t>Exercise 5. Architecture design (level 4)</w:t>
+        <w:t>Exercise 4. Write the function (level 3)</w:t>
       </w:r>
     </w:p>
     <w:p>
@@ -4217,60 +4136,241 @@
           <w:b w:val="0"/>
           <w:i w:val="0"/>
         </w:rPr>
-        <w:t>Set up model releases on Databricks with Unity Catalog.</w:t>
+        <w:t xml:space="preserve">Write </w:t>
+      </w:r>
+      <w:r>
+        <w:rPr>
+          <w:rFonts w:ascii="Consolas" w:hAnsi="Consolas" w:eastAsia="Consolas"/>
+          <w:b w:val="0"/>
+          <w:sz w:val="19"/>
+        </w:rPr>
+        <w:t>promote_if_better(client, name, candidate, metric, min_gain) -&gt; bool</w:t>
+      </w:r>
+      <w:r>
+        <w:rPr>
+          <w:b w:val="0"/>
+          <w:i w:val="0"/>
+        </w:rPr>
+        <w:t xml:space="preserve">. The model already has a </w:t>
+      </w:r>
+      <w:r>
+        <w:rPr>
+          <w:rFonts w:ascii="Consolas" w:hAnsi="Consolas" w:eastAsia="Consolas"/>
+          <w:b w:val="0"/>
+          <w:sz w:val="19"/>
+        </w:rPr>
+        <w:t>champion</w:t>
+      </w:r>
+      <w:r>
+        <w:rPr>
+          <w:b w:val="0"/>
+          <w:i w:val="0"/>
+        </w:rPr>
+        <w:t xml:space="preserve"> alias.</w:t>
       </w:r>
     </w:p>
     <w:p>
-      <w:r>
-        <w:rPr>
-          <w:b w:val="0"/>
-          <w:i w:val="0"/>
-        </w:rPr>
-        <w:t>Options: ml_prod.churn.churn_model, churn_model_final.</w:t>
+      <w:pPr>
+        <w:pStyle w:val="ListBullet"/>
+      </w:pPr>
+      <w:r>
+        <w:rPr>
+          <w:b w:val="0"/>
+          <w:i w:val="0"/>
+        </w:rPr>
+        <w:t xml:space="preserve">Read the champion with </w:t>
+      </w:r>
+      <w:r>
+        <w:rPr>
+          <w:rFonts w:ascii="Consolas" w:hAnsi="Consolas" w:eastAsia="Consolas"/>
+          <w:b w:val="0"/>
+          <w:sz w:val="19"/>
+        </w:rPr>
+        <w:t>client.get_model_version_by_alias(name, "champion")</w:t>
+      </w:r>
+      <w:r>
+        <w:rPr>
+          <w:b w:val="0"/>
+          <w:i w:val="0"/>
+        </w:rPr>
+        <w:t xml:space="preserve">, and its score from </w:t>
+      </w:r>
+      <w:r>
+        <w:rPr>
+          <w:rFonts w:ascii="Consolas" w:hAnsi="Consolas" w:eastAsia="Consolas"/>
+          <w:b w:val="0"/>
+          <w:sz w:val="19"/>
+        </w:rPr>
+        <w:t>client.get_run(champ.run_id).data.metrics[metric]</w:t>
+      </w:r>
+      <w:r>
+        <w:rPr>
+          <w:b w:val="0"/>
+          <w:i w:val="0"/>
+        </w:rPr>
+        <w:t>.</w:t>
       </w:r>
     </w:p>
     <w:p>
       <w:pPr>
-        <w:pStyle w:val="ListNumber"/>
-      </w:pPr>
-      <w:r>
-        <w:rPr>
-          <w:b w:val="0"/>
-          <w:i w:val="0"/>
-        </w:rPr>
-        <w:t>Model name</w:t>
+        <w:pStyle w:val="ListBullet"/>
+      </w:pPr>
+      <w:r>
+        <w:rPr>
+          <w:b w:val="0"/>
+          <w:i w:val="0"/>
+        </w:rPr>
+        <w:t xml:space="preserve">Read the candidate's score through </w:t>
+      </w:r>
+      <w:r>
+        <w:rPr>
+          <w:rFonts w:ascii="Consolas" w:hAnsi="Consolas" w:eastAsia="Consolas"/>
+          <w:b w:val="0"/>
+          <w:sz w:val="19"/>
+        </w:rPr>
+        <w:t>client.get_model_version(name, candidate)</w:t>
+      </w:r>
+      <w:r>
+        <w:rPr>
+          <w:b w:val="0"/>
+          <w:i w:val="0"/>
+        </w:rPr>
+        <w:t>.</w:t>
       </w:r>
     </w:p>
     <w:p>
       <w:pPr>
-        <w:pStyle w:val="ListNumber"/>
-      </w:pPr>
-      <w:r>
-        <w:rPr>
-          <w:b w:val="0"/>
-          <w:i w:val="0"/>
-        </w:rPr>
-        <w:t>What the scoring job loads</w:t>
+        <w:pStyle w:val="ListBullet"/>
+      </w:pPr>
+      <w:r>
+        <w:rPr>
+          <w:b w:val="0"/>
+          <w:i w:val="0"/>
+        </w:rPr>
+        <w:t xml:space="preserve">If the candidate's score is at least the champion's plus </w:t>
+      </w:r>
+      <w:r>
+        <w:rPr>
+          <w:rFonts w:ascii="Consolas" w:hAnsi="Consolas" w:eastAsia="Consolas"/>
+          <w:b w:val="0"/>
+          <w:sz w:val="19"/>
+        </w:rPr>
+        <w:t>min_gain</w:t>
+      </w:r>
+      <w:r>
+        <w:rPr>
+          <w:b w:val="0"/>
+          <w:i w:val="0"/>
+        </w:rPr>
+        <w:t xml:space="preserve">, set </w:t>
+      </w:r>
+      <w:r>
+        <w:rPr>
+          <w:rFonts w:ascii="Consolas" w:hAnsi="Consolas" w:eastAsia="Consolas"/>
+          <w:b w:val="0"/>
+          <w:sz w:val="19"/>
+        </w:rPr>
+        <w:t>previous_champion</w:t>
+      </w:r>
+      <w:r>
+        <w:rPr>
+          <w:b w:val="0"/>
+          <w:i w:val="0"/>
+        </w:rPr>
+        <w:t xml:space="preserve"> to the champion's version, then </w:t>
+      </w:r>
+      <w:r>
+        <w:rPr>
+          <w:rFonts w:ascii="Consolas" w:hAnsi="Consolas" w:eastAsia="Consolas"/>
+          <w:b w:val="0"/>
+          <w:sz w:val="19"/>
+        </w:rPr>
+        <w:t>champion</w:t>
+      </w:r>
+      <w:r>
+        <w:rPr>
+          <w:b w:val="0"/>
+          <w:i w:val="0"/>
+        </w:rPr>
+        <w:t xml:space="preserve"> to </w:t>
+      </w:r>
+      <w:r>
+        <w:rPr>
+          <w:rFonts w:ascii="Consolas" w:hAnsi="Consolas" w:eastAsia="Consolas"/>
+          <w:b w:val="0"/>
+          <w:sz w:val="19"/>
+        </w:rPr>
+        <w:t>candidate</w:t>
+      </w:r>
+      <w:r>
+        <w:rPr>
+          <w:b w:val="0"/>
+          <w:i w:val="0"/>
+        </w:rPr>
+        <w:t xml:space="preserve">, and return </w:t>
+      </w:r>
+      <w:r>
+        <w:rPr>
+          <w:rFonts w:ascii="Consolas" w:hAnsi="Consolas" w:eastAsia="Consolas"/>
+          <w:b w:val="0"/>
+          <w:sz w:val="19"/>
+        </w:rPr>
+        <w:t>True</w:t>
+      </w:r>
+      <w:r>
+        <w:rPr>
+          <w:b w:val="0"/>
+          <w:i w:val="0"/>
+        </w:rPr>
+        <w:t xml:space="preserve">. Otherwise change nothing and return </w:t>
+      </w:r>
+      <w:r>
+        <w:rPr>
+          <w:rFonts w:ascii="Consolas" w:hAnsi="Consolas" w:eastAsia="Consolas"/>
+          <w:b w:val="0"/>
+          <w:sz w:val="19"/>
+        </w:rPr>
+        <w:t>False</w:t>
+      </w:r>
+      <w:r>
+        <w:rPr>
+          <w:b w:val="0"/>
+          <w:i w:val="0"/>
+        </w:rPr>
+        <w:t>.</w:t>
       </w:r>
     </w:p>
     <w:p>
-      <w:pPr>
-        <w:pStyle w:val="ListNumber"/>
-      </w:pPr>
-      <w:r>
-        <w:rPr>
-          <w:b w:val="0"/>
-          <w:i w:val="0"/>
-        </w:rPr>
-        <w:t>Who can move the champion alias</w:t>
+      <w:r>
+        <w:rPr>
+          <w:b w:val="0"/>
+          <w:i w:val="0"/>
+        </w:rPr>
+        <w:t xml:space="preserve">The checker passes a stub client with the same methods as </w:t>
+      </w:r>
+      <w:r>
+        <w:rPr>
+          <w:rFonts w:ascii="Consolas" w:hAnsi="Consolas" w:eastAsia="Consolas"/>
+          <w:b w:val="0"/>
+          <w:sz w:val="19"/>
+        </w:rPr>
+        <w:t>MlflowClient</w:t>
+      </w:r>
+      <w:r>
+        <w:rPr>
+          <w:b w:val="0"/>
+          <w:i w:val="0"/>
+        </w:rPr>
+        <w:t>.</w:t>
       </w:r>
     </w:p>
     <w:p>
-      <w:pPr>
-        <w:pStyle w:val="Heading4"/>
-      </w:pPr>
-      <w:r>
-        <w:t>Sources</w:t>
+      <w:r>
+        <w:rPr>
+          <w:b w:val="0"/>
+          <w:i w:val="0"/>
+        </w:rPr>
+        <w:t>Your code must pass these checks:</w:t>
       </w:r>
     </w:p>
     <w:p>
@@ -4282,7 +4382,7 @@
           <w:b w:val="0"/>
           <w:i w:val="0"/>
         </w:rPr>
-        <w:t>set_registered_model_alias, get_model_version_by_alias and models:/name@alias work as described; transition_model_version_stage warns it is deprecated since 2.9.0. (verified: Run with MLflow 3.16.1 in a scratch environment for this repository.)</w:t>
+        <w:t>A candidate that beats the champion by min_gain becomes champion, and the old champion becomes previous_champion.</w:t>
       </w:r>
     </w:p>
     <w:p>
@@ -4294,41 +4394,16 @@
           <w:b w:val="0"/>
           <w:i w:val="0"/>
         </w:rPr>
-        <w:t>Models in Unity Catalog use three-level names with mlflow.set_registry_uri("databricks-uc") and do not support stages. (search-only: Databricks documentation, Manage model lifecycle in Unity Catalog (docs site not reachable from this environment).)</w:t>
+        <w:t>A gain below min_gain (0.005 &lt; 0.01) must change nothing and return False.</w:t>
       </w:r>
     </w:p>
     <w:p>
-      <w:pPr>
-        <w:pStyle w:val="Heading3"/>
-      </w:pPr>
-      <w:r>
-        <w:t>B14-L3 Reproduce a run from its record</w:t>
-      </w:r>
-    </w:p>
-    <w:p>
-      <w:pPr>
-        <w:pStyle w:val="Heading4"/>
-      </w:pPr>
-      <w:r>
-        <w:t>Concept</w:t>
-      </w:r>
-    </w:p>
-    <w:p>
-      <w:r>
-        <w:rPr>
-          <w:b w:val="0"/>
-          <w:i w:val="0"/>
-        </w:rPr>
-        <w:t>A tracked run is only useful if you can rebuild its result from the record. Test that before you need it, not during an incident.</w:t>
-      </w:r>
-    </w:p>
-    <w:p>
-      <w:r>
-        <w:rPr>
-          <w:b w:val="0"/>
-          <w:i w:val="0"/>
-        </w:rPr>
-        <w:t>From a run ID, MLflow 3.16 gives you everything the run logged:</w:t>
+      <w:r>
+        <w:rPr>
+          <w:b w:val="0"/>
+          <w:i w:val="0"/>
+        </w:rPr>
+        <w:t>Shape of the answer. The reference solution defines these names. Write the bodies yourself.</w:t>
       </w:r>
     </w:p>
     <w:tbl>
@@ -4366,7 +4441,7 @@
                 <w:b w:val="0"/>
                 <w:sz w:val="16"/>
               </w:rPr>
-              <w:t>run = mlflow.get_run(run_id)</w:t>
+              <w:t># Move the champion alias to candidate if it beats the champion by min_gain.</w:t>
             </w:r>
           </w:p>
           <w:p>
@@ -4389,7 +4464,7 @@
                 <w:b w:val="0"/>
                 <w:sz w:val="16"/>
               </w:rPr>
-              <w:t>run.data.params            # {'C': '1.0', 'seed': '7', 'features': 'v3'}  strings</w:t>
+              <w:t>def promote_if_better(</w:t>
             </w:r>
           </w:p>
           <w:p>
@@ -4412,7 +4487,7 @@
                 <w:b w:val="0"/>
                 <w:sz w:val="16"/>
               </w:rPr>
-              <w:t>run.data.tags["git_commit"], run.data.tags["input_sha256"]</w:t>
+              <w:t xml:space="preserve">    client: MlflowClient,</w:t>
             </w:r>
           </w:p>
           <w:p>
@@ -4435,7 +4510,7 @@
                 <w:b w:val="0"/>
                 <w:sz w:val="16"/>
               </w:rPr>
-              <w:t>run.data.metrics["cv_auc"]</w:t>
+              <w:t xml:space="preserve">    name: str,</w:t>
             </w:r>
           </w:p>
           <w:p>
@@ -4458,7 +4533,76 @@
                 <w:b w:val="0"/>
                 <w:sz w:val="16"/>
               </w:rPr>
-              <w:t>reqs = mlflow.pyfunc.get_model_dependencies(f"runs:/{run_id}/model")   # path to requirements.txt</w:t>
+              <w:t xml:space="preserve">    candidate: str,</w:t>
+            </w:r>
+          </w:p>
+          <w:p>
+            <w:pPr>
+              <w:spacing w:before="0" w:after="0" w:line="240" w:lineRule="auto"/>
+              <w:ind w:left="567" w:hanging="567"/>
+            </w:pPr>
+            <w:r>
+              <w:rPr>
+                <w:rFonts w:ascii="Consolas" w:hAnsi="Consolas" w:eastAsia="Consolas"/>
+                <w:b w:val="0"/>
+                <w:color w:val="5B6875"/>
+                <w:sz w:val="16"/>
+              </w:rPr>
+              <w:t xml:space="preserve">   6  </w:t>
+            </w:r>
+            <w:r>
+              <w:rPr>
+                <w:rFonts w:ascii="Consolas" w:hAnsi="Consolas" w:eastAsia="Consolas"/>
+                <w:b w:val="0"/>
+                <w:sz w:val="16"/>
+              </w:rPr>
+              <w:t xml:space="preserve">    metric: str,</w:t>
+            </w:r>
+          </w:p>
+          <w:p>
+            <w:pPr>
+              <w:spacing w:before="0" w:after="0" w:line="240" w:lineRule="auto"/>
+              <w:ind w:left="567" w:hanging="567"/>
+            </w:pPr>
+            <w:r>
+              <w:rPr>
+                <w:rFonts w:ascii="Consolas" w:hAnsi="Consolas" w:eastAsia="Consolas"/>
+                <w:b w:val="0"/>
+                <w:color w:val="5B6875"/>
+                <w:sz w:val="16"/>
+              </w:rPr>
+              <w:t xml:space="preserve">   7  </w:t>
+            </w:r>
+            <w:r>
+              <w:rPr>
+                <w:rFonts w:ascii="Consolas" w:hAnsi="Consolas" w:eastAsia="Consolas"/>
+                <w:b w:val="0"/>
+                <w:sz w:val="16"/>
+              </w:rPr>
+              <w:t xml:space="preserve">    min_gain: float,</w:t>
+            </w:r>
+          </w:p>
+          <w:p>
+            <w:pPr>
+              <w:spacing w:before="0" w:after="0" w:line="240" w:lineRule="auto"/>
+              <w:ind w:left="567" w:hanging="567"/>
+            </w:pPr>
+            <w:r>
+              <w:rPr>
+                <w:rFonts w:ascii="Consolas" w:hAnsi="Consolas" w:eastAsia="Consolas"/>
+                <w:b w:val="0"/>
+                <w:color w:val="5B6875"/>
+                <w:sz w:val="16"/>
+              </w:rPr>
+              <w:t xml:space="preserve">   8  </w:t>
+            </w:r>
+            <w:r>
+              <w:rPr>
+                <w:rFonts w:ascii="Consolas" w:hAnsi="Consolas" w:eastAsia="Consolas"/>
+                <w:b w:val="0"/>
+                <w:sz w:val="16"/>
+              </w:rPr>
+              <w:t>) -&gt; bool: ...</w:t>
             </w:r>
           </w:p>
         </w:tc>
@@ -4471,265 +4615,7 @@
           <w:b w:val="0"/>
           <w:i w:val="0"/>
         </w:rPr>
-        <w:t>The procedure:</w:t>
-      </w:r>
-    </w:p>
-    <w:p>
-      <w:pPr>
-        <w:pStyle w:val="ListNumber"/>
-      </w:pPr>
-      <w:r>
-        <w:rPr>
-          <w:b/>
-          <w:i w:val="0"/>
-        </w:rPr>
-        <w:t>Code.</w:t>
-      </w:r>
-      <w:r>
-        <w:rPr>
-          <w:b w:val="0"/>
-          <w:i w:val="0"/>
-        </w:rPr>
-        <w:t xml:space="preserve"> Check out the logged commit: </w:t>
-      </w:r>
-      <w:r>
-        <w:rPr>
-          <w:rFonts w:ascii="Consolas" w:hAnsi="Consolas" w:eastAsia="Consolas"/>
-          <w:b w:val="0"/>
-          <w:sz w:val="19"/>
-        </w:rPr>
-        <w:t>git switch --detach &lt;commit&gt;</w:t>
-      </w:r>
-      <w:r>
-        <w:rPr>
-          <w:b w:val="0"/>
-          <w:i w:val="0"/>
-        </w:rPr>
-        <w:t>.</w:t>
-      </w:r>
-    </w:p>
-    <w:p>
-      <w:pPr>
-        <w:pStyle w:val="ListNumber"/>
-      </w:pPr>
-      <w:r>
-        <w:rPr>
-          <w:b/>
-          <w:i w:val="0"/>
-        </w:rPr>
-        <w:t>Environment.</w:t>
-      </w:r>
-      <w:r>
-        <w:rPr>
-          <w:b w:val="0"/>
-          <w:i w:val="0"/>
-        </w:rPr>
-        <w:t xml:space="preserve"> Create a fresh environment from the lock file at that commit (lesson B6-L3), or from the model's </w:t>
-      </w:r>
-      <w:r>
-        <w:rPr>
-          <w:rFonts w:ascii="Consolas" w:hAnsi="Consolas" w:eastAsia="Consolas"/>
-          <w:b w:val="0"/>
-          <w:sz w:val="19"/>
-        </w:rPr>
-        <w:t>requirements.txt</w:t>
-      </w:r>
-      <w:r>
-        <w:rPr>
-          <w:b w:val="0"/>
-          <w:i w:val="0"/>
-        </w:rPr>
-        <w:t>.</w:t>
-      </w:r>
-    </w:p>
-    <w:p>
-      <w:pPr>
-        <w:pStyle w:val="ListNumber"/>
-      </w:pPr>
-      <w:r>
-        <w:rPr>
-          <w:b/>
-          <w:i w:val="0"/>
-        </w:rPr>
-        <w:t>Data.</w:t>
-      </w:r>
-      <w:r>
-        <w:rPr>
-          <w:b w:val="0"/>
-          <w:i w:val="0"/>
-        </w:rPr>
-        <w:t xml:space="preserve"> Load the input and compare its SHA-256 with </w:t>
-      </w:r>
-      <w:r>
-        <w:rPr>
-          <w:rFonts w:ascii="Consolas" w:hAnsi="Consolas" w:eastAsia="Consolas"/>
-          <w:b w:val="0"/>
-          <w:sz w:val="19"/>
-        </w:rPr>
-        <w:t>input_sha256</w:t>
-      </w:r>
-      <w:r>
-        <w:rPr>
-          <w:b w:val="0"/>
-          <w:i w:val="0"/>
-        </w:rPr>
-        <w:t>. If it differs, stop: you are reproducing on different data.</w:t>
-      </w:r>
-    </w:p>
-    <w:p>
-      <w:pPr>
-        <w:pStyle w:val="ListNumber"/>
-      </w:pPr>
-      <w:r>
-        <w:rPr>
-          <w:b/>
-          <w:i w:val="0"/>
-        </w:rPr>
-        <w:t>Settings.</w:t>
-      </w:r>
-      <w:r>
-        <w:rPr>
-          <w:b w:val="0"/>
-          <w:i w:val="0"/>
-        </w:rPr>
-        <w:t xml:space="preserve"> Convert the parameters back to their types. </w:t>
-      </w:r>
-      <w:r>
-        <w:rPr>
-          <w:rFonts w:ascii="Consolas" w:hAnsi="Consolas" w:eastAsia="Consolas"/>
-          <w:b w:val="0"/>
-          <w:sz w:val="19"/>
-        </w:rPr>
-        <w:t>'1.0'</w:t>
-      </w:r>
-      <w:r>
-        <w:rPr>
-          <w:b w:val="0"/>
-          <w:i w:val="0"/>
-        </w:rPr>
-        <w:t xml:space="preserve"> must become </w:t>
-      </w:r>
-      <w:r>
-        <w:rPr>
-          <w:rFonts w:ascii="Consolas" w:hAnsi="Consolas" w:eastAsia="Consolas"/>
-          <w:b w:val="0"/>
-          <w:sz w:val="19"/>
-        </w:rPr>
-        <w:t>1.0</w:t>
-      </w:r>
-      <w:r>
-        <w:rPr>
-          <w:b w:val="0"/>
-          <w:i w:val="0"/>
-        </w:rPr>
-        <w:t xml:space="preserve"> and </w:t>
-      </w:r>
-      <w:r>
-        <w:rPr>
-          <w:rFonts w:ascii="Consolas" w:hAnsi="Consolas" w:eastAsia="Consolas"/>
-          <w:b w:val="0"/>
-          <w:sz w:val="19"/>
-        </w:rPr>
-        <w:t>'7'</w:t>
-      </w:r>
-      <w:r>
-        <w:rPr>
-          <w:b w:val="0"/>
-          <w:i w:val="0"/>
-        </w:rPr>
-        <w:t xml:space="preserve"> must become </w:t>
-      </w:r>
-      <w:r>
-        <w:rPr>
-          <w:rFonts w:ascii="Consolas" w:hAnsi="Consolas" w:eastAsia="Consolas"/>
-          <w:b w:val="0"/>
-          <w:sz w:val="19"/>
-        </w:rPr>
-        <w:t>7</w:t>
-      </w:r>
-      <w:r>
-        <w:rPr>
-          <w:b w:val="0"/>
-          <w:i w:val="0"/>
-        </w:rPr>
-        <w:t xml:space="preserve">. Passing </w:t>
-      </w:r>
-      <w:r>
-        <w:rPr>
-          <w:rFonts w:ascii="Consolas" w:hAnsi="Consolas" w:eastAsia="Consolas"/>
-          <w:b w:val="0"/>
-          <w:sz w:val="19"/>
-        </w:rPr>
-        <w:t>'7'</w:t>
-      </w:r>
-      <w:r>
-        <w:rPr>
-          <w:b w:val="0"/>
-          <w:i w:val="0"/>
-        </w:rPr>
-        <w:t xml:space="preserve"> as a seed fails, or worse, works differently.</w:t>
-      </w:r>
-    </w:p>
-    <w:p>
-      <w:pPr>
-        <w:pStyle w:val="ListNumber"/>
-      </w:pPr>
-      <w:r>
-        <w:rPr>
-          <w:b/>
-          <w:i w:val="0"/>
-        </w:rPr>
-        <w:t>Rerun and compare.</w:t>
-      </w:r>
-      <w:r>
-        <w:rPr>
-          <w:b w:val="0"/>
-          <w:i w:val="0"/>
-        </w:rPr>
-        <w:t xml:space="preserve"> Recompute the metric and compare with the logged value within a small tolerance. Identical code, data, settings and versions on the same hardware usually reproduce exactly. Different CPUs or thread counts can change the last digits of floating-point results.</w:t>
-      </w:r>
-    </w:p>
-    <w:p>
-      <w:r>
-        <w:rPr>
-          <w:b w:val="0"/>
-          <w:i w:val="0"/>
-        </w:rPr>
-        <w:t>If the numbers differ by more than the tolerance, the record is incomplete. Something that changes the result was not logged: a feature list read from a file, a default that changed between library versions, an unseeded shuffle. Add it to the run's parameters and try again.</w:t>
-      </w:r>
-    </w:p>
-    <w:p>
-      <w:r>
-        <w:rPr>
-          <w:b w:val="0"/>
-          <w:i w:val="0"/>
-        </w:rPr>
-        <w:t>Schedule a reproduction check: once a quarter, pick the champion model's run and rebuild it from scratch in CI.</w:t>
-      </w:r>
-    </w:p>
-    <w:p>
-      <w:pPr>
-        <w:pStyle w:val="Heading4"/>
-      </w:pPr>
-      <w:r>
-        <w:t>Why it matters</w:t>
-      </w:r>
-    </w:p>
-    <w:p>
-      <w:r>
-        <w:rPr>
-          <w:b w:val="0"/>
-          <w:i w:val="0"/>
-        </w:rPr>
-        <w:t>An auditor asked a lender to show how a credit model's reported AUC of 0.78 had been produced. The run existed in MLflow with parameters and a metric. The input table had since been overwritten, and no data hash had been logged. The team could not show the model had been validated on the data they claimed. The model was suspended for four weeks while it was rebuilt with full records.</w:t>
-      </w:r>
-    </w:p>
-    <w:p>
-      <w:pPr>
-        <w:pStyle w:val="Heading4"/>
-      </w:pPr>
-      <w:r>
-        <w:t>Worked example: weak code</w:t>
+        <w:t>Starter code:</w:t>
       </w:r>
     </w:p>
     <w:tbl>
@@ -4767,7 +4653,7 @@
                 <w:b w:val="0"/>
                 <w:sz w:val="16"/>
               </w:rPr>
-              <w:t>params = mlflow.get_run(run_id).data.params</w:t>
+              <w:t>def promote_if_better(client, name, candidate, metric, min_gain):</w:t>
             </w:r>
           </w:p>
           <w:p>
@@ -4778,48 +4664,174 @@
             <w:r>
               <w:rPr>
                 <w:rFonts w:ascii="Consolas" w:hAnsi="Consolas" w:eastAsia="Consolas"/>
-                <w:b/>
+                <w:b w:val="0"/>
                 <w:color w:val="5B6875"/>
                 <w:sz w:val="16"/>
               </w:rPr>
-              <w:t xml:space="preserve"> [1]  </w:t>
-            </w:r>
-            <w:r>
-              <w:rPr>
-                <w:rFonts w:ascii="Consolas" w:hAnsi="Consolas" w:eastAsia="Consolas"/>
-                <w:b w:val="0"/>
-                <w:sz w:val="16"/>
-              </w:rPr>
-              <w:t>model = LogisticRegression(C=params["C"], random_state=params["seed"])</w:t>
+              <w:t xml:space="preserve">   2  </w:t>
+            </w:r>
+            <w:r>
+              <w:rPr>
+                <w:rFonts w:ascii="Consolas" w:hAnsi="Consolas" w:eastAsia="Consolas"/>
+                <w:b w:val="0"/>
+                <w:sz w:val="16"/>
+              </w:rPr>
+              <w:t xml:space="preserve">    client.set_registered_model_alias(name, "champion", candidate)</w:t>
+            </w:r>
+          </w:p>
+          <w:p>
+            <w:pPr>
+              <w:spacing w:before="0" w:after="0" w:line="240" w:lineRule="auto"/>
+              <w:ind w:left="567" w:hanging="567"/>
+            </w:pPr>
+            <w:r>
+              <w:rPr>
+                <w:rFonts w:ascii="Consolas" w:hAnsi="Consolas" w:eastAsia="Consolas"/>
+                <w:b w:val="0"/>
+                <w:color w:val="5B6875"/>
+                <w:sz w:val="16"/>
+              </w:rPr>
+              <w:t xml:space="preserve">   3  </w:t>
+            </w:r>
+            <w:r>
+              <w:rPr>
+                <w:rFonts w:ascii="Consolas" w:hAnsi="Consolas" w:eastAsia="Consolas"/>
+                <w:b w:val="0"/>
+                <w:sz w:val="16"/>
+              </w:rPr>
+              <w:t xml:space="preserve">    return True</w:t>
             </w:r>
           </w:p>
         </w:tc>
       </w:tr>
     </w:tbl>
+    <w:p/>
     <w:p>
       <w:pPr>
-        <w:pStyle w:val="ListNumber"/>
-      </w:pPr>
-      <w:r>
-        <w:rPr>
-          <w:b/>
-        </w:rPr>
-        <w:t xml:space="preserve">Line 2. </w:t>
-      </w:r>
-      <w:r>
-        <w:rPr>
-          <w:b w:val="0"/>
-          <w:i w:val="0"/>
-        </w:rPr>
-        <w:t>Parameters are strings. '1.0' and '7' are passed through unconverted.</w:t>
+        <w:pStyle w:val="Heading5"/>
+      </w:pPr>
+      <w:r>
+        <w:t>Exercise 5. Architecture design (level 4)</w:t>
       </w:r>
     </w:p>
     <w:p>
+      <w:r>
+        <w:rPr>
+          <w:b w:val="0"/>
+          <w:i w:val="0"/>
+        </w:rPr>
+        <w:t>Set up model releases on Databricks with Unity Catalog.</w:t>
+      </w:r>
+    </w:p>
+    <w:p>
+      <w:r>
+        <w:rPr>
+          <w:b w:val="0"/>
+          <w:i w:val="0"/>
+        </w:rPr>
+        <w:t>Options: ml_prod.churn.churn_model, churn_model_final.</w:t>
+      </w:r>
+    </w:p>
+    <w:p>
+      <w:pPr>
+        <w:pStyle w:val="ListNumber"/>
+      </w:pPr>
+      <w:r>
+        <w:rPr>
+          <w:b w:val="0"/>
+          <w:i w:val="0"/>
+        </w:rPr>
+        <w:t>Model name</w:t>
+      </w:r>
+    </w:p>
+    <w:p>
+      <w:pPr>
+        <w:pStyle w:val="ListNumber"/>
+      </w:pPr>
+      <w:r>
+        <w:rPr>
+          <w:b w:val="0"/>
+          <w:i w:val="0"/>
+        </w:rPr>
+        <w:t>What the scoring job loads</w:t>
+      </w:r>
+    </w:p>
+    <w:p>
+      <w:pPr>
+        <w:pStyle w:val="ListNumber"/>
+      </w:pPr>
+      <w:r>
+        <w:rPr>
+          <w:b w:val="0"/>
+          <w:i w:val="0"/>
+        </w:rPr>
+        <w:t>Who can move the champion alias</w:t>
+      </w:r>
+    </w:p>
+    <w:p>
       <w:pPr>
         <w:pStyle w:val="Heading4"/>
       </w:pPr>
       <w:r>
-        <w:t>Worked example: strong code</w:t>
+        <w:t>Sources</w:t>
+      </w:r>
+    </w:p>
+    <w:p>
+      <w:pPr>
+        <w:pStyle w:val="ListBullet"/>
+      </w:pPr>
+      <w:r>
+        <w:rPr>
+          <w:b w:val="0"/>
+          <w:i w:val="0"/>
+        </w:rPr>
+        <w:t>set_registered_model_alias, get_model_version_by_alias and models:/name@alias work as described; transition_model_version_stage warns it is deprecated since 2.9.0. (verified: Run with MLflow 3.16.1 in a scratch environment for this repository.)</w:t>
+      </w:r>
+    </w:p>
+    <w:p>
+      <w:pPr>
+        <w:pStyle w:val="ListBullet"/>
+      </w:pPr>
+      <w:r>
+        <w:rPr>
+          <w:b w:val="0"/>
+          <w:i w:val="0"/>
+        </w:rPr>
+        <w:t>Models in Unity Catalog use three-level names with mlflow.set_registry_uri("databricks-uc") and do not support stages. (search-only: Databricks documentation, Manage model lifecycle in Unity Catalog (docs site not reachable from this environment).)</w:t>
+      </w:r>
+    </w:p>
+    <w:p>
+      <w:pPr>
+        <w:pStyle w:val="Heading3"/>
+      </w:pPr>
+      <w:r>
+        <w:t>B14-L3 Reproduce a run from its record</w:t>
+      </w:r>
+    </w:p>
+    <w:p>
+      <w:pPr>
+        <w:pStyle w:val="Heading4"/>
+      </w:pPr>
+      <w:r>
+        <w:t>Concept</w:t>
+      </w:r>
+    </w:p>
+    <w:p>
+      <w:r>
+        <w:rPr>
+          <w:b w:val="0"/>
+          <w:i w:val="0"/>
+        </w:rPr>
+        <w:t>A tracked run is only useful if you can rebuild its result from the record. Test that before you need it, not during an incident.</w:t>
+      </w:r>
+    </w:p>
+    <w:p>
+      <w:r>
+        <w:rPr>
+          <w:b w:val="0"/>
+          <w:i w:val="0"/>
+        </w:rPr>
+        <w:t>From a run ID, MLflow 3.16 gives you everything the run logged:</w:t>
       </w:r>
     </w:p>
     <w:tbl>
@@ -4845,19 +4857,19 @@
             <w:r>
               <w:rPr>
                 <w:rFonts w:ascii="Consolas" w:hAnsi="Consolas" w:eastAsia="Consolas"/>
-                <w:b/>
+                <w:b w:val="0"/>
                 <w:color w:val="5B6875"/>
                 <w:sz w:val="16"/>
               </w:rPr>
-              <w:t xml:space="preserve"> [1]  </w:t>
-            </w:r>
-            <w:r>
-              <w:rPr>
-                <w:rFonts w:ascii="Consolas" w:hAnsi="Consolas" w:eastAsia="Consolas"/>
-                <w:b w:val="0"/>
-                <w:sz w:val="16"/>
-              </w:rPr>
-              <w:t>PARAM_TYPES: dict[str, type] = {"C": float, "seed": int, "features": str}</w:t>
+              <w:t xml:space="preserve">   1  </w:t>
+            </w:r>
+            <w:r>
+              <w:rPr>
+                <w:rFonts w:ascii="Consolas" w:hAnsi="Consolas" w:eastAsia="Consolas"/>
+                <w:b w:val="0"/>
+                <w:sz w:val="16"/>
+              </w:rPr>
+              <w:t>run = mlflow.get_run(run_id)</w:t>
             </w:r>
           </w:p>
           <w:p>
@@ -4880,7 +4892,7 @@
                 <w:b w:val="0"/>
                 <w:sz w:val="16"/>
               </w:rPr>
-              <w:t xml:space="preserve"> </w:t>
+              <w:t>run.data.params            # {'C': '1.0', 'seed': '7', 'features': 'v3'}  strings</w:t>
             </w:r>
           </w:p>
           <w:p>
@@ -4903,7 +4915,7 @@
                 <w:b w:val="0"/>
                 <w:sz w:val="16"/>
               </w:rPr>
-              <w:t xml:space="preserve"> </w:t>
+              <w:t>run.data.tags["git_commit"], run.data.tags["input_sha256"]</w:t>
             </w:r>
           </w:p>
           <w:p>
@@ -4926,7 +4938,7 @@
                 <w:b w:val="0"/>
                 <w:sz w:val="16"/>
               </w:rPr>
-              <w:t>def parse_params(params: dict[str, str], types: dict[str, type]) -&gt; dict[str, object]:</w:t>
+              <w:t>run.data.metrics["cv_auc"]</w:t>
             </w:r>
           </w:p>
           <w:p>
@@ -4949,235 +4961,20 @@
                 <w:b w:val="0"/>
                 <w:sz w:val="16"/>
               </w:rPr>
-              <w:t xml:space="preserve">    """Convert logged string parameters back to their types. Fails on missing or bad values."""</w:t>
-            </w:r>
-          </w:p>
-          <w:p>
-            <w:pPr>
-              <w:spacing w:before="0" w:after="0" w:line="240" w:lineRule="auto"/>
-              <w:ind w:left="567" w:hanging="567"/>
-            </w:pPr>
-            <w:r>
-              <w:rPr>
-                <w:rFonts w:ascii="Consolas" w:hAnsi="Consolas" w:eastAsia="Consolas"/>
-                <w:b w:val="0"/>
-                <w:color w:val="5B6875"/>
-                <w:sz w:val="16"/>
-              </w:rPr>
-              <w:t xml:space="preserve">   6  </w:t>
-            </w:r>
-            <w:r>
-              <w:rPr>
-                <w:rFonts w:ascii="Consolas" w:hAnsi="Consolas" w:eastAsia="Consolas"/>
-                <w:b w:val="0"/>
-                <w:sz w:val="16"/>
-              </w:rPr>
-              <w:t xml:space="preserve">    missing = sorted(set(types) - set(params))</w:t>
-            </w:r>
-          </w:p>
-          <w:p>
-            <w:pPr>
-              <w:spacing w:before="0" w:after="0" w:line="240" w:lineRule="auto"/>
-              <w:ind w:left="567" w:hanging="567"/>
-            </w:pPr>
-            <w:r>
-              <w:rPr>
-                <w:rFonts w:ascii="Consolas" w:hAnsi="Consolas" w:eastAsia="Consolas"/>
-                <w:b w:val="0"/>
-                <w:color w:val="5B6875"/>
-                <w:sz w:val="16"/>
-              </w:rPr>
-              <w:t xml:space="preserve">   7  </w:t>
-            </w:r>
-            <w:r>
-              <w:rPr>
-                <w:rFonts w:ascii="Consolas" w:hAnsi="Consolas" w:eastAsia="Consolas"/>
-                <w:b w:val="0"/>
-                <w:sz w:val="16"/>
-              </w:rPr>
-              <w:t xml:space="preserve">    if missing:</w:t>
-            </w:r>
-          </w:p>
-          <w:p>
-            <w:pPr>
-              <w:spacing w:before="0" w:after="0" w:line="240" w:lineRule="auto"/>
-              <w:ind w:left="567" w:hanging="567"/>
-            </w:pPr>
-            <w:r>
-              <w:rPr>
-                <w:rFonts w:ascii="Consolas" w:hAnsi="Consolas" w:eastAsia="Consolas"/>
-                <w:b/>
-                <w:color w:val="5B6875"/>
-                <w:sz w:val="16"/>
-              </w:rPr>
-              <w:t xml:space="preserve"> [2]  </w:t>
-            </w:r>
-            <w:r>
-              <w:rPr>
-                <w:rFonts w:ascii="Consolas" w:hAnsi="Consolas" w:eastAsia="Consolas"/>
-                <w:b w:val="0"/>
-                <w:sz w:val="16"/>
-              </w:rPr>
-              <w:t xml:space="preserve">        raise KeyError(f"run is missing parameters: {missing}")</w:t>
-            </w:r>
-          </w:p>
-          <w:p>
-            <w:pPr>
-              <w:spacing w:before="0" w:after="0" w:line="240" w:lineRule="auto"/>
-              <w:ind w:left="567" w:hanging="567"/>
-            </w:pPr>
-            <w:r>
-              <w:rPr>
-                <w:rFonts w:ascii="Consolas" w:hAnsi="Consolas" w:eastAsia="Consolas"/>
-                <w:b w:val="0"/>
-                <w:color w:val="5B6875"/>
-                <w:sz w:val="16"/>
-              </w:rPr>
-              <w:t xml:space="preserve">   9  </w:t>
-            </w:r>
-            <w:r>
-              <w:rPr>
-                <w:rFonts w:ascii="Consolas" w:hAnsi="Consolas" w:eastAsia="Consolas"/>
-                <w:b w:val="0"/>
-                <w:sz w:val="16"/>
-              </w:rPr>
-              <w:t xml:space="preserve">    return {key: cast(params[key]) for key, cast in types.items()}</w:t>
-            </w:r>
-          </w:p>
-          <w:p>
-            <w:pPr>
-              <w:spacing w:before="0" w:after="0" w:line="240" w:lineRule="auto"/>
-              <w:ind w:left="567" w:hanging="567"/>
-            </w:pPr>
-            <w:r>
-              <w:rPr>
-                <w:rFonts w:ascii="Consolas" w:hAnsi="Consolas" w:eastAsia="Consolas"/>
-                <w:b w:val="0"/>
-                <w:color w:val="5B6875"/>
-                <w:sz w:val="16"/>
-              </w:rPr>
-              <w:t xml:space="preserve">  10  </w:t>
-            </w:r>
-            <w:r>
-              <w:rPr>
-                <w:rFonts w:ascii="Consolas" w:hAnsi="Consolas" w:eastAsia="Consolas"/>
-                <w:b w:val="0"/>
-                <w:sz w:val="16"/>
-              </w:rPr>
-              <w:t xml:space="preserve"> </w:t>
-            </w:r>
-          </w:p>
-          <w:p>
-            <w:pPr>
-              <w:spacing w:before="0" w:after="0" w:line="240" w:lineRule="auto"/>
-              <w:ind w:left="567" w:hanging="567"/>
-            </w:pPr>
-            <w:r>
-              <w:rPr>
-                <w:rFonts w:ascii="Consolas" w:hAnsi="Consolas" w:eastAsia="Consolas"/>
-                <w:b w:val="0"/>
-                <w:color w:val="5B6875"/>
-                <w:sz w:val="16"/>
-              </w:rPr>
-              <w:t xml:space="preserve">  11  </w:t>
-            </w:r>
-            <w:r>
-              <w:rPr>
-                <w:rFonts w:ascii="Consolas" w:hAnsi="Consolas" w:eastAsia="Consolas"/>
-                <w:b w:val="0"/>
-                <w:sz w:val="16"/>
-              </w:rPr>
-              <w:t xml:space="preserve"> </w:t>
-            </w:r>
-          </w:p>
-          <w:p>
-            <w:pPr>
-              <w:spacing w:before="0" w:after="0" w:line="240" w:lineRule="auto"/>
-              <w:ind w:left="567" w:hanging="567"/>
-            </w:pPr>
-            <w:r>
-              <w:rPr>
-                <w:rFonts w:ascii="Consolas" w:hAnsi="Consolas" w:eastAsia="Consolas"/>
-                <w:b w:val="0"/>
-                <w:color w:val="5B6875"/>
-                <w:sz w:val="16"/>
-              </w:rPr>
-              <w:t xml:space="preserve">  12  </w:t>
-            </w:r>
-            <w:r>
-              <w:rPr>
-                <w:rFonts w:ascii="Consolas" w:hAnsi="Consolas" w:eastAsia="Consolas"/>
-                <w:b w:val="0"/>
-                <w:sz w:val="16"/>
-              </w:rPr>
-              <w:t>def reproduced(logged: float, rerun: float, tol: float = 1e-9) -&gt; bool:</w:t>
-            </w:r>
-          </w:p>
-          <w:p>
-            <w:pPr>
-              <w:spacing w:before="0" w:after="0" w:line="240" w:lineRule="auto"/>
-              <w:ind w:left="567" w:hanging="567"/>
-            </w:pPr>
-            <w:r>
-              <w:rPr>
-                <w:rFonts w:ascii="Consolas" w:hAnsi="Consolas" w:eastAsia="Consolas"/>
-                <w:b w:val="0"/>
-                <w:color w:val="5B6875"/>
-                <w:sz w:val="16"/>
-              </w:rPr>
-              <w:t xml:space="preserve">  13  </w:t>
-            </w:r>
-            <w:r>
-              <w:rPr>
-                <w:rFonts w:ascii="Consolas" w:hAnsi="Consolas" w:eastAsia="Consolas"/>
-                <w:b w:val="0"/>
-                <w:sz w:val="16"/>
-              </w:rPr>
-              <w:t xml:space="preserve">    """True when the rerun metric matches the logged one within tol."""</w:t>
-            </w:r>
-          </w:p>
-          <w:p>
-            <w:pPr>
-              <w:spacing w:before="0" w:after="0" w:line="240" w:lineRule="auto"/>
-              <w:ind w:left="567" w:hanging="567"/>
-            </w:pPr>
-            <w:r>
-              <w:rPr>
-                <w:rFonts w:ascii="Consolas" w:hAnsi="Consolas" w:eastAsia="Consolas"/>
-                <w:b/>
-                <w:color w:val="5B6875"/>
-                <w:sz w:val="16"/>
-              </w:rPr>
-              <w:t xml:space="preserve"> [3]  </w:t>
-            </w:r>
-            <w:r>
-              <w:rPr>
-                <w:rFonts w:ascii="Consolas" w:hAnsi="Consolas" w:eastAsia="Consolas"/>
-                <w:b w:val="0"/>
-                <w:sz w:val="16"/>
-              </w:rPr>
-              <w:t xml:space="preserve">    return abs(logged - rerun) &lt;= tol</w:t>
+              <w:t>reqs = mlflow.pyfunc.get_model_dependencies(f"runs:/{run_id}/model")   # path to requirements.txt</w:t>
             </w:r>
           </w:p>
         </w:tc>
       </w:tr>
     </w:tbl>
+    <w:p/>
     <w:p>
-      <w:pPr>
-        <w:pStyle w:val="ListNumber"/>
-      </w:pPr>
-      <w:r>
-        <w:rPr>
-          <w:b/>
-        </w:rPr>
-        <w:t xml:space="preserve">Line 1. </w:t>
-      </w:r>
-      <w:r>
-        <w:rPr>
-          <w:b w:val="0"/>
-          <w:i w:val="0"/>
-        </w:rPr>
-        <w:t>The expected parameters and their types, in one place.</w:t>
+      <w:r>
+        <w:rPr>
+          <w:b w:val="0"/>
+          <w:i w:val="0"/>
+        </w:rPr>
+        <w:t>The procedure:</w:t>
       </w:r>
     </w:p>
     <w:p>
@@ -5187,15 +4984,31 @@
       <w:r>
         <w:rPr>
           <w:b/>
-        </w:rPr>
-        <w:t xml:space="preserve">Line 8. </w:t>
-      </w:r>
-      <w:r>
-        <w:rPr>
-          <w:b w:val="0"/>
-          <w:i w:val="0"/>
-        </w:rPr>
-        <w:t>A run without a needed parameter cannot be reproduced. Say so.</w:t>
+          <w:i w:val="0"/>
+        </w:rPr>
+        <w:t>Code.</w:t>
+      </w:r>
+      <w:r>
+        <w:rPr>
+          <w:b w:val="0"/>
+          <w:i w:val="0"/>
+        </w:rPr>
+        <w:t xml:space="preserve"> Check out the logged commit: </w:t>
+      </w:r>
+      <w:r>
+        <w:rPr>
+          <w:rFonts w:ascii="Consolas" w:hAnsi="Consolas" w:eastAsia="Consolas"/>
+          <w:b w:val="0"/>
+          <w:sz w:val="19"/>
+        </w:rPr>
+        <w:t>git switch --detach &lt;commit&gt;</w:t>
+      </w:r>
+      <w:r>
+        <w:rPr>
+          <w:b w:val="0"/>
+          <w:i w:val="0"/>
+        </w:rPr>
+        <w:t>.</w:t>
       </w:r>
     </w:p>
     <w:p>
@@ -5205,246 +5018,221 @@
       <w:r>
         <w:rPr>
           <w:b/>
-        </w:rPr>
-        <w:t xml:space="preserve">Line 14. </w:t>
-      </w:r>
-      <w:r>
-        <w:rPr>
-          <w:b w:val="0"/>
-          <w:i w:val="0"/>
-        </w:rPr>
-        <w:t>An explicit tolerance, recorded with the check.</w:t>
+          <w:i w:val="0"/>
+        </w:rPr>
+        <w:t>Environment.</w:t>
+      </w:r>
+      <w:r>
+        <w:rPr>
+          <w:b w:val="0"/>
+          <w:i w:val="0"/>
+        </w:rPr>
+        <w:t xml:space="preserve"> Create a fresh environment from the lock file at that commit (lesson B6-L3), or from the model's </w:t>
+      </w:r>
+      <w:r>
+        <w:rPr>
+          <w:rFonts w:ascii="Consolas" w:hAnsi="Consolas" w:eastAsia="Consolas"/>
+          <w:b w:val="0"/>
+          <w:sz w:val="19"/>
+        </w:rPr>
+        <w:t>requirements.txt</w:t>
+      </w:r>
+      <w:r>
+        <w:rPr>
+          <w:b w:val="0"/>
+          <w:i w:val="0"/>
+        </w:rPr>
+        <w:t>.</w:t>
       </w:r>
     </w:p>
     <w:p>
-      <w:r>
-        <w:rPr>
-          <w:b w:val="0"/>
-          <w:i w:val="0"/>
-        </w:rPr>
-        <w:t>Code from the commit, environment from the lock, data checked by hash, settings converted back to types, metric compared within a tolerance.</w:t>
+      <w:pPr>
+        <w:pStyle w:val="ListNumber"/>
+      </w:pPr>
+      <w:r>
+        <w:rPr>
+          <w:b/>
+          <w:i w:val="0"/>
+        </w:rPr>
+        <w:t>Data.</w:t>
+      </w:r>
+      <w:r>
+        <w:rPr>
+          <w:b w:val="0"/>
+          <w:i w:val="0"/>
+        </w:rPr>
+        <w:t xml:space="preserve"> Load the input and compare its SHA-256 with </w:t>
+      </w:r>
+      <w:r>
+        <w:rPr>
+          <w:rFonts w:ascii="Consolas" w:hAnsi="Consolas" w:eastAsia="Consolas"/>
+          <w:b w:val="0"/>
+          <w:sz w:val="19"/>
+        </w:rPr>
+        <w:t>input_sha256</w:t>
+      </w:r>
+      <w:r>
+        <w:rPr>
+          <w:b w:val="0"/>
+          <w:i w:val="0"/>
+        </w:rPr>
+        <w:t>. If it differs, stop: you are reproducing on different data.</w:t>
       </w:r>
     </w:p>
     <w:p>
       <w:pPr>
-        <w:pStyle w:val="Heading4"/>
-      </w:pPr>
-      <w:r>
-        <w:t>Recap card</w:t>
+        <w:pStyle w:val="ListNumber"/>
+      </w:pPr>
+      <w:r>
+        <w:rPr>
+          <w:b/>
+          <w:i w:val="0"/>
+        </w:rPr>
+        <w:t>Settings.</w:t>
+      </w:r>
+      <w:r>
+        <w:rPr>
+          <w:b w:val="0"/>
+          <w:i w:val="0"/>
+        </w:rPr>
+        <w:t xml:space="preserve"> Convert the parameters back to their types. </w:t>
+      </w:r>
+      <w:r>
+        <w:rPr>
+          <w:rFonts w:ascii="Consolas" w:hAnsi="Consolas" w:eastAsia="Consolas"/>
+          <w:b w:val="0"/>
+          <w:sz w:val="19"/>
+        </w:rPr>
+        <w:t>'1.0'</w:t>
+      </w:r>
+      <w:r>
+        <w:rPr>
+          <w:b w:val="0"/>
+          <w:i w:val="0"/>
+        </w:rPr>
+        <w:t xml:space="preserve"> must become </w:t>
+      </w:r>
+      <w:r>
+        <w:rPr>
+          <w:rFonts w:ascii="Consolas" w:hAnsi="Consolas" w:eastAsia="Consolas"/>
+          <w:b w:val="0"/>
+          <w:sz w:val="19"/>
+        </w:rPr>
+        <w:t>1.0</w:t>
+      </w:r>
+      <w:r>
+        <w:rPr>
+          <w:b w:val="0"/>
+          <w:i w:val="0"/>
+        </w:rPr>
+        <w:t xml:space="preserve"> and </w:t>
+      </w:r>
+      <w:r>
+        <w:rPr>
+          <w:rFonts w:ascii="Consolas" w:hAnsi="Consolas" w:eastAsia="Consolas"/>
+          <w:b w:val="0"/>
+          <w:sz w:val="19"/>
+        </w:rPr>
+        <w:t>'7'</w:t>
+      </w:r>
+      <w:r>
+        <w:rPr>
+          <w:b w:val="0"/>
+          <w:i w:val="0"/>
+        </w:rPr>
+        <w:t xml:space="preserve"> must become </w:t>
+      </w:r>
+      <w:r>
+        <w:rPr>
+          <w:rFonts w:ascii="Consolas" w:hAnsi="Consolas" w:eastAsia="Consolas"/>
+          <w:b w:val="0"/>
+          <w:sz w:val="19"/>
+        </w:rPr>
+        <w:t>7</w:t>
+      </w:r>
+      <w:r>
+        <w:rPr>
+          <w:b w:val="0"/>
+          <w:i w:val="0"/>
+        </w:rPr>
+        <w:t xml:space="preserve">. Passing </w:t>
+      </w:r>
+      <w:r>
+        <w:rPr>
+          <w:rFonts w:ascii="Consolas" w:hAnsi="Consolas" w:eastAsia="Consolas"/>
+          <w:b w:val="0"/>
+          <w:sz w:val="19"/>
+        </w:rPr>
+        <w:t>'7'</w:t>
+      </w:r>
+      <w:r>
+        <w:rPr>
+          <w:b w:val="0"/>
+          <w:i w:val="0"/>
+        </w:rPr>
+        <w:t xml:space="preserve"> as a seed fails, or worse, works differently.</w:t>
       </w:r>
     </w:p>
     <w:p>
       <w:pPr>
-        <w:pStyle w:val="ListBullet"/>
+        <w:pStyle w:val="ListNumber"/>
       </w:pPr>
       <w:r>
         <w:rPr>
           <w:b/>
           <w:i w:val="0"/>
         </w:rPr>
-        <w:t>Reproduce a run</w:t>
-      </w:r>
-      <w:r>
-        <w:rPr>
-          <w:b w:val="0"/>
-          <w:i w:val="0"/>
-        </w:rPr>
-        <w:t xml:space="preserve"> Commit, environment from lock, data verified by hash, typed params, rerun, compare within tolerance.</w:t>
+        <w:t>Rerun and compare.</w:t>
+      </w:r>
+      <w:r>
+        <w:rPr>
+          <w:b w:val="0"/>
+          <w:i w:val="0"/>
+        </w:rPr>
+        <w:t xml:space="preserve"> Recompute the metric and compare with the logged value within a small tolerance. Identical code, data, settings and versions on the same hardware usually reproduce exactly. Different CPUs or thread counts can change the last digits of floating-point results.</w:t>
       </w:r>
     </w:p>
     <w:p>
-      <w:pPr>
-        <w:pStyle w:val="ListBullet"/>
-      </w:pPr>
-      <w:r>
-        <w:rPr>
-          <w:b/>
-          <w:i w:val="0"/>
-        </w:rPr>
-        <w:t>Parameters from mlflow.get_run</w:t>
-      </w:r>
-      <w:r>
-        <w:rPr>
-          <w:b w:val="0"/>
-          <w:i w:val="0"/>
-        </w:rPr>
-        <w:t xml:space="preserve"> Strings. Convert with the expected types before use.</w:t>
+      <w:r>
+        <w:rPr>
+          <w:b w:val="0"/>
+          <w:i w:val="0"/>
+        </w:rPr>
+        <w:t>If the numbers differ by more than the tolerance, the record is incomplete. Something that changes the result was not logged: a feature list read from a file, a default that changed between library versions, an unseeded shuffle. Add it to the run's parameters and try again.</w:t>
       </w:r>
     </w:p>
     <w:p>
-      <w:pPr>
-        <w:pStyle w:val="ListBullet"/>
-      </w:pPr>
-      <w:r>
-        <w:rPr>
-          <w:b/>
-          <w:i w:val="0"/>
-        </w:rPr>
-        <w:t>Model dependencies</w:t>
-      </w:r>
-      <w:r>
-        <w:rPr>
-          <w:b w:val="0"/>
-          <w:i w:val="0"/>
-        </w:rPr>
-        <w:t xml:space="preserve"> mlflow.pyfunc.get_model_dependencies(model_uri) returns the path to requirements.txt.</w:t>
+      <w:r>
+        <w:rPr>
+          <w:b w:val="0"/>
+          <w:i w:val="0"/>
+        </w:rPr>
+        <w:t>Schedule a reproduction check: once a quarter, pick the champion model's run and rebuild it from scratch in CI.</w:t>
       </w:r>
     </w:p>
     <w:p>
       <w:pPr>
-        <w:pStyle w:val="ListBullet"/>
-      </w:pPr>
-      <w:r>
-        <w:rPr>
-          <w:b/>
-          <w:i w:val="0"/>
-        </w:rPr>
-        <w:t>Rerun differs beyond tolerance</w:t>
-      </w:r>
-      <w:r>
-        <w:rPr>
-          <w:b w:val="0"/>
-          <w:i w:val="0"/>
-        </w:rPr>
-        <w:t xml:space="preserve"> Something that changes results was not logged. Find it and log it.</w:t>
+        <w:pStyle w:val="Heading4"/>
+      </w:pPr>
+      <w:r>
+        <w:t>Why it matters</w:t>
       </w:r>
     </w:p>
     <w:p>
-      <w:pPr>
-        <w:pStyle w:val="Heading4"/>
-      </w:pPr>
-      <w:r>
-        <w:t>Practice</w:t>
+      <w:r>
+        <w:rPr>
+          <w:b w:val="0"/>
+          <w:i w:val="0"/>
+        </w:rPr>
+        <w:t>An auditor asked a lender to show how a credit model's reported AUC of 0.78 had been produced. The run existed in MLflow with parameters and a metric. The input table had since been overwritten, and no data hash had been logged. The team could not show the model had been validated on the data they claimed. The model was suspended for four weeks while it was rebuilt with full records.</w:t>
       </w:r>
     </w:p>
     <w:p>
       <w:pPr>
-        <w:pStyle w:val="Heading5"/>
-      </w:pPr>
-      <w:r>
-        <w:t>Exercise 1. Multiple choice (level 1)</w:t>
-      </w:r>
-    </w:p>
-    <w:p>
-      <w:r>
-        <w:rPr>
-          <w:b w:val="0"/>
-          <w:i w:val="0"/>
-        </w:rPr>
-        <w:t xml:space="preserve">You are reproducing a run. The input file's SHA-256 differs from the logged </w:t>
-      </w:r>
-      <w:r>
-        <w:rPr>
-          <w:rFonts w:ascii="Consolas" w:hAnsi="Consolas" w:eastAsia="Consolas"/>
-          <w:b w:val="0"/>
-          <w:sz w:val="19"/>
-        </w:rPr>
-        <w:t>input_sha256</w:t>
-      </w:r>
-      <w:r>
-        <w:rPr>
-          <w:b w:val="0"/>
-          <w:i w:val="0"/>
-        </w:rPr>
-        <w:t>. What next?</w:t>
-      </w:r>
-    </w:p>
-    <w:p>
-      <w:pPr>
-        <w:pStyle w:val="ListBullet"/>
-      </w:pPr>
-      <w:r>
-        <w:rPr>
-          <w:b w:val="0"/>
-          <w:i w:val="0"/>
-        </w:rPr>
-        <w:t>a) Continue. The file name is the same.</w:t>
-      </w:r>
-    </w:p>
-    <w:p>
-      <w:pPr>
-        <w:pStyle w:val="ListBullet"/>
-      </w:pPr>
-      <w:r>
-        <w:rPr>
-          <w:b w:val="0"/>
-          <w:i w:val="0"/>
-        </w:rPr>
-        <w:t>b) Stop. You would be reproducing on different data. Find the original input.</w:t>
-      </w:r>
-    </w:p>
-    <w:p>
-      <w:pPr>
-        <w:pStyle w:val="ListBullet"/>
-      </w:pPr>
-      <w:r>
-        <w:rPr>
-          <w:b w:val="0"/>
-          <w:i w:val="0"/>
-        </w:rPr>
-        <w:t>c) Update the logged tag to the new hash.</w:t>
-      </w:r>
-    </w:p>
-    <w:p>
-      <w:pPr>
-        <w:pStyle w:val="ListBullet"/>
-      </w:pPr>
-      <w:r>
-        <w:rPr>
-          <w:b w:val="0"/>
-          <w:i w:val="0"/>
-        </w:rPr>
-        <w:t>d) Rerun twice and average.</w:t>
-      </w:r>
-    </w:p>
-    <w:p>
-      <w:r>
-        <w:rPr>
-          <w:b/>
-          <w:i w:val="0"/>
-        </w:rPr>
-        <w:t>Why?</w:t>
-      </w:r>
-    </w:p>
-    <w:p>
-      <w:pPr>
-        <w:pStyle w:val="ListBullet"/>
-      </w:pPr>
-      <w:r>
-        <w:rPr>
-          <w:b w:val="0"/>
-          <w:i w:val="0"/>
-        </w:rPr>
-        <w:t>r1) Any changed byte changes the hash, so the data is not the data the run used.</w:t>
-      </w:r>
-    </w:p>
-    <w:p>
-      <w:pPr>
-        <w:pStyle w:val="ListBullet"/>
-      </w:pPr>
-      <w:r>
-        <w:rPr>
-          <w:b w:val="0"/>
-          <w:i w:val="0"/>
-        </w:rPr>
-        <w:t>r2) Hashes are unreliable.</w:t>
-      </w:r>
-    </w:p>
-    <w:p>
-      <w:pPr>
-        <w:pStyle w:val="Heading5"/>
-      </w:pPr>
-      <w:r>
-        <w:t>Exercise 2. Predict the output (level 2)</w:t>
-      </w:r>
-    </w:p>
-    <w:p>
-      <w:r>
-        <w:rPr>
-          <w:b w:val="0"/>
-          <w:i w:val="0"/>
-        </w:rPr>
-        <w:t>Logged parameters come back as strings. What does this print?</w:t>
+        <w:pStyle w:val="Heading4"/>
+      </w:pPr>
+      <w:r>
+        <w:t>Worked example: weak code</w:t>
       </w:r>
     </w:p>
     <w:tbl>
@@ -5482,7 +5270,7 @@
                 <w:b w:val="0"/>
                 <w:sz w:val="16"/>
               </w:rPr>
-              <w:t>params = {"C": "1.0", "seed": "7"}</w:t>
+              <w:t>params = mlflow.get_run(run_id).data.params</w:t>
             </w:r>
           </w:p>
           <w:p>
@@ -5493,6 +5281,721 @@
             <w:r>
               <w:rPr>
                 <w:rFonts w:ascii="Consolas" w:hAnsi="Consolas" w:eastAsia="Consolas"/>
+                <w:b/>
+                <w:color w:val="5B6875"/>
+                <w:sz w:val="16"/>
+              </w:rPr>
+              <w:t xml:space="preserve"> [1]  </w:t>
+            </w:r>
+            <w:r>
+              <w:rPr>
+                <w:rFonts w:ascii="Consolas" w:hAnsi="Consolas" w:eastAsia="Consolas"/>
+                <w:b w:val="0"/>
+                <w:sz w:val="16"/>
+              </w:rPr>
+              <w:t>model = LogisticRegression(C=params["C"], random_state=params["seed"])</w:t>
+            </w:r>
+          </w:p>
+        </w:tc>
+      </w:tr>
+    </w:tbl>
+    <w:p>
+      <w:pPr>
+        <w:pStyle w:val="ListNumber"/>
+      </w:pPr>
+      <w:r>
+        <w:rPr>
+          <w:b/>
+        </w:rPr>
+        <w:t xml:space="preserve">Line 2. </w:t>
+      </w:r>
+      <w:r>
+        <w:rPr>
+          <w:b w:val="0"/>
+          <w:i w:val="0"/>
+        </w:rPr>
+        <w:t>Parameters are strings. '1.0' and '7' are passed through unconverted.</w:t>
+      </w:r>
+    </w:p>
+    <w:p>
+      <w:pPr>
+        <w:pStyle w:val="Heading4"/>
+      </w:pPr>
+      <w:r>
+        <w:t>Worked example: strong code</w:t>
+      </w:r>
+    </w:p>
+    <w:tbl>
+      <w:tblPr>
+        <w:tblW w:type="auto" w:w="0"/>
+        <w:jc w:val="left"/>
+        <w:tblLook w:firstColumn="1" w:firstRow="1" w:lastColumn="0" w:lastRow="0" w:noHBand="0" w:noVBand="1" w:val="04A0"/>
+      </w:tblPr>
+      <w:tblGrid>
+        <w:gridCol w:w="8221"/>
+      </w:tblGrid>
+      <w:tr>
+        <w:tc>
+          <w:tcPr>
+            <w:tcW w:type="dxa" w:w="8221"/>
+            <w:shd w:val="clear" w:color="auto" w:fill="F2F4F7"/>
+          </w:tcPr>
+          <w:p>
+            <w:pPr>
+              <w:spacing w:before="0" w:after="0" w:line="240" w:lineRule="auto"/>
+              <w:ind w:left="567" w:hanging="567"/>
+            </w:pPr>
+            <w:r>
+              <w:rPr>
+                <w:rFonts w:ascii="Consolas" w:hAnsi="Consolas" w:eastAsia="Consolas"/>
+                <w:b/>
+                <w:color w:val="5B6875"/>
+                <w:sz w:val="16"/>
+              </w:rPr>
+              <w:t xml:space="preserve"> [1]  </w:t>
+            </w:r>
+            <w:r>
+              <w:rPr>
+                <w:rFonts w:ascii="Consolas" w:hAnsi="Consolas" w:eastAsia="Consolas"/>
+                <w:b w:val="0"/>
+                <w:sz w:val="16"/>
+              </w:rPr>
+              <w:t>PARAM_TYPES: dict[str, type] = {"C": float, "seed": int, "features": str}</w:t>
+            </w:r>
+          </w:p>
+          <w:p>
+            <w:pPr>
+              <w:spacing w:before="0" w:after="0" w:line="240" w:lineRule="auto"/>
+              <w:ind w:left="567" w:hanging="567"/>
+            </w:pPr>
+            <w:r>
+              <w:rPr>
+                <w:rFonts w:ascii="Consolas" w:hAnsi="Consolas" w:eastAsia="Consolas"/>
+                <w:b w:val="0"/>
+                <w:color w:val="5B6875"/>
+                <w:sz w:val="16"/>
+              </w:rPr>
+              <w:t xml:space="preserve">   2  </w:t>
+            </w:r>
+            <w:r>
+              <w:rPr>
+                <w:rFonts w:ascii="Consolas" w:hAnsi="Consolas" w:eastAsia="Consolas"/>
+                <w:b w:val="0"/>
+                <w:sz w:val="16"/>
+              </w:rPr>
+              <w:t xml:space="preserve"> </w:t>
+            </w:r>
+          </w:p>
+          <w:p>
+            <w:pPr>
+              <w:spacing w:before="0" w:after="0" w:line="240" w:lineRule="auto"/>
+              <w:ind w:left="567" w:hanging="567"/>
+            </w:pPr>
+            <w:r>
+              <w:rPr>
+                <w:rFonts w:ascii="Consolas" w:hAnsi="Consolas" w:eastAsia="Consolas"/>
+                <w:b w:val="0"/>
+                <w:color w:val="5B6875"/>
+                <w:sz w:val="16"/>
+              </w:rPr>
+              <w:t xml:space="preserve">   3  </w:t>
+            </w:r>
+            <w:r>
+              <w:rPr>
+                <w:rFonts w:ascii="Consolas" w:hAnsi="Consolas" w:eastAsia="Consolas"/>
+                <w:b w:val="0"/>
+                <w:sz w:val="16"/>
+              </w:rPr>
+              <w:t xml:space="preserve"> </w:t>
+            </w:r>
+          </w:p>
+          <w:p>
+            <w:pPr>
+              <w:spacing w:before="0" w:after="0" w:line="240" w:lineRule="auto"/>
+              <w:ind w:left="567" w:hanging="567"/>
+            </w:pPr>
+            <w:r>
+              <w:rPr>
+                <w:rFonts w:ascii="Consolas" w:hAnsi="Consolas" w:eastAsia="Consolas"/>
+                <w:b w:val="0"/>
+                <w:color w:val="5B6875"/>
+                <w:sz w:val="16"/>
+              </w:rPr>
+              <w:t xml:space="preserve">   4  </w:t>
+            </w:r>
+            <w:r>
+              <w:rPr>
+                <w:rFonts w:ascii="Consolas" w:hAnsi="Consolas" w:eastAsia="Consolas"/>
+                <w:b w:val="0"/>
+                <w:sz w:val="16"/>
+              </w:rPr>
+              <w:t>def parse_params(params: dict[str, str], types: dict[str, type]) -&gt; dict[str, object]:</w:t>
+            </w:r>
+          </w:p>
+          <w:p>
+            <w:pPr>
+              <w:spacing w:before="0" w:after="0" w:line="240" w:lineRule="auto"/>
+              <w:ind w:left="567" w:hanging="567"/>
+            </w:pPr>
+            <w:r>
+              <w:rPr>
+                <w:rFonts w:ascii="Consolas" w:hAnsi="Consolas" w:eastAsia="Consolas"/>
+                <w:b w:val="0"/>
+                <w:color w:val="5B6875"/>
+                <w:sz w:val="16"/>
+              </w:rPr>
+              <w:t xml:space="preserve">   5  </w:t>
+            </w:r>
+            <w:r>
+              <w:rPr>
+                <w:rFonts w:ascii="Consolas" w:hAnsi="Consolas" w:eastAsia="Consolas"/>
+                <w:b w:val="0"/>
+                <w:sz w:val="16"/>
+              </w:rPr>
+              <w:t xml:space="preserve">    """Convert logged string parameters back to their types. Fails on missing or bad values."""</w:t>
+            </w:r>
+          </w:p>
+          <w:p>
+            <w:pPr>
+              <w:spacing w:before="0" w:after="0" w:line="240" w:lineRule="auto"/>
+              <w:ind w:left="567" w:hanging="567"/>
+            </w:pPr>
+            <w:r>
+              <w:rPr>
+                <w:rFonts w:ascii="Consolas" w:hAnsi="Consolas" w:eastAsia="Consolas"/>
+                <w:b w:val="0"/>
+                <w:color w:val="5B6875"/>
+                <w:sz w:val="16"/>
+              </w:rPr>
+              <w:t xml:space="preserve">   6  </w:t>
+            </w:r>
+            <w:r>
+              <w:rPr>
+                <w:rFonts w:ascii="Consolas" w:hAnsi="Consolas" w:eastAsia="Consolas"/>
+                <w:b w:val="0"/>
+                <w:sz w:val="16"/>
+              </w:rPr>
+              <w:t xml:space="preserve">    missing = sorted(set(types) - set(params))</w:t>
+            </w:r>
+          </w:p>
+          <w:p>
+            <w:pPr>
+              <w:spacing w:before="0" w:after="0" w:line="240" w:lineRule="auto"/>
+              <w:ind w:left="567" w:hanging="567"/>
+            </w:pPr>
+            <w:r>
+              <w:rPr>
+                <w:rFonts w:ascii="Consolas" w:hAnsi="Consolas" w:eastAsia="Consolas"/>
+                <w:b w:val="0"/>
+                <w:color w:val="5B6875"/>
+                <w:sz w:val="16"/>
+              </w:rPr>
+              <w:t xml:space="preserve">   7  </w:t>
+            </w:r>
+            <w:r>
+              <w:rPr>
+                <w:rFonts w:ascii="Consolas" w:hAnsi="Consolas" w:eastAsia="Consolas"/>
+                <w:b w:val="0"/>
+                <w:sz w:val="16"/>
+              </w:rPr>
+              <w:t xml:space="preserve">    if missing:</w:t>
+            </w:r>
+          </w:p>
+          <w:p>
+            <w:pPr>
+              <w:spacing w:before="0" w:after="0" w:line="240" w:lineRule="auto"/>
+              <w:ind w:left="567" w:hanging="567"/>
+            </w:pPr>
+            <w:r>
+              <w:rPr>
+                <w:rFonts w:ascii="Consolas" w:hAnsi="Consolas" w:eastAsia="Consolas"/>
+                <w:b/>
+                <w:color w:val="5B6875"/>
+                <w:sz w:val="16"/>
+              </w:rPr>
+              <w:t xml:space="preserve"> [2]  </w:t>
+            </w:r>
+            <w:r>
+              <w:rPr>
+                <w:rFonts w:ascii="Consolas" w:hAnsi="Consolas" w:eastAsia="Consolas"/>
+                <w:b w:val="0"/>
+                <w:sz w:val="16"/>
+              </w:rPr>
+              <w:t xml:space="preserve">        raise KeyError(f"run is missing parameters: {missing}")</w:t>
+            </w:r>
+          </w:p>
+          <w:p>
+            <w:pPr>
+              <w:spacing w:before="0" w:after="0" w:line="240" w:lineRule="auto"/>
+              <w:ind w:left="567" w:hanging="567"/>
+            </w:pPr>
+            <w:r>
+              <w:rPr>
+                <w:rFonts w:ascii="Consolas" w:hAnsi="Consolas" w:eastAsia="Consolas"/>
+                <w:b w:val="0"/>
+                <w:color w:val="5B6875"/>
+                <w:sz w:val="16"/>
+              </w:rPr>
+              <w:t xml:space="preserve">   9  </w:t>
+            </w:r>
+            <w:r>
+              <w:rPr>
+                <w:rFonts w:ascii="Consolas" w:hAnsi="Consolas" w:eastAsia="Consolas"/>
+                <w:b w:val="0"/>
+                <w:sz w:val="16"/>
+              </w:rPr>
+              <w:t xml:space="preserve">    return {key: cast(params[key]) for key, cast in types.items()}</w:t>
+            </w:r>
+          </w:p>
+          <w:p>
+            <w:pPr>
+              <w:spacing w:before="0" w:after="0" w:line="240" w:lineRule="auto"/>
+              <w:ind w:left="567" w:hanging="567"/>
+            </w:pPr>
+            <w:r>
+              <w:rPr>
+                <w:rFonts w:ascii="Consolas" w:hAnsi="Consolas" w:eastAsia="Consolas"/>
+                <w:b w:val="0"/>
+                <w:color w:val="5B6875"/>
+                <w:sz w:val="16"/>
+              </w:rPr>
+              <w:t xml:space="preserve">  10  </w:t>
+            </w:r>
+            <w:r>
+              <w:rPr>
+                <w:rFonts w:ascii="Consolas" w:hAnsi="Consolas" w:eastAsia="Consolas"/>
+                <w:b w:val="0"/>
+                <w:sz w:val="16"/>
+              </w:rPr>
+              <w:t xml:space="preserve"> </w:t>
+            </w:r>
+          </w:p>
+          <w:p>
+            <w:pPr>
+              <w:spacing w:before="0" w:after="0" w:line="240" w:lineRule="auto"/>
+              <w:ind w:left="567" w:hanging="567"/>
+            </w:pPr>
+            <w:r>
+              <w:rPr>
+                <w:rFonts w:ascii="Consolas" w:hAnsi="Consolas" w:eastAsia="Consolas"/>
+                <w:b w:val="0"/>
+                <w:color w:val="5B6875"/>
+                <w:sz w:val="16"/>
+              </w:rPr>
+              <w:t xml:space="preserve">  11  </w:t>
+            </w:r>
+            <w:r>
+              <w:rPr>
+                <w:rFonts w:ascii="Consolas" w:hAnsi="Consolas" w:eastAsia="Consolas"/>
+                <w:b w:val="0"/>
+                <w:sz w:val="16"/>
+              </w:rPr>
+              <w:t xml:space="preserve"> </w:t>
+            </w:r>
+          </w:p>
+          <w:p>
+            <w:pPr>
+              <w:spacing w:before="0" w:after="0" w:line="240" w:lineRule="auto"/>
+              <w:ind w:left="567" w:hanging="567"/>
+            </w:pPr>
+            <w:r>
+              <w:rPr>
+                <w:rFonts w:ascii="Consolas" w:hAnsi="Consolas" w:eastAsia="Consolas"/>
+                <w:b w:val="0"/>
+                <w:color w:val="5B6875"/>
+                <w:sz w:val="16"/>
+              </w:rPr>
+              <w:t xml:space="preserve">  12  </w:t>
+            </w:r>
+            <w:r>
+              <w:rPr>
+                <w:rFonts w:ascii="Consolas" w:hAnsi="Consolas" w:eastAsia="Consolas"/>
+                <w:b w:val="0"/>
+                <w:sz w:val="16"/>
+              </w:rPr>
+              <w:t>def reproduced(logged: float, rerun: float, tol: float = 1e-9) -&gt; bool:</w:t>
+            </w:r>
+          </w:p>
+          <w:p>
+            <w:pPr>
+              <w:spacing w:before="0" w:after="0" w:line="240" w:lineRule="auto"/>
+              <w:ind w:left="567" w:hanging="567"/>
+            </w:pPr>
+            <w:r>
+              <w:rPr>
+                <w:rFonts w:ascii="Consolas" w:hAnsi="Consolas" w:eastAsia="Consolas"/>
+                <w:b w:val="0"/>
+                <w:color w:val="5B6875"/>
+                <w:sz w:val="16"/>
+              </w:rPr>
+              <w:t xml:space="preserve">  13  </w:t>
+            </w:r>
+            <w:r>
+              <w:rPr>
+                <w:rFonts w:ascii="Consolas" w:hAnsi="Consolas" w:eastAsia="Consolas"/>
+                <w:b w:val="0"/>
+                <w:sz w:val="16"/>
+              </w:rPr>
+              <w:t xml:space="preserve">    """True when the rerun metric matches the logged one within tol."""</w:t>
+            </w:r>
+          </w:p>
+          <w:p>
+            <w:pPr>
+              <w:spacing w:before="0" w:after="0" w:line="240" w:lineRule="auto"/>
+              <w:ind w:left="567" w:hanging="567"/>
+            </w:pPr>
+            <w:r>
+              <w:rPr>
+                <w:rFonts w:ascii="Consolas" w:hAnsi="Consolas" w:eastAsia="Consolas"/>
+                <w:b/>
+                <w:color w:val="5B6875"/>
+                <w:sz w:val="16"/>
+              </w:rPr>
+              <w:t xml:space="preserve"> [3]  </w:t>
+            </w:r>
+            <w:r>
+              <w:rPr>
+                <w:rFonts w:ascii="Consolas" w:hAnsi="Consolas" w:eastAsia="Consolas"/>
+                <w:b w:val="0"/>
+                <w:sz w:val="16"/>
+              </w:rPr>
+              <w:t xml:space="preserve">    return abs(logged - rerun) &lt;= tol</w:t>
+            </w:r>
+          </w:p>
+        </w:tc>
+      </w:tr>
+    </w:tbl>
+    <w:p>
+      <w:pPr>
+        <w:pStyle w:val="ListNumber"/>
+      </w:pPr>
+      <w:r>
+        <w:rPr>
+          <w:b/>
+        </w:rPr>
+        <w:t xml:space="preserve">Line 1. </w:t>
+      </w:r>
+      <w:r>
+        <w:rPr>
+          <w:b w:val="0"/>
+          <w:i w:val="0"/>
+        </w:rPr>
+        <w:t>The expected parameters and their types, in one place.</w:t>
+      </w:r>
+    </w:p>
+    <w:p>
+      <w:pPr>
+        <w:pStyle w:val="ListNumber"/>
+      </w:pPr>
+      <w:r>
+        <w:rPr>
+          <w:b/>
+        </w:rPr>
+        <w:t xml:space="preserve">Line 8. </w:t>
+      </w:r>
+      <w:r>
+        <w:rPr>
+          <w:b w:val="0"/>
+          <w:i w:val="0"/>
+        </w:rPr>
+        <w:t>A run without a needed parameter cannot be reproduced. Say so.</w:t>
+      </w:r>
+    </w:p>
+    <w:p>
+      <w:pPr>
+        <w:pStyle w:val="ListNumber"/>
+      </w:pPr>
+      <w:r>
+        <w:rPr>
+          <w:b/>
+        </w:rPr>
+        <w:t xml:space="preserve">Line 14. </w:t>
+      </w:r>
+      <w:r>
+        <w:rPr>
+          <w:b w:val="0"/>
+          <w:i w:val="0"/>
+        </w:rPr>
+        <w:t>An explicit tolerance, recorded with the check.</w:t>
+      </w:r>
+    </w:p>
+    <w:p>
+      <w:r>
+        <w:rPr>
+          <w:b w:val="0"/>
+          <w:i w:val="0"/>
+        </w:rPr>
+        <w:t>Code from the commit, environment from the lock, data checked by hash, settings converted back to types, metric compared within a tolerance.</w:t>
+      </w:r>
+    </w:p>
+    <w:p>
+      <w:pPr>
+        <w:pStyle w:val="Heading4"/>
+      </w:pPr>
+      <w:r>
+        <w:t>Recap card</w:t>
+      </w:r>
+    </w:p>
+    <w:p>
+      <w:pPr>
+        <w:pStyle w:val="ListBullet"/>
+      </w:pPr>
+      <w:r>
+        <w:rPr>
+          <w:b/>
+          <w:i w:val="0"/>
+        </w:rPr>
+        <w:t>Reproduce a run</w:t>
+      </w:r>
+      <w:r>
+        <w:rPr>
+          <w:b w:val="0"/>
+          <w:i w:val="0"/>
+        </w:rPr>
+        <w:t xml:space="preserve"> Commit, environment from lock, data verified by hash, typed params, rerun, compare within tolerance.</w:t>
+      </w:r>
+    </w:p>
+    <w:p>
+      <w:pPr>
+        <w:pStyle w:val="ListBullet"/>
+      </w:pPr>
+      <w:r>
+        <w:rPr>
+          <w:b/>
+          <w:i w:val="0"/>
+        </w:rPr>
+        <w:t>Parameters from mlflow.get_run</w:t>
+      </w:r>
+      <w:r>
+        <w:rPr>
+          <w:b w:val="0"/>
+          <w:i w:val="0"/>
+        </w:rPr>
+        <w:t xml:space="preserve"> Strings. Convert with the expected types before use.</w:t>
+      </w:r>
+    </w:p>
+    <w:p>
+      <w:pPr>
+        <w:pStyle w:val="ListBullet"/>
+      </w:pPr>
+      <w:r>
+        <w:rPr>
+          <w:b/>
+          <w:i w:val="0"/>
+        </w:rPr>
+        <w:t>Model dependencies</w:t>
+      </w:r>
+      <w:r>
+        <w:rPr>
+          <w:b w:val="0"/>
+          <w:i w:val="0"/>
+        </w:rPr>
+        <w:t xml:space="preserve"> mlflow.pyfunc.get_model_dependencies(model_uri) returns the path to requirements.txt.</w:t>
+      </w:r>
+    </w:p>
+    <w:p>
+      <w:pPr>
+        <w:pStyle w:val="ListBullet"/>
+      </w:pPr>
+      <w:r>
+        <w:rPr>
+          <w:b/>
+          <w:i w:val="0"/>
+        </w:rPr>
+        <w:t>Rerun differs beyond tolerance</w:t>
+      </w:r>
+      <w:r>
+        <w:rPr>
+          <w:b w:val="0"/>
+          <w:i w:val="0"/>
+        </w:rPr>
+        <w:t xml:space="preserve"> Something that changes results was not logged. Find it and log it.</w:t>
+      </w:r>
+    </w:p>
+    <w:p>
+      <w:pPr>
+        <w:pStyle w:val="Heading4"/>
+      </w:pPr>
+      <w:r>
+        <w:t>Practice</w:t>
+      </w:r>
+    </w:p>
+    <w:p>
+      <w:pPr>
+        <w:pStyle w:val="Heading5"/>
+      </w:pPr>
+      <w:r>
+        <w:t>Exercise 1. Multiple choice (level 1)</w:t>
+      </w:r>
+    </w:p>
+    <w:p>
+      <w:r>
+        <w:rPr>
+          <w:b w:val="0"/>
+          <w:i w:val="0"/>
+        </w:rPr>
+        <w:t xml:space="preserve">You are reproducing a run. The input file's SHA-256 differs from the logged </w:t>
+      </w:r>
+      <w:r>
+        <w:rPr>
+          <w:rFonts w:ascii="Consolas" w:hAnsi="Consolas" w:eastAsia="Consolas"/>
+          <w:b w:val="0"/>
+          <w:sz w:val="19"/>
+        </w:rPr>
+        <w:t>input_sha256</w:t>
+      </w:r>
+      <w:r>
+        <w:rPr>
+          <w:b w:val="0"/>
+          <w:i w:val="0"/>
+        </w:rPr>
+        <w:t>. What next?</w:t>
+      </w:r>
+    </w:p>
+    <w:p>
+      <w:pPr>
+        <w:pStyle w:val="ListBullet"/>
+      </w:pPr>
+      <w:r>
+        <w:rPr>
+          <w:b w:val="0"/>
+          <w:i w:val="0"/>
+        </w:rPr>
+        <w:t>a) Continue. The file name is the same.</w:t>
+      </w:r>
+    </w:p>
+    <w:p>
+      <w:pPr>
+        <w:pStyle w:val="ListBullet"/>
+      </w:pPr>
+      <w:r>
+        <w:rPr>
+          <w:b w:val="0"/>
+          <w:i w:val="0"/>
+        </w:rPr>
+        <w:t>b) Stop. You would be reproducing on different data. Find the original input.</w:t>
+      </w:r>
+    </w:p>
+    <w:p>
+      <w:pPr>
+        <w:pStyle w:val="ListBullet"/>
+      </w:pPr>
+      <w:r>
+        <w:rPr>
+          <w:b w:val="0"/>
+          <w:i w:val="0"/>
+        </w:rPr>
+        <w:t>c) Update the logged tag to the new hash.</w:t>
+      </w:r>
+    </w:p>
+    <w:p>
+      <w:pPr>
+        <w:pStyle w:val="ListBullet"/>
+      </w:pPr>
+      <w:r>
+        <w:rPr>
+          <w:b w:val="0"/>
+          <w:i w:val="0"/>
+        </w:rPr>
+        <w:t>d) Rerun twice and average.</w:t>
+      </w:r>
+    </w:p>
+    <w:p>
+      <w:r>
+        <w:rPr>
+          <w:b/>
+          <w:i w:val="0"/>
+        </w:rPr>
+        <w:t>Why?</w:t>
+      </w:r>
+    </w:p>
+    <w:p>
+      <w:pPr>
+        <w:pStyle w:val="ListBullet"/>
+      </w:pPr>
+      <w:r>
+        <w:rPr>
+          <w:b w:val="0"/>
+          <w:i w:val="0"/>
+        </w:rPr>
+        <w:t>r1) Any changed byte changes the hash, so the data is not the data the run used.</w:t>
+      </w:r>
+    </w:p>
+    <w:p>
+      <w:pPr>
+        <w:pStyle w:val="ListBullet"/>
+      </w:pPr>
+      <w:r>
+        <w:rPr>
+          <w:b w:val="0"/>
+          <w:i w:val="0"/>
+        </w:rPr>
+        <w:t>r2) Hashes are unreliable.</w:t>
+      </w:r>
+    </w:p>
+    <w:p>
+      <w:pPr>
+        <w:pStyle w:val="Heading5"/>
+      </w:pPr>
+      <w:r>
+        <w:t>Exercise 2. Predict the output (level 2)</w:t>
+      </w:r>
+    </w:p>
+    <w:p>
+      <w:r>
+        <w:rPr>
+          <w:b w:val="0"/>
+          <w:i w:val="0"/>
+        </w:rPr>
+        <w:t>Logged parameters come back as strings. What does this print?</w:t>
+      </w:r>
+    </w:p>
+    <w:tbl>
+      <w:tblPr>
+        <w:tblW w:type="auto" w:w="0"/>
+        <w:jc w:val="left"/>
+        <w:tblLook w:firstColumn="1" w:firstRow="1" w:lastColumn="0" w:lastRow="0" w:noHBand="0" w:noVBand="1" w:val="04A0"/>
+      </w:tblPr>
+      <w:tblGrid>
+        <w:gridCol w:w="8221"/>
+      </w:tblGrid>
+      <w:tr>
+        <w:tc>
+          <w:tcPr>
+            <w:tcW w:type="dxa" w:w="8221"/>
+            <w:shd w:val="clear" w:color="auto" w:fill="F2F4F7"/>
+          </w:tcPr>
+          <w:p>
+            <w:pPr>
+              <w:spacing w:before="0" w:after="0" w:line="240" w:lineRule="auto"/>
+              <w:ind w:left="567" w:hanging="567"/>
+            </w:pPr>
+            <w:r>
+              <w:rPr>
+                <w:rFonts w:ascii="Consolas" w:hAnsi="Consolas" w:eastAsia="Consolas"/>
+                <w:b w:val="0"/>
+                <w:color w:val="5B6875"/>
+                <w:sz w:val="16"/>
+              </w:rPr>
+              <w:t xml:space="preserve">   1  </w:t>
+            </w:r>
+            <w:r>
+              <w:rPr>
+                <w:rFonts w:ascii="Consolas" w:hAnsi="Consolas" w:eastAsia="Consolas"/>
+                <w:b w:val="0"/>
+                <w:sz w:val="16"/>
+              </w:rPr>
+              <w:t>params = {"C": "1.0", "seed": "7"}</w:t>
+            </w:r>
+          </w:p>
+          <w:p>
+            <w:pPr>
+              <w:spacing w:before="0" w:after="0" w:line="240" w:lineRule="auto"/>
+              <w:ind w:left="567" w:hanging="567"/>
+            </w:pPr>
+            <w:r>
+              <w:rPr>
+                <w:rFonts w:ascii="Consolas" w:hAnsi="Consolas" w:eastAsia="Consolas"/>
                 <w:b w:val="0"/>
                 <w:color w:val="5B6875"/>
                 <w:sz w:val="16"/>
@@ -5741,6 +6244,194 @@
         <w:t>.</w:t>
       </w:r>
     </w:p>
+    <w:p>
+      <w:r>
+        <w:rPr>
+          <w:b w:val="0"/>
+          <w:i w:val="0"/>
+        </w:rPr>
+        <w:t>Your code must pass these checks:</w:t>
+      </w:r>
+    </w:p>
+    <w:p>
+      <w:pPr>
+        <w:pStyle w:val="ListBullet"/>
+      </w:pPr>
+      <w:r>
+        <w:rPr>
+          <w:b w:val="0"/>
+          <w:i w:val="0"/>
+        </w:rPr>
+        <w:t>Convert each logged string with its type.</w:t>
+      </w:r>
+    </w:p>
+    <w:p>
+      <w:pPr>
+        <w:pStyle w:val="ListBullet"/>
+      </w:pPr>
+      <w:r>
+        <w:rPr>
+          <w:b w:val="0"/>
+          <w:i w:val="0"/>
+        </w:rPr>
+        <w:t>Missing parameters must raise KeyError naming all of them.</w:t>
+      </w:r>
+    </w:p>
+    <w:p>
+      <w:pPr>
+        <w:pStyle w:val="ListBullet"/>
+      </w:pPr>
+      <w:r>
+        <w:rPr>
+          <w:b w:val="0"/>
+          <w:i w:val="0"/>
+        </w:rPr>
+        <w:t>Ignore extra keys, and let a bad value raise ValueError.</w:t>
+      </w:r>
+    </w:p>
+    <w:p>
+      <w:r>
+        <w:rPr>
+          <w:b w:val="0"/>
+          <w:i w:val="0"/>
+        </w:rPr>
+        <w:t>Shape of the answer. The reference solution defines these names. Write the bodies yourself.</w:t>
+      </w:r>
+    </w:p>
+    <w:tbl>
+      <w:tblPr>
+        <w:tblW w:type="auto" w:w="0"/>
+        <w:jc w:val="left"/>
+        <w:tblLook w:firstColumn="1" w:firstRow="1" w:lastColumn="0" w:lastRow="0" w:noHBand="0" w:noVBand="1" w:val="04A0"/>
+      </w:tblPr>
+      <w:tblGrid>
+        <w:gridCol w:w="8221"/>
+      </w:tblGrid>
+      <w:tr>
+        <w:tc>
+          <w:tcPr>
+            <w:tcW w:type="dxa" w:w="8221"/>
+            <w:shd w:val="clear" w:color="auto" w:fill="F2F4F7"/>
+          </w:tcPr>
+          <w:p>
+            <w:pPr>
+              <w:spacing w:before="0" w:after="0" w:line="240" w:lineRule="auto"/>
+              <w:ind w:left="567" w:hanging="567"/>
+            </w:pPr>
+            <w:r>
+              <w:rPr>
+                <w:rFonts w:ascii="Consolas" w:hAnsi="Consolas" w:eastAsia="Consolas"/>
+                <w:b w:val="0"/>
+                <w:color w:val="5B6875"/>
+                <w:sz w:val="16"/>
+              </w:rPr>
+              <w:t xml:space="preserve">   1  </w:t>
+            </w:r>
+            <w:r>
+              <w:rPr>
+                <w:rFonts w:ascii="Consolas" w:hAnsi="Consolas" w:eastAsia="Consolas"/>
+                <w:b w:val="0"/>
+                <w:sz w:val="16"/>
+              </w:rPr>
+              <w:t># Convert logged string parameters back to their types.</w:t>
+            </w:r>
+          </w:p>
+          <w:p>
+            <w:pPr>
+              <w:spacing w:before="0" w:after="0" w:line="240" w:lineRule="auto"/>
+              <w:ind w:left="567" w:hanging="567"/>
+            </w:pPr>
+            <w:r>
+              <w:rPr>
+                <w:rFonts w:ascii="Consolas" w:hAnsi="Consolas" w:eastAsia="Consolas"/>
+                <w:b w:val="0"/>
+                <w:color w:val="5B6875"/>
+                <w:sz w:val="16"/>
+              </w:rPr>
+              <w:t xml:space="preserve">   2  </w:t>
+            </w:r>
+            <w:r>
+              <w:rPr>
+                <w:rFonts w:ascii="Consolas" w:hAnsi="Consolas" w:eastAsia="Consolas"/>
+                <w:b w:val="0"/>
+                <w:sz w:val="16"/>
+              </w:rPr>
+              <w:t>def parse_params(</w:t>
+            </w:r>
+          </w:p>
+          <w:p>
+            <w:pPr>
+              <w:spacing w:before="0" w:after="0" w:line="240" w:lineRule="auto"/>
+              <w:ind w:left="567" w:hanging="567"/>
+            </w:pPr>
+            <w:r>
+              <w:rPr>
+                <w:rFonts w:ascii="Consolas" w:hAnsi="Consolas" w:eastAsia="Consolas"/>
+                <w:b w:val="0"/>
+                <w:color w:val="5B6875"/>
+                <w:sz w:val="16"/>
+              </w:rPr>
+              <w:t xml:space="preserve">   3  </w:t>
+            </w:r>
+            <w:r>
+              <w:rPr>
+                <w:rFonts w:ascii="Consolas" w:hAnsi="Consolas" w:eastAsia="Consolas"/>
+                <w:b w:val="0"/>
+                <w:sz w:val="16"/>
+              </w:rPr>
+              <w:t xml:space="preserve">    params: dict[str, str],</w:t>
+            </w:r>
+          </w:p>
+          <w:p>
+            <w:pPr>
+              <w:spacing w:before="0" w:after="0" w:line="240" w:lineRule="auto"/>
+              <w:ind w:left="567" w:hanging="567"/>
+            </w:pPr>
+            <w:r>
+              <w:rPr>
+                <w:rFonts w:ascii="Consolas" w:hAnsi="Consolas" w:eastAsia="Consolas"/>
+                <w:b w:val="0"/>
+                <w:color w:val="5B6875"/>
+                <w:sz w:val="16"/>
+              </w:rPr>
+              <w:t xml:space="preserve">   4  </w:t>
+            </w:r>
+            <w:r>
+              <w:rPr>
+                <w:rFonts w:ascii="Consolas" w:hAnsi="Consolas" w:eastAsia="Consolas"/>
+                <w:b w:val="0"/>
+                <w:sz w:val="16"/>
+              </w:rPr>
+              <w:t xml:space="preserve">    types: dict[str, type],</w:t>
+            </w:r>
+          </w:p>
+          <w:p>
+            <w:pPr>
+              <w:spacing w:before="0" w:after="0" w:line="240" w:lineRule="auto"/>
+              <w:ind w:left="567" w:hanging="567"/>
+            </w:pPr>
+            <w:r>
+              <w:rPr>
+                <w:rFonts w:ascii="Consolas" w:hAnsi="Consolas" w:eastAsia="Consolas"/>
+                <w:b w:val="0"/>
+                <w:color w:val="5B6875"/>
+                <w:sz w:val="16"/>
+              </w:rPr>
+              <w:t xml:space="preserve">   5  </w:t>
+            </w:r>
+            <w:r>
+              <w:rPr>
+                <w:rFonts w:ascii="Consolas" w:hAnsi="Consolas" w:eastAsia="Consolas"/>
+                <w:b w:val="0"/>
+                <w:sz w:val="16"/>
+              </w:rPr>
+              <w:t>) -&gt; dict[str, object]: ...</w:t>
+            </w:r>
+          </w:p>
+        </w:tc>
+      </w:tr>
+    </w:tbl>
+    <w:p/>
     <w:p>
       <w:r>
         <w:rPr>

--- a/site/downloads/handbook-B14.docx
+++ b/site/downloads/handbook-B14.docx
@@ -1559,6 +1559,47 @@
         <w:t>What happens? (MLflow 3.16)</w:t>
       </w:r>
     </w:p>
+    <w:p>
+      <w:r>
+        <w:rPr>
+          <w:b/>
+          <w:i w:val="0"/>
+        </w:rPr>
+        <w:t>What you need to know.</w:t>
+      </w:r>
+    </w:p>
+    <w:p>
+      <w:r>
+        <w:rPr>
+          <w:rFonts w:ascii="Consolas" w:hAnsi="Consolas" w:eastAsia="Consolas"/>
+          <w:b w:val="0"/>
+          <w:sz w:val="19"/>
+        </w:rPr>
+        <w:t>mlflow.log_param(key, value)</w:t>
+      </w:r>
+      <w:r>
+        <w:rPr>
+          <w:b w:val="0"/>
+          <w:i w:val="0"/>
+        </w:rPr>
+        <w:t xml:space="preserve"> logs one parameter to the active run. </w:t>
+      </w:r>
+      <w:r>
+        <w:rPr>
+          <w:rFonts w:ascii="Consolas" w:hAnsi="Consolas" w:eastAsia="Consolas"/>
+          <w:b w:val="0"/>
+          <w:sz w:val="19"/>
+        </w:rPr>
+        <w:t>mlflow.log_params({...})</w:t>
+      </w:r>
+      <w:r>
+        <w:rPr>
+          <w:b w:val="0"/>
+          <w:i w:val="0"/>
+        </w:rPr>
+        <w:t>, from the concept, logs several at once. Both write to the same parameter store, so the concept's rules about parameters apply to each call.</w:t>
+      </w:r>
+    </w:p>
     <w:tbl>
       <w:tblPr>
         <w:tblW w:type="auto" w:w="0"/>
@@ -1716,6 +1757,114 @@
           <w:sz w:val="19"/>
         </w:rPr>
         <w:t>model</w:t>
+      </w:r>
+      <w:r>
+        <w:rPr>
+          <w:b w:val="0"/>
+          <w:i w:val="0"/>
+        </w:rPr>
+        <w:t>.</w:t>
+      </w:r>
+    </w:p>
+    <w:p>
+      <w:r>
+        <w:rPr>
+          <w:b/>
+          <w:i w:val="0"/>
+        </w:rPr>
+        <w:t>What you need to know.</w:t>
+      </w:r>
+    </w:p>
+    <w:p>
+      <w:r>
+        <w:rPr>
+          <w:b w:val="0"/>
+          <w:i w:val="0"/>
+        </w:rPr>
+        <w:t xml:space="preserve">Each plural MLflow call has a singular form for one item: </w:t>
+      </w:r>
+      <w:r>
+        <w:rPr>
+          <w:rFonts w:ascii="Consolas" w:hAnsi="Consolas" w:eastAsia="Consolas"/>
+          <w:b w:val="0"/>
+          <w:sz w:val="19"/>
+        </w:rPr>
+        <w:t>log_params</w:t>
+      </w:r>
+      <w:r>
+        <w:rPr>
+          <w:b w:val="0"/>
+          <w:i w:val="0"/>
+        </w:rPr>
+        <w:t xml:space="preserve"> and </w:t>
+      </w:r>
+      <w:r>
+        <w:rPr>
+          <w:rFonts w:ascii="Consolas" w:hAnsi="Consolas" w:eastAsia="Consolas"/>
+          <w:b w:val="0"/>
+          <w:sz w:val="19"/>
+        </w:rPr>
+        <w:t>log_param(key, value)</w:t>
+      </w:r>
+      <w:r>
+        <w:rPr>
+          <w:b w:val="0"/>
+          <w:i w:val="0"/>
+        </w:rPr>
+        <w:t xml:space="preserve">, </w:t>
+      </w:r>
+      <w:r>
+        <w:rPr>
+          <w:rFonts w:ascii="Consolas" w:hAnsi="Consolas" w:eastAsia="Consolas"/>
+          <w:b w:val="0"/>
+          <w:sz w:val="19"/>
+        </w:rPr>
+        <w:t>log_metrics</w:t>
+      </w:r>
+      <w:r>
+        <w:rPr>
+          <w:b w:val="0"/>
+          <w:i w:val="0"/>
+        </w:rPr>
+        <w:t xml:space="preserve"> and </w:t>
+      </w:r>
+      <w:r>
+        <w:rPr>
+          <w:rFonts w:ascii="Consolas" w:hAnsi="Consolas" w:eastAsia="Consolas"/>
+          <w:b w:val="0"/>
+          <w:sz w:val="19"/>
+        </w:rPr>
+        <w:t>log_metric(key, value)</w:t>
+      </w:r>
+      <w:r>
+        <w:rPr>
+          <w:b w:val="0"/>
+          <w:i w:val="0"/>
+        </w:rPr>
+        <w:t xml:space="preserve">, </w:t>
+      </w:r>
+      <w:r>
+        <w:rPr>
+          <w:rFonts w:ascii="Consolas" w:hAnsi="Consolas" w:eastAsia="Consolas"/>
+          <w:b w:val="0"/>
+          <w:sz w:val="19"/>
+        </w:rPr>
+        <w:t>set_tags</w:t>
+      </w:r>
+      <w:r>
+        <w:rPr>
+          <w:b w:val="0"/>
+          <w:i w:val="0"/>
+        </w:rPr>
+        <w:t xml:space="preserve"> and </w:t>
+      </w:r>
+      <w:r>
+        <w:rPr>
+          <w:rFonts w:ascii="Consolas" w:hAnsi="Consolas" w:eastAsia="Consolas"/>
+          <w:b w:val="0"/>
+          <w:sz w:val="19"/>
+        </w:rPr>
+        <w:t>set_tag(key, value)</w:t>
       </w:r>
       <w:r>
         <w:rPr>

--- a/site/downloads/handbook-B14.docx
+++ b/site/downloads/handbook-B14.docx
@@ -6847,6 +6847,15 @@
           <w:i w:val="0"/>
         </w:rPr>
         <w:t>☐ Tests cover edge cases, including empty inputs and zeros.</w:t>
+      </w:r>
+    </w:p>
+    <w:p>
+      <w:r>
+        <w:rPr>
+          <w:b w:val="0"/>
+          <w:i w:val="0"/>
+        </w:rPr>
+        <w:t>☐ Tests use fixtures and parametrize, compare numbers with stated tolerances, isolate I/O, and run with coverage in CI.</w:t>
       </w:r>
     </w:p>
     <w:p>
